--- a/docs/BRD_E1-TMA.docx
+++ b/docs/BRD_E1-TMA.docx
@@ -4,7 +4,7 @@
   <w:body>
     <w:p>
       <w:pPr>
-        <w:spacing w:before="600"/>
+        <w:spacing w:before="400"/>
       </w:pPr>
       <w:r>
         <w:t xml:space="preserve"/>
@@ -20,8 +20,8 @@
           <w:b/>
           <w:bCs/>
           <w:color w:val="1E3A5F"/>
-          <w:sz w:val="48"/>
-          <w:szCs w:val="48"/>
+          <w:sz w:val="44"/>
+          <w:szCs w:val="44"/>
         </w:rPr>
         <w:t xml:space="preserve">BUSINESS REQUIREMENT DOCUMENT</w:t>
       </w:r>
@@ -44,15 +44,29 @@
           <w:i/>
           <w:iCs/>
           <w:color w:val="2563EB"/>
-          <w:sz w:val="32"/>
-          <w:szCs w:val="32"/>
-        </w:rPr>
-        <w:t xml:space="preserve">E1-TMA — IT Asset Inventory Telegram Mini App</w:t>
-      </w:r>
-    </w:p>
-    <w:p>
-      <w:pPr>
-        <w:spacing w:before="400"/>
+          <w:sz w:val="28"/>
+          <w:szCs w:val="28"/>
+        </w:rPr>
+        <w:t xml:space="preserve">E1-TMA — Field Asset Management Companion for Odoo ERP</w:t>
+      </w:r>
+    </w:p>
+    <w:p>
+      <w:pPr>
+        <w:jc w:val="center"/>
+      </w:pPr>
+      <w:r>
+        <w:rPr>
+          <w:rFonts w:ascii="Calibri" w:cs="Calibri" w:eastAsia="Calibri" w:hAnsi="Calibri"/>
+          <w:color w:val="64748B"/>
+          <w:sz w:val="22"/>
+          <w:szCs w:val="22"/>
+        </w:rPr>
+        <w:t xml:space="preserve">(Telegram Mini App untuk Pengelolaan Aset Cadangan &amp; Inventaris Lapangan)</w:t>
+      </w:r>
+    </w:p>
+    <w:p>
+      <w:pPr>
+        <w:spacing w:before="300"/>
       </w:pPr>
       <w:r>
         <w:t xml:space="preserve"/>
@@ -186,7 +200,7 @@
                 <w:sz w:val="20"/>
                 <w:szCs w:val="20"/>
               </w:rPr>
-              <w:t xml:space="preserve">E1-TMA — Enterprise IT Asset Inventory Telegram Mini App</w:t>
+              <w:t xml:space="preserve">E1-TMA — Field Operational Companion for Odoo Asset Inventory</w:t>
             </w:r>
           </w:p>
         </w:tc>
@@ -218,7 +232,7 @@
                 <w:sz w:val="20"/>
                 <w:szCs w:val="20"/>
               </w:rPr>
-              <w:t xml:space="preserve">1.1 (Updated Post-Refactoring &amp; Lifecycle Enhancement)</w:t>
+              <w:t xml:space="preserve">2.0 (Comprehensive Enterprise &amp; Odoo Synchronization Architecture)</w:t>
             </w:r>
           </w:p>
         </w:tc>
@@ -308,7 +322,7 @@
                 <w:sz w:val="20"/>
                 <w:szCs w:val="20"/>
               </w:rPr>
-              <w:t xml:space="preserve">Dibuat Oleh</w:t>
+              <w:t xml:space="preserve">Penyusun</w:t>
             </w:r>
           </w:p>
         </w:tc>
@@ -346,7 +360,7 @@
         <w:spacing w:after="200" w:before="400"/>
       </w:pPr>
       <w:r>
-        <w:t xml:space="preserve">1. Pendahuluan</w:t>
+        <w:t xml:space="preserve">1. Eksekutif &amp; Konsep Dasar Sistem</w:t>
       </w:r>
     </w:p>
     <w:p>
@@ -359,24 +373,20 @@
           <w:sz w:val="22"/>
           <w:szCs w:val="22"/>
         </w:rPr>
-        <w:t xml:space="preserve">Dokumen ini merupakan Business Requirement Document (BRD) Versi 1.1 untuk sistem E1-TMA (Enterprise IT Asset Inventory Telegram Mini App). Dokumen ini merinci secara komprehensif seluruh kebutuhan fungsional, non-fungsional, arsitektur teknis, aturan bisnis (business rules), serta alur kerja (workflows) transaksi aset yang telah diimplementasikan dan disempurnakan pada sistem per 27 Agustus 2026.</w:t>
-      </w:r>
-    </w:p>
-    <w:p>
-      <w:pPr>
-        <w:spacing w:before="100"/>
-      </w:pPr>
-      <w:r>
-        <w:t xml:space="preserve"/>
-      </w:r>
-    </w:p>
-    <w:p>
-      <w:pPr>
-        <w:pStyle w:val="Heading2"/>
-        <w:spacing w:after="120" w:before="300"/>
-      </w:pPr>
-      <w:r>
-        <w:t xml:space="preserve">1.1 Tujuan Dokumen</w:t>
+        <w:t xml:space="preserve">Sistem E1-TMA (Enterprise IT Asset Inventory Telegram Mini App) dirancang dan dibangun sebagai aplikasi pendamping operasional lapangan (Field Operational Companion) bagi sistem ERP utama perusahaan, yaitu Odoo ERP.</w:t>
+      </w:r>
+    </w:p>
+    <w:p>
+      <w:pPr>
+        <w:spacing w:after="60" w:before="60"/>
+      </w:pPr>
+      <w:r>
+        <w:rPr>
+          <w:rFonts w:ascii="Calibri" w:cs="Calibri" w:eastAsia="Calibri" w:hAnsi="Calibri"/>
+          <w:sz w:val="22"/>
+          <w:szCs w:val="22"/>
+        </w:rPr>
+        <w:t xml:space="preserve">Dalam arsitektur tata kelola teknologi informasi perusahaan:</w:t>
       </w:r>
     </w:p>
     <w:p>
@@ -394,7 +404,7 @@
           <w:sz w:val="22"/>
           <w:szCs w:val="22"/>
         </w:rPr>
-        <w:t xml:space="preserve">Mendokumentasikan spesifikasi fungsional dan teknis aplikasi terkini secara menyeluruh.</w:t>
+        <w:t xml:space="preserve">1. Odoo ERP diposisikan sebagai System of Record (Pusat Pembukuan &amp; Master Induk) untuk kepatuhan akuntansi, aset finansial, dan audit korporasi pusat.</w:t>
       </w:r>
     </w:p>
     <w:p>
@@ -412,7 +422,59 @@
           <w:sz w:val="22"/>
           <w:szCs w:val="22"/>
         </w:rPr>
-        <w:t xml:space="preserve">Menjadi standar acuan (baseline) untuk pengujian (Quality Assurance), audit kepatuhan IT, dan serah terima sistem.</w:t>
+        <w:t xml:space="preserve">2. E1-TMA diposisikan sebagai System of Engagement (Aplikasi Eksekusi Lapangan) yang memberikan antarmuka ultra-ringan, interaktif, dan mobile-first bagi tim teknisi gudang regional serta staf toko/cabang yang tersebar di 2.000+ lokasi.</w:t>
+      </w:r>
+    </w:p>
+    <w:p>
+      <w:pPr>
+        <w:spacing w:after="60" w:before="60"/>
+      </w:pPr>
+      <w:r>
+        <w:rPr>
+          <w:rFonts w:ascii="Calibri" w:cs="Calibri" w:eastAsia="Calibri" w:hAnsi="Calibri"/>
+          <w:sz w:val="22"/>
+          <w:szCs w:val="22"/>
+        </w:rPr>
+        <w:t xml:space="preserve">E1-TMA mengatasi jurang pemisah (gap) antara antarmuka Odoo yang berorientasi desktop/back-office dengan kebutuhan nyata di lapangan yang menuntut kecepatan pemindaian barcode dengan kamera ponsel, persetujuan cepat melalui obrolan Telegram, serta pemantauan ketat atas sirkulasi unit cadangan (backup unit loan lifecycle).</w:t>
+      </w:r>
+    </w:p>
+    <w:p>
+      <w:r>
+        <w:br w:type="page"/>
+      </w:r>
+    </w:p>
+    <w:p>
+      <w:pPr>
+        <w:pStyle w:val="Heading1"/>
+        <w:pBdr>
+          <w:bottom w:val="single" w:color="2563EB" w:sz="8" w:space="6"/>
+        </w:pBdr>
+        <w:spacing w:after="200" w:before="400"/>
+      </w:pPr>
+      <w:r>
+        <w:t xml:space="preserve">2. Latar Belakang: Mengapa E1-TMA Dibangun?</w:t>
+      </w:r>
+    </w:p>
+    <w:p>
+      <w:pPr>
+        <w:pStyle w:val="Heading2"/>
+        <w:spacing w:after="120" w:before="300"/>
+      </w:pPr>
+      <w:r>
+        <w:t xml:space="preserve">2.1 Kondisi Awal: Keterbatasan Odoo di Operasional Lapangan</w:t>
+      </w:r>
+    </w:p>
+    <w:p>
+      <w:pPr>
+        <w:spacing w:after="60" w:before="60"/>
+      </w:pPr>
+      <w:r>
+        <w:rPr>
+          <w:rFonts w:ascii="Calibri" w:cs="Calibri" w:eastAsia="Calibri" w:hAnsi="Calibri"/>
+          <w:sz w:val="22"/>
+          <w:szCs w:val="22"/>
+        </w:rPr>
+        <w:t xml:space="preserve">Pada awalnya, seluruh pendataan inventaris aset TI mengandalkan sistem Odoo. Meskipun Odoo sangat kuat untuk pencatatan tingkat korporat, tim lapangan menghadapi berbagai hambatan praktis:</w:t>
       </w:r>
     </w:p>
     <w:p>
@@ -430,24 +492,7 @@
           <w:sz w:val="22"/>
           <w:szCs w:val="22"/>
         </w:rPr>
-        <w:t xml:space="preserve">Menjadi panduan operasional bagi Tim IT Pusat (HQ), Admin Regional, dan Tim Lapangan (Toko/Cabang).</w:t>
-      </w:r>
-    </w:p>
-    <w:p>
-      <w:pPr>
-        <w:spacing w:before="100"/>
-      </w:pPr>
-      <w:r>
-        <w:t xml:space="preserve"/>
-      </w:r>
-    </w:p>
-    <w:p>
-      <w:pPr>
-        <w:pStyle w:val="Heading2"/>
-        <w:spacing w:after="120" w:before="300"/>
-      </w:pPr>
-      <w:r>
-        <w:t xml:space="preserve">1.2 Audiens Dokumen</w:t>
+        <w:t xml:space="preserve">Kurang Mobile-Friendly untuk Staf Toko: Mengakses Odoo melalui browser smartphone di toko sangat tidak praktis, membutuhkan login yang kompleks, memuat halaman yang berat, dan memiliki kurva pembelajaran (learning curve) yang tinggi bagi staf cabang.</w:t>
       </w:r>
     </w:p>
     <w:p>
@@ -465,7 +510,7 @@
           <w:sz w:val="22"/>
           <w:szCs w:val="22"/>
         </w:rPr>
-        <w:t xml:space="preserve">Direksi &amp; Manajemen Teknologi Informasi</w:t>
+        <w:t xml:space="preserve">Ketiadaan Pemindai Barcode Kamera Bawaan yang Praktis: Odoo membutuhkan perangkat keras pemindai (barcode scanner) fisik atau terminal industri khusus (PDT) yang mahal. Tidak memungkinkan menyediakan alat scanner fisik di ribuan toko hanya untuk kebutuhan insidental.</w:t>
       </w:r>
     </w:p>
     <w:p>
@@ -483,7 +528,7 @@
           <w:sz w:val="22"/>
           <w:szCs w:val="22"/>
         </w:rPr>
-        <w:t xml:space="preserve">IT Asset Manager &amp; IT Regional Coordinator</w:t>
+        <w:t xml:space="preserve">Ketiadaan Alur Khusus Sirkulasi Mesin Backup: Odoo mencatat perpindahan stok secara generik, namun tidak memiliki workflow terpandu untuk pinjam-pakai darurat unit backup (seperti: masa tenggang 14 hari, hitung mundur jatuh tempo, peringatan otomatis H-3, eskalasi visual OVERDUE, dan verifikasi kondisi fisik saat retur).</w:t>
       </w:r>
     </w:p>
     <w:p>
@@ -501,7 +546,37 @@
           <w:sz w:val="22"/>
           <w:szCs w:val="22"/>
         </w:rPr>
-        <w:t xml:space="preserve">Tim Pengembang Perangkat Lunak (Software Engineering Team)</w:t>
+        <w:t xml:space="preserve">Komunikasi Persetujuan yang Lambat: Notifikasi persetujuan mutasi di Odoo berbasis email atau harus membuka modul web Odoo, sehingga respon Admin IT lambat saat toko mengalami keadaan darurat mesin kasir/PC mati.</w:t>
+      </w:r>
+    </w:p>
+    <w:p>
+      <w:pPr>
+        <w:spacing w:before="100"/>
+      </w:pPr>
+      <w:r>
+        <w:t xml:space="preserve"/>
+      </w:r>
+    </w:p>
+    <w:p>
+      <w:pPr>
+        <w:pStyle w:val="Heading2"/>
+        <w:spacing w:after="120" w:before="300"/>
+      </w:pPr>
+      <w:r>
+        <w:t xml:space="preserve">2.2 Peran E1-TMA: Tangan Panjang Odoo di Garis Depan</w:t>
+      </w:r>
+    </w:p>
+    <w:p>
+      <w:pPr>
+        <w:spacing w:after="60" w:before="60"/>
+      </w:pPr>
+      <w:r>
+        <w:rPr>
+          <w:rFonts w:ascii="Calibri" w:cs="Calibri" w:eastAsia="Calibri" w:hAnsi="Calibri"/>
+          <w:sz w:val="22"/>
+          <w:szCs w:val="22"/>
+        </w:rPr>
+        <w:t xml:space="preserve">Untuk mengatasi kendala di atas tanpa membongkar struktur Odoo yang sudah berjalan, dibangunlah E1-TMA sebagai jembatan:</w:t>
       </w:r>
     </w:p>
     <w:p>
@@ -519,7 +594,7 @@
           <w:sz w:val="22"/>
           <w:szCs w:val="22"/>
         </w:rPr>
-        <w:t xml:space="preserve">Tim QA &amp; Auditor Internal IT</w:t>
+        <w:t xml:space="preserve">1. Data master aset dari Odoo diekspor ke dalam bentuk file spreadsheet/CSV.</w:t>
       </w:r>
     </w:p>
     <w:p>
@@ -537,33 +612,7 @@
           <w:sz w:val="22"/>
           <w:szCs w:val="22"/>
         </w:rPr>
-        <w:t xml:space="preserve">Tim Helpdesk &amp; Teknisi IT Lapangan</w:t>
-      </w:r>
-    </w:p>
-    <w:p>
-      <w:r>
-        <w:br w:type="page"/>
-      </w:r>
-    </w:p>
-    <w:p>
-      <w:pPr>
-        <w:pStyle w:val="Heading1"/>
-        <w:pBdr>
-          <w:bottom w:val="single" w:color="2563EB" w:sz="8" w:space="6"/>
-        </w:pBdr>
-        <w:spacing w:after="200" w:before="400"/>
-      </w:pPr>
-      <w:r>
-        <w:t xml:space="preserve">2. Latar Belakang &amp; Masalah Bisnis</w:t>
-      </w:r>
-    </w:p>
-    <w:p>
-      <w:pPr>
-        <w:pStyle w:val="Heading2"/>
-        <w:spacing w:after="120" w:before="300"/>
-      </w:pPr>
-      <w:r>
-        <w:t xml:space="preserve">2.1 Kondisi Sebelum Sistem (As-Is)</w:t>
+        <w:t xml:space="preserve">2. Data tersebut diimpor dan diolah ke dalam E1-TMA yang didesain ringan berbasis Telegram Mini App (TMA).</w:t>
       </w:r>
     </w:p>
     <w:p>
@@ -581,7 +630,7 @@
           <w:sz w:val="22"/>
           <w:szCs w:val="22"/>
         </w:rPr>
-        <w:t xml:space="preserve">Pencatatan Terfragmentasi (Silo Spreadsheet): Setiap regional dan cabang mencatat data aset secara manual di file Excel terpisah, memicu ketidaksinkronan data, duplikasi nomor seri, dan potensi human error.</w:t>
+        <w:t xml:space="preserve">3. Seluruh pengguna lapangan (Teknisi IT Regional &amp; Toko) berinteraksi harian melalui Telegram untuk scan barcode dengan kamera HP, mengajukan pinjaman unit, memantau pengiriman, dan melakukan audit fisik (Stock Opname).</w:t>
       </w:r>
     </w:p>
     <w:p>
@@ -599,181 +648,7 @@
           <w:sz w:val="22"/>
           <w:szCs w:val="22"/>
         </w:rPr>
-        <w:t xml:space="preserve">Ketidakpastian Lokasi Unit Backup: Mesin/perangkat cadangan (backup unit) yang dipinjamkan ke toko seringkali tidak terlacak kepulangannya, berujung pada hilangnya aset (untracked missing assets).</w:t>
-      </w:r>
-    </w:p>
-    <w:p>
-      <w:pPr>
-        <w:pStyle w:val="ListParagraph"/>
-        <w:numPr>
-          <w:ilvl w:val="0"/>
-          <w:numId w:val="1"/>
-        </w:numPr>
-        <w:spacing w:after="40" w:before="40"/>
-      </w:pPr>
-      <w:r>
-        <w:rPr>
-          <w:rFonts w:ascii="Calibri" w:cs="Calibri" w:eastAsia="Calibri" w:hAnsi="Calibri"/>
-          <w:sz w:val="22"/>
-          <w:szCs w:val="22"/>
-        </w:rPr>
-        <w:t xml:space="preserve">Proses Persetujuan Lambat: Persetujuan pemindahan barang membutuhkan koordinasi chat/email manual yang tidak memiliki jejak audit formal.</w:t>
-      </w:r>
-    </w:p>
-    <w:p>
-      <w:pPr>
-        <w:pStyle w:val="ListParagraph"/>
-        <w:numPr>
-          <w:ilvl w:val="0"/>
-          <w:numId w:val="1"/>
-        </w:numPr>
-        <w:spacing w:after="40" w:before="40"/>
-      </w:pPr>
-      <w:r>
-        <w:rPr>
-          <w:rFonts w:ascii="Calibri" w:cs="Calibri" w:eastAsia="Calibri" w:hAnsi="Calibri"/>
-          <w:sz w:val="22"/>
-          <w:szCs w:val="22"/>
-        </w:rPr>
-        <w:t xml:space="preserve">Audit Fisik (Stock Opname) Tidak Efisien: Pemeriksaan manual membutuhkan waktu berhari-hari, rentan salah hitung, dan sulit membedakan unit resmi dengan unit nyasar antar cabang.</w:t>
-      </w:r>
-    </w:p>
-    <w:p>
-      <w:pPr>
-        <w:pStyle w:val="ListParagraph"/>
-        <w:numPr>
-          <w:ilvl w:val="0"/>
-          <w:numId w:val="1"/>
-        </w:numPr>
-        <w:spacing w:after="40" w:before="40"/>
-      </w:pPr>
-      <w:r>
-        <w:rPr>
-          <w:rFonts w:ascii="Calibri" w:cs="Calibri" w:eastAsia="Calibri" w:hAnsi="Calibri"/>
-          <w:sz w:val="22"/>
-          <w:szCs w:val="22"/>
-        </w:rPr>
-        <w:t xml:space="preserve">Skala Operasional Luas: Perusahaan mengelola lebih dari 6.000+ unit aset TI yang tersebar di 2.000+ lokasi cabang/toko di seluruh wilayah Indonesia.</w:t>
-      </w:r>
-    </w:p>
-    <w:p>
-      <w:pPr>
-        <w:spacing w:before="100"/>
-      </w:pPr>
-      <w:r>
-        <w:t xml:space="preserve"/>
-      </w:r>
-    </w:p>
-    <w:p>
-      <w:pPr>
-        <w:pStyle w:val="Heading2"/>
-        <w:spacing w:after="120" w:before="300"/>
-      </w:pPr>
-      <w:r>
-        <w:t xml:space="preserve">2.2 Kondisi yang Dituju (To-Be)</w:t>
-      </w:r>
-    </w:p>
-    <w:p>
-      <w:pPr>
-        <w:spacing w:after="60" w:before="60"/>
-      </w:pPr>
-      <w:r>
-        <w:rPr>
-          <w:rFonts w:ascii="Calibri" w:cs="Calibri" w:eastAsia="Calibri" w:hAnsi="Calibri"/>
-          <w:sz w:val="22"/>
-          <w:szCs w:val="22"/>
-        </w:rPr>
-        <w:t xml:space="preserve">E1-TMA menghadirkan platform inventaris aset terpadu berbasis Telegram Mini App (TMA) yang memungkinkan:</w:t>
-      </w:r>
-    </w:p>
-    <w:p>
-      <w:pPr>
-        <w:pStyle w:val="ListParagraph"/>
-        <w:numPr>
-          <w:ilvl w:val="0"/>
-          <w:numId w:val="1"/>
-        </w:numPr>
-        <w:spacing w:after="40" w:before="40"/>
-      </w:pPr>
-      <w:r>
-        <w:rPr>
-          <w:rFonts w:ascii="Calibri" w:cs="Calibri" w:eastAsia="Calibri" w:hAnsi="Calibri"/>
-          <w:sz w:val="22"/>
-          <w:szCs w:val="22"/>
-        </w:rPr>
-        <w:t xml:space="preserve">Akses cepat tanpa instalasi aplikasi tambahan bagi staf cabang dan teknisi via Telegram.</w:t>
-      </w:r>
-    </w:p>
-    <w:p>
-      <w:pPr>
-        <w:pStyle w:val="ListParagraph"/>
-        <w:numPr>
-          <w:ilvl w:val="0"/>
-          <w:numId w:val="1"/>
-        </w:numPr>
-        <w:spacing w:after="40" w:before="40"/>
-      </w:pPr>
-      <w:r>
-        <w:rPr>
-          <w:rFonts w:ascii="Calibri" w:cs="Calibri" w:eastAsia="Calibri" w:hAnsi="Calibri"/>
-          <w:sz w:val="22"/>
-          <w:szCs w:val="22"/>
-        </w:rPr>
-        <w:t xml:space="preserve">Siklus hidup transaksi terstruktur (Requested ➡️ Approved ➡️ In Transit ➡️ In Progress ➡️ Returning ➡️ Completed).</w:t>
-      </w:r>
-    </w:p>
-    <w:p>
-      <w:pPr>
-        <w:pStyle w:val="ListParagraph"/>
-        <w:numPr>
-          <w:ilvl w:val="0"/>
-          <w:numId w:val="1"/>
-        </w:numPr>
-        <w:spacing w:after="40" w:before="40"/>
-      </w:pPr>
-      <w:r>
-        <w:rPr>
-          <w:rFonts w:ascii="Calibri" w:cs="Calibri" w:eastAsia="Calibri" w:hAnsi="Calibri"/>
-          <w:sz w:val="22"/>
-          <w:szCs w:val="22"/>
-        </w:rPr>
-        <w:t xml:space="preserve">Notifikasi dan persetujuan 1-klik via Telegram Bot Webhook secara instan.</w:t>
-      </w:r>
-    </w:p>
-    <w:p>
-      <w:pPr>
-        <w:pStyle w:val="ListParagraph"/>
-        <w:numPr>
-          <w:ilvl w:val="0"/>
-          <w:numId w:val="1"/>
-        </w:numPr>
-        <w:spacing w:after="40" w:before="40"/>
-      </w:pPr>
-      <w:r>
-        <w:rPr>
-          <w:rFonts w:ascii="Calibri" w:cs="Calibri" w:eastAsia="Calibri" w:hAnsi="Calibri"/>
-          <w:sz w:val="22"/>
-          <w:szCs w:val="22"/>
-        </w:rPr>
-        <w:t xml:space="preserve">Audit fisik berbasis hybrid scanner (Kamera QR/Barcode + Input Manual S/N).</w:t>
-      </w:r>
-    </w:p>
-    <w:p>
-      <w:pPr>
-        <w:pStyle w:val="ListParagraph"/>
-        <w:numPr>
-          <w:ilvl w:val="0"/>
-          <w:numId w:val="1"/>
-        </w:numPr>
-        <w:spacing w:after="40" w:before="40"/>
-      </w:pPr>
-      <w:r>
-        <w:rPr>
-          <w:rFonts w:ascii="Calibri" w:cs="Calibri" w:eastAsia="Calibri" w:hAnsi="Calibri"/>
-          <w:sz w:val="22"/>
-          <w:szCs w:val="22"/>
-        </w:rPr>
-        <w:t xml:space="preserve">Laporan analitik dan dokumen formal (BAST &amp; Label Pengiriman) yang siap cetak.</w:t>
+        <w:t xml:space="preserve">4. Hasil transaksi operasional di E1-TMA kemudian diekspor kembali menjadi laporan data yang siap diimpor ulang ke Odoo guna memperbarui status resmi di pembukuan pusat.</w:t>
       </w:r>
     </w:p>
     <w:p>
@@ -790,7 +665,7 @@
         <w:spacing w:after="200" w:before="400"/>
       </w:pPr>
       <w:r>
-        <w:t xml:space="preserve">3. Tujuan Bisnis</w:t>
+        <w:t xml:space="preserve">3. Tujuan Bisnis &amp; Sasaran Proyek</w:t>
       </w:r>
     </w:p>
     <w:tbl>
@@ -852,7 +727,7 @@
                 <w:sz w:val="20"/>
                 <w:szCs w:val="20"/>
               </w:rPr>
-              <w:t xml:space="preserve">Sasaran Strategis</w:t>
+              <w:t xml:space="preserve">Sasaran Bisnis</w:t>
             </w:r>
           </w:p>
         </w:tc>
@@ -873,7 +748,7 @@
                 <w:sz w:val="20"/>
                 <w:szCs w:val="20"/>
               </w:rPr>
-              <w:t xml:space="preserve">Indikator Kinerja Utama (KPI)</w:t>
+              <w:t xml:space="preserve">Indikator Keberhasilan (KPI)</w:t>
             </w:r>
           </w:p>
         </w:tc>
@@ -905,22 +780,22 @@
                 <w:sz w:val="20"/>
                 <w:szCs w:val="20"/>
               </w:rPr>
-              <w:t xml:space="preserve">Akurasi Data Inventaris</w:t>
-            </w:r>
-          </w:p>
-        </w:tc>
-        <w:tc>
-          <w:p>
-            <w:pPr>
-              <w:spacing w:after="40" w:before="40"/>
-            </w:pPr>
-            <w:r>
-              <w:rPr>
-                <w:rFonts w:ascii="Calibri" w:cs="Calibri" w:eastAsia="Calibri" w:hAnsi="Calibri"/>
-                <w:sz w:val="20"/>
-                <w:szCs w:val="20"/>
-              </w:rPr>
-              <w:t xml:space="preserve">Tingkat integritas data aset mencapai &gt;= 99.5% tanpa duplikasi serial number.</w:t>
+              <w:t xml:space="preserve">Adopsi Lapangan Maksimal</w:t>
+            </w:r>
+          </w:p>
+        </w:tc>
+        <w:tc>
+          <w:p>
+            <w:pPr>
+              <w:spacing w:after="40" w:before="40"/>
+            </w:pPr>
+            <w:r>
+              <w:rPr>
+                <w:rFonts w:ascii="Calibri" w:cs="Calibri" w:eastAsia="Calibri" w:hAnsi="Calibri"/>
+                <w:sz w:val="20"/>
+                <w:szCs w:val="20"/>
+              </w:rPr>
+              <w:t xml:space="preserve">100% toko dan teknisi dapat melakukan transaksi aset langsung dari Telegram tanpa perlu instalasi aplikasi baru.</w:t>
             </w:r>
           </w:p>
         </w:tc>
@@ -958,25 +833,25 @@
                 <w:sz w:val="20"/>
                 <w:szCs w:val="20"/>
               </w:rPr>
-              <w:t xml:space="preserve">Kecepatan Persetujuan Transaksi</w:t>
-            </w:r>
-          </w:p>
-        </w:tc>
-        <w:tc>
-          <w:tcPr>
-            <w:shd w:fill="F8FAFC" w:val="clear"/>
-          </w:tcPr>
-          <w:p>
-            <w:pPr>
-              <w:spacing w:after="40" w:before="40"/>
-            </w:pPr>
-            <w:r>
-              <w:rPr>
-                <w:rFonts w:ascii="Calibri" w:cs="Calibri" w:eastAsia="Calibri" w:hAnsi="Calibri"/>
-                <w:sz w:val="20"/>
-                <w:szCs w:val="20"/>
-              </w:rPr>
-              <w:t xml:space="preserve">Waktu respon persetujuan terpangkas menjadi &lt; 15 menit via Telegram Bot Approval.</w:t>
+              <w:t xml:space="preserve">Pemanfaatan Kamera Smartphone</w:t>
+            </w:r>
+          </w:p>
+        </w:tc>
+        <w:tc>
+          <w:tcPr>
+            <w:shd w:fill="F8FAFC" w:val="clear"/>
+          </w:tcPr>
+          <w:p>
+            <w:pPr>
+              <w:spacing w:after="40" w:before="40"/>
+            </w:pPr>
+            <w:r>
+              <w:rPr>
+                <w:rFonts w:ascii="Calibri" w:cs="Calibri" w:eastAsia="Calibri" w:hAnsi="Calibri"/>
+                <w:sz w:val="20"/>
+                <w:szCs w:val="20"/>
+              </w:rPr>
+              <w:t xml:space="preserve">Eliminasi kebutuhan pembelian alat scanner eksternal di toko; pemindaian barcode/QR 100% memanfaatkan kamera ponsel.</w:t>
             </w:r>
           </w:p>
         </w:tc>
@@ -1008,22 +883,22 @@
                 <w:sz w:val="20"/>
                 <w:szCs w:val="20"/>
               </w:rPr>
-              <w:t xml:space="preserve">Eliminasi Keterlambatan Pengembalian</w:t>
-            </w:r>
-          </w:p>
-        </w:tc>
-        <w:tc>
-          <w:p>
-            <w:pPr>
-              <w:spacing w:after="40" w:before="40"/>
-            </w:pPr>
-            <w:r>
-              <w:rPr>
-                <w:rFonts w:ascii="Calibri" w:cs="Calibri" w:eastAsia="Calibri" w:hAnsi="Calibri"/>
-                <w:sz w:val="20"/>
-                <w:szCs w:val="20"/>
-              </w:rPr>
-              <w:t xml:space="preserve">Mengurangi unit cadangan tertahan (overdue) hingga 0 kasus dengan auto-reminder.</w:t>
+              <w:t xml:space="preserve">Visibilitas Unit Cadangan (Backup)</w:t>
+            </w:r>
+          </w:p>
+        </w:tc>
+        <w:tc>
+          <w:p>
+            <w:pPr>
+              <w:spacing w:after="40" w:before="40"/>
+            </w:pPr>
+            <w:r>
+              <w:rPr>
+                <w:rFonts w:ascii="Calibri" w:cs="Calibri" w:eastAsia="Calibri" w:hAnsi="Calibri"/>
+                <w:sz w:val="20"/>
+                <w:szCs w:val="20"/>
+              </w:rPr>
+              <w:t xml:space="preserve">Mengurangi kasus mesin cadangan yang tertahan atau hilang di toko menjadi 0 kasus melalui tracking lifecycle dan pengingat harian Telegram.</w:t>
             </w:r>
           </w:p>
         </w:tc>
@@ -1061,25 +936,25 @@
                 <w:sz w:val="20"/>
                 <w:szCs w:val="20"/>
               </w:rPr>
-              <w:t xml:space="preserve">Efisiensi Audit Fisik Cabang</w:t>
-            </w:r>
-          </w:p>
-        </w:tc>
-        <w:tc>
-          <w:tcPr>
-            <w:shd w:fill="F8FAFC" w:val="clear"/>
-          </w:tcPr>
-          <w:p>
-            <w:pPr>
-              <w:spacing w:after="40" w:before="40"/>
-            </w:pPr>
-            <w:r>
-              <w:rPr>
-                <w:rFonts w:ascii="Calibri" w:cs="Calibri" w:eastAsia="Calibri" w:hAnsi="Calibri"/>
-                <w:sz w:val="20"/>
-                <w:szCs w:val="20"/>
-              </w:rPr>
-              <w:t xml:space="preserve">Mempercepat durasi Stock Opname per cabang hingga &gt;= 60% via hybrid scanner.</w:t>
+              <w:t xml:space="preserve">Kecepatan Respon Darurat Toko</w:t>
+            </w:r>
+          </w:p>
+        </w:tc>
+        <w:tc>
+          <w:tcPr>
+            <w:shd w:fill="F8FAFC" w:val="clear"/>
+          </w:tcPr>
+          <w:p>
+            <w:pPr>
+              <w:spacing w:after="40" w:before="40"/>
+            </w:pPr>
+            <w:r>
+              <w:rPr>
+                <w:rFonts w:ascii="Calibri" w:cs="Calibri" w:eastAsia="Calibri" w:hAnsi="Calibri"/>
+                <w:sz w:val="20"/>
+                <w:szCs w:val="20"/>
+              </w:rPr>
+              <w:t xml:space="preserve">Waktu respon persetujuan pengiriman mesin cadangan dari regional ke toko turun dari 1-2 hari menjadi &lt; 15 menit via persetujuan 1-klik di Bot Telegram.</w:t>
             </w:r>
           </w:p>
         </w:tc>
@@ -1111,22 +986,22 @@
                 <w:sz w:val="20"/>
                 <w:szCs w:val="20"/>
               </w:rPr>
-              <w:t xml:space="preserve">Jejak Audit &amp; Akuntabilitas</w:t>
-            </w:r>
-          </w:p>
-        </w:tc>
-        <w:tc>
-          <w:p>
-            <w:pPr>
-              <w:spacing w:after="40" w:before="40"/>
-            </w:pPr>
-            <w:r>
-              <w:rPr>
-                <w:rFonts w:ascii="Calibri" w:cs="Calibri" w:eastAsia="Calibri" w:hAnsi="Calibri"/>
-                <w:sz w:val="20"/>
-                <w:szCs w:val="20"/>
-              </w:rPr>
-              <w:t xml:space="preserve">100% pergerakan unit fisik memiliki catatan log audit trail dan BAST digital.</w:t>
+              <w:t xml:space="preserve">Standardisasi Data untuk Rekonsiliasi Odoo</w:t>
+            </w:r>
+          </w:p>
+        </w:tc>
+        <w:tc>
+          <w:p>
+            <w:pPr>
+              <w:spacing w:after="40" w:before="40"/>
+            </w:pPr>
+            <w:r>
+              <w:rPr>
+                <w:rFonts w:ascii="Calibri" w:cs="Calibri" w:eastAsia="Calibri" w:hAnsi="Calibri"/>
+                <w:sz w:val="20"/>
+                <w:szCs w:val="20"/>
+              </w:rPr>
+              <w:t xml:space="preserve">Format data hasil operasional E1-TMA terstandarisasi penuh (UTF-8 BOM CSV / Excel) agar siap diimpor kembali ke Odoo secara presisi.</w:t>
             </w:r>
           </w:p>
         </w:tc>
@@ -1146,7 +1021,7 @@
         <w:spacing w:after="200" w:before="400"/>
       </w:pPr>
       <w:r>
-        <w:t xml:space="preserve">4. Ruang Lingkup Sistem</w:t>
+        <w:t xml:space="preserve">4. Ruang Lingkup Sistem (Scope of System)</w:t>
       </w:r>
     </w:p>
     <w:p>
@@ -1155,7 +1030,7 @@
         <w:spacing w:after="120" w:before="300"/>
       </w:pPr>
       <w:r>
-        <w:t xml:space="preserve">4.1 Termasuk dalam Lingkup (In-Scope)</w:t>
+        <w:t xml:space="preserve">4.1 Dalam Lingkup (In-Scope)</w:t>
       </w:r>
     </w:p>
     <w:p>
@@ -1173,7 +1048,7 @@
           <w:sz w:val="22"/>
           <w:szCs w:val="22"/>
         </w:rPr>
-        <w:t xml:space="preserve">Master Data Management: Pengelolaan Master Kategori (37 kategori standar), Master Site (2.000+ lokasi), dan Master Pengguna.</w:t>
+        <w:t xml:space="preserve">Ekstensi Operasional Lapangan Odoo: Staging data aset hasil ekspor Odoo dengan validasi ketat nama kategori dan kode site.</w:t>
       </w:r>
     </w:p>
     <w:p>
@@ -1191,7 +1066,7 @@
           <w:sz w:val="22"/>
           <w:szCs w:val="22"/>
         </w:rPr>
-        <w:t xml:space="preserve">Manajemen Inventaris Aset: CRUD aset lengkap dengan atribut S/N, No. Aktiva, Brand, Model, Computer Name, Status (Active, Backup, Disposed, Retired), dan Site Alias.</w:t>
+        <w:t xml:space="preserve">Manajemen Peminjaman Unit Backup (6-Phase Loan Lifecycle): Requested ➡️ Approved ➡️ In Transit ➡️ In Progress ➡️ Returning ➡️ Completed (dengan restorasi otomatis lokasi aset kembali ke gudang asal).</w:t>
       </w:r>
     </w:p>
     <w:p>
@@ -1209,7 +1084,7 @@
           <w:sz w:val="22"/>
           <w:szCs w:val="22"/>
         </w:rPr>
-        <w:t xml:space="preserve">Transaksi Terpadu (Unified Transactions): Peminjaman (Borrowing) 6-fase dengan durasi wajib, Mutasi (Mutation), dan Perbaikan (Repair).</w:t>
+        <w:t xml:space="preserve">Mutasi Aset Permanen (Mutation): Pencatatan pemindahan lokasi aset antar cabang secara permanen.</w:t>
       </w:r>
     </w:p>
     <w:p>
@@ -1227,7 +1102,7 @@
           <w:sz w:val="22"/>
           <w:szCs w:val="22"/>
         </w:rPr>
-        <w:t xml:space="preserve">Otorisasi Berbasis Wilayah (Regional Approval): Validasi wilayah ketat untuk Admin Regional dan bypass Super Admin (assigned_region = ALL).</w:t>
+        <w:t xml:space="preserve">Stock Opname Hybrid: Audit fisik aset di toko/gudang menggunakan kamera HP (QR/Barcode) dengan opsi fallback ketik manual nomor seri.</w:t>
       </w:r>
     </w:p>
     <w:p>
@@ -1245,7 +1120,7 @@
           <w:sz w:val="22"/>
           <w:szCs w:val="22"/>
         </w:rPr>
-        <w:t xml:space="preserve">Integrasi Telegram Bot &amp; Serverless Webhook: Notifikasi permohonan dengan tombol Inline Keyboard (Approve/Reject) dan cron harian overdue.</w:t>
+        <w:t xml:space="preserve">Bot Approval &amp; Overdue Cron: Notifikasi persetujuan interaktif via Inline Keyboard Telegram dan pengecekan otomatis harian untuk pinjaman yang jatuh tempo.</w:t>
       </w:r>
     </w:p>
     <w:p>
@@ -1263,7 +1138,7 @@
           <w:sz w:val="22"/>
           <w:szCs w:val="22"/>
         </w:rPr>
-        <w:t xml:space="preserve">Audit Fisik (Stock Opname Hybrid): Kamera pemindai QR/Barcode bawaan + Input manual S/N fallback.</w:t>
+        <w:t xml:space="preserve">Manajemen Usulan Pemusnahan (Bulk Disposal Draft): Fasilitas memilih aset rusak dan mengekspor daftarnya ke Excel untuk ditandatangani manajemen sebelum eksekusi sistem.</w:t>
       </w:r>
     </w:p>
     <w:p>
@@ -1281,7 +1156,24 @@
           <w:sz w:val="22"/>
           <w:szCs w:val="22"/>
         </w:rPr>
-        <w:t xml:space="preserve">Modul Pemusnahan Aset (Bulk Disposal): Eksekusi pemusnahan massal dan unduh Daftar Usulan Afkir (Draft CSV) untuk otorisasi atasan fisik.</w:t>
+        <w:t xml:space="preserve">Generator Dokumen Legal: Pembuatan BAST Digital, Label Pengiriman (Shipping Label), dan Berkas Rekapitulasi Sinkronisasi Odoo.</w:t>
+      </w:r>
+    </w:p>
+    <w:p>
+      <w:pPr>
+        <w:spacing w:before="100"/>
+      </w:pPr>
+      <w:r>
+        <w:t xml:space="preserve"/>
+      </w:r>
+    </w:p>
+    <w:p>
+      <w:pPr>
+        <w:pStyle w:val="Heading2"/>
+        <w:spacing w:after="120" w:before="300"/>
+      </w:pPr>
+      <w:r>
+        <w:t xml:space="preserve">4.2 Di Luar Lingkup (Out-of-Scope)</w:t>
       </w:r>
     </w:p>
     <w:p>
@@ -1299,7 +1191,7 @@
           <w:sz w:val="22"/>
           <w:szCs w:val="22"/>
         </w:rPr>
-        <w:t xml:space="preserve">Dokumentasi &amp; Generator Berkas: BAST Serah Terima, BAST Pemusnahan, Shipping Label, dan Ekspor ke Google Sheets / CSV Excel UTF-8 BOM.</w:t>
+        <w:t xml:space="preserve">Modul Keuangan &amp; Jurnal Akuntansi (sepenuhnya tetap ditangani di Odoo).</w:t>
       </w:r>
     </w:p>
     <w:p>
@@ -1317,7 +1209,7 @@
           <w:sz w:val="22"/>
           <w:szCs w:val="22"/>
         </w:rPr>
-        <w:t xml:space="preserve">Import Massal CSV: Chunking 250 baris per batch dengan validasi strict kategori via PostgreSQL Trigger.</w:t>
+        <w:t xml:space="preserve">Pengadaan Aset Baru (Purchase Order) dan Pembayaran Vendor (tetap di Odoo).</w:t>
       </w:r>
     </w:p>
     <w:p>
@@ -1335,78 +1227,7 @@
           <w:sz w:val="22"/>
           <w:szCs w:val="22"/>
         </w:rPr>
-        <w:t xml:space="preserve">Autentikasi Ganda: Auto-login Telegram WebApp SDK dan Login Web Form via username/ID + bcrypt password.</w:t>
-      </w:r>
-    </w:p>
-    <w:p>
-      <w:pPr>
-        <w:spacing w:before="100"/>
-      </w:pPr>
-      <w:r>
-        <w:t xml:space="preserve"/>
-      </w:r>
-    </w:p>
-    <w:p>
-      <w:pPr>
-        <w:pStyle w:val="Heading2"/>
-        <w:spacing w:after="120" w:before="300"/>
-      </w:pPr>
-      <w:r>
-        <w:t xml:space="preserve">4.2 Di Luar Lingkup (Out-of-Scope)</w:t>
-      </w:r>
-    </w:p>
-    <w:p>
-      <w:pPr>
-        <w:pStyle w:val="ListParagraph"/>
-        <w:numPr>
-          <w:ilvl w:val="0"/>
-          <w:numId w:val="1"/>
-        </w:numPr>
-        <w:spacing w:after="40" w:before="40"/>
-      </w:pPr>
-      <w:r>
-        <w:rPr>
-          <w:rFonts w:ascii="Calibri" w:cs="Calibri" w:eastAsia="Calibri" w:hAnsi="Calibri"/>
-          <w:sz w:val="22"/>
-          <w:szCs w:val="22"/>
-        </w:rPr>
-        <w:t xml:space="preserve">Modul Akuntansi Finansial (Perhitungan nilai depresiasi/penyusutan buku fiskal).</w:t>
-      </w:r>
-    </w:p>
-    <w:p>
-      <w:pPr>
-        <w:pStyle w:val="ListParagraph"/>
-        <w:numPr>
-          <w:ilvl w:val="0"/>
-          <w:numId w:val="1"/>
-        </w:numPr>
-        <w:spacing w:after="40" w:before="40"/>
-      </w:pPr>
-      <w:r>
-        <w:rPr>
-          <w:rFonts w:ascii="Calibri" w:cs="Calibri" w:eastAsia="Calibri" w:hAnsi="Calibri"/>
-          <w:sz w:val="22"/>
-          <w:szCs w:val="22"/>
-        </w:rPr>
-        <w:t xml:space="preserve">Modul Pengadaan/Purchasing Order (PO) pembelian barang baru ke vendor.</w:t>
-      </w:r>
-    </w:p>
-    <w:p>
-      <w:pPr>
-        <w:pStyle w:val="ListParagraph"/>
-        <w:numPr>
-          <w:ilvl w:val="0"/>
-          <w:numId w:val="1"/>
-        </w:numPr>
-        <w:spacing w:after="40" w:before="40"/>
-      </w:pPr>
-      <w:r>
-        <w:rPr>
-          <w:rFonts w:ascii="Calibri" w:cs="Calibri" w:eastAsia="Calibri" w:hAnsi="Calibri"/>
-          <w:sz w:val="22"/>
-          <w:szCs w:val="22"/>
-        </w:rPr>
-        <w:t xml:space="preserve">Manajemen Lisensi Perangkat Lunak (Software Licensing Management).</w:t>
+        <w:t xml:space="preserve">Sinkronisasi API dua arah Real-Time Full Duplex (pada fase 1 ini integrasi dilakukan secara terstruktur melalui mekanisme Batch Staging Export-Import CSV).</w:t>
       </w:r>
     </w:p>
     <w:p>
@@ -1423,7 +1244,28 @@
         <w:spacing w:after="200" w:before="400"/>
       </w:pPr>
       <w:r>
-        <w:t xml:space="preserve">5. Pemangku Kepentingan</w:t>
+        <w:t xml:space="preserve">5. Analisis Kesenjangan: Odoo ERP vs. E1-TMA</w:t>
+      </w:r>
+    </w:p>
+    <w:p>
+      <w:pPr>
+        <w:spacing w:after="60" w:before="60"/>
+      </w:pPr>
+      <w:r>
+        <w:rPr>
+          <w:rFonts w:ascii="Calibri" w:cs="Calibri" w:eastAsia="Calibri" w:hAnsi="Calibri"/>
+          <w:sz w:val="22"/>
+          <w:szCs w:val="22"/>
+        </w:rPr>
+        <w:t xml:space="preserve">Berikut perbandingan peran fungsional antara Odoo ERP dengan E1-TMA:</w:t>
+      </w:r>
+    </w:p>
+    <w:p>
+      <w:pPr>
+        <w:spacing w:before="100"/>
+      </w:pPr>
+      <w:r>
+        <w:t xml:space="preserve"/>
       </w:r>
     </w:p>
     <w:tbl>
@@ -1464,7 +1306,7 @@
                 <w:sz w:val="20"/>
                 <w:szCs w:val="20"/>
               </w:rPr>
-              <w:t xml:space="preserve">Peran</w:t>
+              <w:t xml:space="preserve">Fitur / Parameter</w:t>
             </w:r>
           </w:p>
         </w:tc>
@@ -1485,7 +1327,7 @@
                 <w:sz w:val="20"/>
                 <w:szCs w:val="20"/>
               </w:rPr>
-              <w:t xml:space="preserve">Deskripsi</w:t>
+              <w:t xml:space="preserve">Odoo ERP (Sistem Induk)</w:t>
             </w:r>
           </w:p>
         </w:tc>
@@ -1506,260 +1348,363 @@
                 <w:sz w:val="20"/>
                 <w:szCs w:val="20"/>
               </w:rPr>
-              <w:t xml:space="preserve">Tanggung Jawab &amp; Kepentingan</w:t>
-            </w:r>
-          </w:p>
-        </w:tc>
-      </w:tr>
-      <w:tr>
-        <w:tc>
-          <w:p>
-            <w:pPr>
-              <w:spacing w:after="40" w:before="40"/>
-            </w:pPr>
-            <w:r>
-              <w:rPr>
-                <w:rFonts w:ascii="Calibri" w:cs="Calibri" w:eastAsia="Calibri" w:hAnsi="Calibri"/>
-                <w:sz w:val="20"/>
-                <w:szCs w:val="20"/>
-              </w:rPr>
-              <w:t xml:space="preserve">Super Admin (IT HQ)</w:t>
-            </w:r>
-          </w:p>
-        </w:tc>
-        <w:tc>
-          <w:p>
-            <w:pPr>
-              <w:spacing w:after="40" w:before="40"/>
-            </w:pPr>
-            <w:r>
-              <w:rPr>
-                <w:rFonts w:ascii="Calibri" w:cs="Calibri" w:eastAsia="Calibri" w:hAnsi="Calibri"/>
-                <w:sz w:val="20"/>
-                <w:szCs w:val="20"/>
-              </w:rPr>
-              <w:t xml:space="preserve">Administrator IT Pusat (assigned_region = ALL)</w:t>
-            </w:r>
-          </w:p>
-        </w:tc>
-        <w:tc>
-          <w:p>
-            <w:pPr>
-              <w:spacing w:after="40" w:before="40"/>
-            </w:pPr>
-            <w:r>
-              <w:rPr>
-                <w:rFonts w:ascii="Calibri" w:cs="Calibri" w:eastAsia="Calibri" w:hAnsi="Calibri"/>
-                <w:sz w:val="20"/>
-                <w:szCs w:val="20"/>
-              </w:rPr>
-              <w:t xml:space="preserve">Akses global ke seluruh region, menyetujui transaksi lintas wilayah, impor massal, manajemen user.</w:t>
-            </w:r>
-          </w:p>
-        </w:tc>
-      </w:tr>
-      <w:tr>
-        <w:tc>
-          <w:tcPr>
-            <w:shd w:fill="F8FAFC" w:val="clear"/>
-          </w:tcPr>
-          <w:p>
-            <w:pPr>
-              <w:spacing w:after="40" w:before="40"/>
-            </w:pPr>
-            <w:r>
-              <w:rPr>
-                <w:rFonts w:ascii="Calibri" w:cs="Calibri" w:eastAsia="Calibri" w:hAnsi="Calibri"/>
-                <w:sz w:val="20"/>
-                <w:szCs w:val="20"/>
-              </w:rPr>
-              <w:t xml:space="preserve">Admin Regional</w:t>
-            </w:r>
-          </w:p>
-        </w:tc>
-        <w:tc>
-          <w:tcPr>
-            <w:shd w:fill="F8FAFC" w:val="clear"/>
-          </w:tcPr>
-          <w:p>
-            <w:pPr>
-              <w:spacing w:after="40" w:before="40"/>
-            </w:pPr>
-            <w:r>
-              <w:rPr>
-                <w:rFonts w:ascii="Calibri" w:cs="Calibri" w:eastAsia="Calibri" w:hAnsi="Calibri"/>
-                <w:sz w:val="20"/>
-                <w:szCs w:val="20"/>
-              </w:rPr>
-              <w:t xml:space="preserve">Staf IT / Gudang Regional (assigned_region = Region X)</w:t>
-            </w:r>
-          </w:p>
-        </w:tc>
-        <w:tc>
-          <w:tcPr>
-            <w:shd w:fill="F8FAFC" w:val="clear"/>
-          </w:tcPr>
-          <w:p>
-            <w:pPr>
-              <w:spacing w:after="40" w:before="40"/>
-            </w:pPr>
-            <w:r>
-              <w:rPr>
-                <w:rFonts w:ascii="Calibri" w:cs="Calibri" w:eastAsia="Calibri" w:hAnsi="Calibri"/>
-                <w:sz w:val="20"/>
-                <w:szCs w:val="20"/>
-              </w:rPr>
-              <w:t xml:space="preserve">Mengelola aset gudang regional, menyetujui peminjaman/mutasi wilayahnya, dispatch dan penerimaan retur.</w:t>
-            </w:r>
-          </w:p>
-        </w:tc>
-      </w:tr>
-      <w:tr>
-        <w:tc>
-          <w:p>
-            <w:pPr>
-              <w:spacing w:after="40" w:before="40"/>
-            </w:pPr>
-            <w:r>
-              <w:rPr>
-                <w:rFonts w:ascii="Calibri" w:cs="Calibri" w:eastAsia="Calibri" w:hAnsi="Calibri"/>
-                <w:sz w:val="20"/>
-                <w:szCs w:val="20"/>
-              </w:rPr>
-              <w:t xml:space="preserve">User (Toko / Cabang)</w:t>
-            </w:r>
-          </w:p>
-        </w:tc>
-        <w:tc>
-          <w:p>
-            <w:pPr>
-              <w:spacing w:after="40" w:before="40"/>
-            </w:pPr>
-            <w:r>
-              <w:rPr>
-                <w:rFonts w:ascii="Calibri" w:cs="Calibri" w:eastAsia="Calibri" w:hAnsi="Calibri"/>
-                <w:sz w:val="20"/>
-                <w:szCs w:val="20"/>
-              </w:rPr>
-              <w:t xml:space="preserve">Kepala Toko / Staf Operasional Cabang</w:t>
-            </w:r>
-          </w:p>
-        </w:tc>
-        <w:tc>
-          <w:p>
-            <w:pPr>
-              <w:spacing w:after="40" w:before="40"/>
-            </w:pPr>
-            <w:r>
-              <w:rPr>
-                <w:rFonts w:ascii="Calibri" w:cs="Calibri" w:eastAsia="Calibri" w:hAnsi="Calibri"/>
-                <w:sz w:val="20"/>
-                <w:szCs w:val="20"/>
-              </w:rPr>
-              <w:t xml:space="preserve">Mengajukan peminjaman unit backup, konfirmasi terima barang, dan inisiasi retur (Returning).</w:t>
-            </w:r>
-          </w:p>
-        </w:tc>
-      </w:tr>
-      <w:tr>
-        <w:tc>
-          <w:tcPr>
-            <w:shd w:fill="F8FAFC" w:val="clear"/>
-          </w:tcPr>
-          <w:p>
-            <w:pPr>
-              <w:spacing w:after="40" w:before="40"/>
-            </w:pPr>
-            <w:r>
-              <w:rPr>
-                <w:rFonts w:ascii="Calibri" w:cs="Calibri" w:eastAsia="Calibri" w:hAnsi="Calibri"/>
-                <w:sz w:val="20"/>
-                <w:szCs w:val="20"/>
-              </w:rPr>
-              <w:t xml:space="preserve">Guest</w:t>
-            </w:r>
-          </w:p>
-        </w:tc>
-        <w:tc>
-          <w:tcPr>
-            <w:shd w:fill="F8FAFC" w:val="clear"/>
-          </w:tcPr>
-          <w:p>
-            <w:pPr>
-              <w:spacing w:after="40" w:before="40"/>
-            </w:pPr>
-            <w:r>
-              <w:rPr>
-                <w:rFonts w:ascii="Calibri" w:cs="Calibri" w:eastAsia="Calibri" w:hAnsi="Calibri"/>
-                <w:sz w:val="20"/>
-                <w:szCs w:val="20"/>
-              </w:rPr>
-              <w:t xml:space="preserve">Pengguna Telegram baru belum terverifikasi</w:t>
-            </w:r>
-          </w:p>
-        </w:tc>
-        <w:tc>
-          <w:tcPr>
-            <w:shd w:fill="F8FAFC" w:val="clear"/>
-          </w:tcPr>
-          <w:p>
-            <w:pPr>
-              <w:spacing w:after="40" w:before="40"/>
-            </w:pPr>
-            <w:r>
-              <w:rPr>
-                <w:rFonts w:ascii="Calibri" w:cs="Calibri" w:eastAsia="Calibri" w:hAnsi="Calibri"/>
-                <w:sz w:val="20"/>
-                <w:szCs w:val="20"/>
-              </w:rPr>
-              <w:t xml:space="preserve">Mengajukan permohonan aktivasi akun Tim IT melalui tombol Request Access.</w:t>
-            </w:r>
-          </w:p>
-        </w:tc>
-      </w:tr>
-      <w:tr>
-        <w:tc>
-          <w:p>
-            <w:pPr>
-              <w:spacing w:after="40" w:before="40"/>
-            </w:pPr>
-            <w:r>
-              <w:rPr>
-                <w:rFonts w:ascii="Calibri" w:cs="Calibri" w:eastAsia="Calibri" w:hAnsi="Calibri"/>
-                <w:sz w:val="20"/>
-                <w:szCs w:val="20"/>
-              </w:rPr>
-              <w:t xml:space="preserve">Manajemen / Eksekutif IT</w:t>
-            </w:r>
-          </w:p>
-        </w:tc>
-        <w:tc>
-          <w:p>
-            <w:pPr>
-              <w:spacing w:after="40" w:before="40"/>
-            </w:pPr>
-            <w:r>
-              <w:rPr>
-                <w:rFonts w:ascii="Calibri" w:cs="Calibri" w:eastAsia="Calibri" w:hAnsi="Calibri"/>
-                <w:sz w:val="20"/>
-                <w:szCs w:val="20"/>
-              </w:rPr>
-              <w:t xml:space="preserve">Head of IT / GM IT</w:t>
-            </w:r>
-          </w:p>
-        </w:tc>
-        <w:tc>
-          <w:p>
-            <w:pPr>
-              <w:spacing w:after="40" w:before="40"/>
-            </w:pPr>
-            <w:r>
-              <w:rPr>
-                <w:rFonts w:ascii="Calibri" w:cs="Calibri" w:eastAsia="Calibri" w:hAnsi="Calibri"/>
-                <w:sz w:val="20"/>
-                <w:szCs w:val="20"/>
-              </w:rPr>
-              <w:t xml:space="preserve">Memantau KPI aset, laporan utilisasi, dan menyetujui berkas usulan pemusnahan barang afkir.</w:t>
+              <w:t xml:space="preserve">E1-TMA (Tangan Panjang Lapangan)</w:t>
+            </w:r>
+          </w:p>
+        </w:tc>
+      </w:tr>
+      <w:tr>
+        <w:tc>
+          <w:p>
+            <w:pPr>
+              <w:spacing w:after="40" w:before="40"/>
+            </w:pPr>
+            <w:r>
+              <w:rPr>
+                <w:rFonts w:ascii="Calibri" w:cs="Calibri" w:eastAsia="Calibri" w:hAnsi="Calibri"/>
+                <w:sz w:val="20"/>
+                <w:szCs w:val="20"/>
+              </w:rPr>
+              <w:t xml:space="preserve">Fokus Utama</w:t>
+            </w:r>
+          </w:p>
+        </w:tc>
+        <w:tc>
+          <w:p>
+            <w:pPr>
+              <w:spacing w:after="40" w:before="40"/>
+            </w:pPr>
+            <w:r>
+              <w:rPr>
+                <w:rFonts w:ascii="Calibri" w:cs="Calibri" w:eastAsia="Calibri" w:hAnsi="Calibri"/>
+                <w:sz w:val="20"/>
+                <w:szCs w:val="20"/>
+              </w:rPr>
+              <w:t xml:space="preserve">Pembukuan akuntansi, kepatuhan audit korporasi, master aset resmi.</w:t>
+            </w:r>
+          </w:p>
+        </w:tc>
+        <w:tc>
+          <w:p>
+            <w:pPr>
+              <w:spacing w:after="40" w:before="40"/>
+            </w:pPr>
+            <w:r>
+              <w:rPr>
+                <w:rFonts w:ascii="Calibri" w:cs="Calibri" w:eastAsia="Calibri" w:hAnsi="Calibri"/>
+                <w:sz w:val="20"/>
+                <w:szCs w:val="20"/>
+              </w:rPr>
+              <w:t xml:space="preserve">Operasional harian lapangan, mobilitas, kemudahan input pengguna toko.</w:t>
+            </w:r>
+          </w:p>
+        </w:tc>
+      </w:tr>
+      <w:tr>
+        <w:tc>
+          <w:tcPr>
+            <w:shd w:fill="F8FAFC" w:val="clear"/>
+          </w:tcPr>
+          <w:p>
+            <w:pPr>
+              <w:spacing w:after="40" w:before="40"/>
+            </w:pPr>
+            <w:r>
+              <w:rPr>
+                <w:rFonts w:ascii="Calibri" w:cs="Calibri" w:eastAsia="Calibri" w:hAnsi="Calibri"/>
+                <w:sz w:val="20"/>
+                <w:szCs w:val="20"/>
+              </w:rPr>
+              <w:t xml:space="preserve">Akses Platform</w:t>
+            </w:r>
+          </w:p>
+        </w:tc>
+        <w:tc>
+          <w:tcPr>
+            <w:shd w:fill="F8FAFC" w:val="clear"/>
+          </w:tcPr>
+          <w:p>
+            <w:pPr>
+              <w:spacing w:after="40" w:before="40"/>
+            </w:pPr>
+            <w:r>
+              <w:rPr>
+                <w:rFonts w:ascii="Calibri" w:cs="Calibri" w:eastAsia="Calibri" w:hAnsi="Calibri"/>
+                <w:sz w:val="20"/>
+                <w:szCs w:val="20"/>
+              </w:rPr>
+              <w:t xml:space="preserve">Web Desktop / ERP Portal (memerlukan bandwidth stabil &amp; login ERP).</w:t>
+            </w:r>
+          </w:p>
+        </w:tc>
+        <w:tc>
+          <w:tcPr>
+            <w:shd w:fill="F8FAFC" w:val="clear"/>
+          </w:tcPr>
+          <w:p>
+            <w:pPr>
+              <w:spacing w:after="40" w:before="40"/>
+            </w:pPr>
+            <w:r>
+              <w:rPr>
+                <w:rFonts w:ascii="Calibri" w:cs="Calibri" w:eastAsia="Calibri" w:hAnsi="Calibri"/>
+                <w:sz w:val="20"/>
+                <w:szCs w:val="20"/>
+              </w:rPr>
+              <w:t xml:space="preserve">Telegram Mini App (TMA) langsung di smartphone (akses cepat via Telegram).</w:t>
+            </w:r>
+          </w:p>
+        </w:tc>
+      </w:tr>
+      <w:tr>
+        <w:tc>
+          <w:p>
+            <w:pPr>
+              <w:spacing w:after="40" w:before="40"/>
+            </w:pPr>
+            <w:r>
+              <w:rPr>
+                <w:rFonts w:ascii="Calibri" w:cs="Calibri" w:eastAsia="Calibri" w:hAnsi="Calibri"/>
+                <w:sz w:val="20"/>
+                <w:szCs w:val="20"/>
+              </w:rPr>
+              <w:t xml:space="preserve">Metode Scanner</w:t>
+            </w:r>
+          </w:p>
+        </w:tc>
+        <w:tc>
+          <w:p>
+            <w:pPr>
+              <w:spacing w:after="40" w:before="40"/>
+            </w:pPr>
+            <w:r>
+              <w:rPr>
+                <w:rFonts w:ascii="Calibri" w:cs="Calibri" w:eastAsia="Calibri" w:hAnsi="Calibri"/>
+                <w:sz w:val="20"/>
+                <w:szCs w:val="20"/>
+              </w:rPr>
+              <w:t xml:space="preserve">Memerlukan hardware scanner USB/Bluetooth eksternal atau PDT mahal.</w:t>
+            </w:r>
+          </w:p>
+        </w:tc>
+        <w:tc>
+          <w:p>
+            <w:pPr>
+              <w:spacing w:after="40" w:before="40"/>
+            </w:pPr>
+            <w:r>
+              <w:rPr>
+                <w:rFonts w:ascii="Calibri" w:cs="Calibri" w:eastAsia="Calibri" w:hAnsi="Calibri"/>
+                <w:sz w:val="20"/>
+                <w:szCs w:val="20"/>
+              </w:rPr>
+              <w:t xml:space="preserve">Kamera HP bawaan (HTML5 QR/Barcode Scanner) langsung di aplikasi.</w:t>
+            </w:r>
+          </w:p>
+        </w:tc>
+      </w:tr>
+      <w:tr>
+        <w:tc>
+          <w:tcPr>
+            <w:shd w:fill="F8FAFC" w:val="clear"/>
+          </w:tcPr>
+          <w:p>
+            <w:pPr>
+              <w:spacing w:after="40" w:before="40"/>
+            </w:pPr>
+            <w:r>
+              <w:rPr>
+                <w:rFonts w:ascii="Calibri" w:cs="Calibri" w:eastAsia="Calibri" w:hAnsi="Calibri"/>
+                <w:sz w:val="20"/>
+                <w:szCs w:val="20"/>
+              </w:rPr>
+              <w:t xml:space="preserve">Alur Peminjaman Backup</w:t>
+            </w:r>
+          </w:p>
+        </w:tc>
+        <w:tc>
+          <w:tcPr>
+            <w:shd w:fill="F8FAFC" w:val="clear"/>
+          </w:tcPr>
+          <w:p>
+            <w:pPr>
+              <w:spacing w:after="40" w:before="40"/>
+            </w:pPr>
+            <w:r>
+              <w:rPr>
+                <w:rFonts w:ascii="Calibri" w:cs="Calibri" w:eastAsia="Calibri" w:hAnsi="Calibri"/>
+                <w:sz w:val="20"/>
+                <w:szCs w:val="20"/>
+              </w:rPr>
+              <w:t xml:space="preserve">Pencatatan mutasi stok internal standar, tidak ada siklus pinjam khusus.</w:t>
+            </w:r>
+          </w:p>
+        </w:tc>
+        <w:tc>
+          <w:tcPr>
+            <w:shd w:fill="F8FAFC" w:val="clear"/>
+          </w:tcPr>
+          <w:p>
+            <w:pPr>
+              <w:spacing w:after="40" w:before="40"/>
+            </w:pPr>
+            <w:r>
+              <w:rPr>
+                <w:rFonts w:ascii="Calibri" w:cs="Calibri" w:eastAsia="Calibri" w:hAnsi="Calibri"/>
+                <w:sz w:val="20"/>
+                <w:szCs w:val="20"/>
+              </w:rPr>
+              <w:t xml:space="preserve">Siklus 6-Fase Khusus: Request ➡️ Approve ➡️ Transit ➡️ Pinjam ➡️ Retur ➡️ Restorasi Otomatis.</w:t>
+            </w:r>
+          </w:p>
+        </w:tc>
+      </w:tr>
+      <w:tr>
+        <w:tc>
+          <w:p>
+            <w:pPr>
+              <w:spacing w:after="40" w:before="40"/>
+            </w:pPr>
+            <w:r>
+              <w:rPr>
+                <w:rFonts w:ascii="Calibri" w:cs="Calibri" w:eastAsia="Calibri" w:hAnsi="Calibri"/>
+                <w:sz w:val="20"/>
+                <w:szCs w:val="20"/>
+              </w:rPr>
+              <w:t xml:space="preserve">Pengingat Jatuh Tempo</w:t>
+            </w:r>
+          </w:p>
+        </w:tc>
+        <w:tc>
+          <w:p>
+            <w:pPr>
+              <w:spacing w:after="40" w:before="40"/>
+            </w:pPr>
+            <w:r>
+              <w:rPr>
+                <w:rFonts w:ascii="Calibri" w:cs="Calibri" w:eastAsia="Calibri" w:hAnsi="Calibri"/>
+                <w:sz w:val="20"/>
+                <w:szCs w:val="20"/>
+              </w:rPr>
+              <w:t xml:space="preserve">Terbatas pada notifikasi internal/email sistem yang jarang dibuka toko.</w:t>
+            </w:r>
+          </w:p>
+        </w:tc>
+        <w:tc>
+          <w:p>
+            <w:pPr>
+              <w:spacing w:after="40" w:before="40"/>
+            </w:pPr>
+            <w:r>
+              <w:rPr>
+                <w:rFonts w:ascii="Calibri" w:cs="Calibri" w:eastAsia="Calibri" w:hAnsi="Calibri"/>
+                <w:sz w:val="20"/>
+                <w:szCs w:val="20"/>
+              </w:rPr>
+              <w:t xml:space="preserve">Notifikasi Bot Telegram Harian (Peringatan H-3 dan alarm OVERDUE merah).</w:t>
+            </w:r>
+          </w:p>
+        </w:tc>
+      </w:tr>
+      <w:tr>
+        <w:tc>
+          <w:tcPr>
+            <w:shd w:fill="F8FAFC" w:val="clear"/>
+          </w:tcPr>
+          <w:p>
+            <w:pPr>
+              <w:spacing w:after="40" w:before="40"/>
+            </w:pPr>
+            <w:r>
+              <w:rPr>
+                <w:rFonts w:ascii="Calibri" w:cs="Calibri" w:eastAsia="Calibri" w:hAnsi="Calibri"/>
+                <w:sz w:val="20"/>
+                <w:szCs w:val="20"/>
+              </w:rPr>
+              <w:t xml:space="preserve">Mekanisme Approval</w:t>
+            </w:r>
+          </w:p>
+        </w:tc>
+        <w:tc>
+          <w:tcPr>
+            <w:shd w:fill="F8FAFC" w:val="clear"/>
+          </w:tcPr>
+          <w:p>
+            <w:pPr>
+              <w:spacing w:after="40" w:before="40"/>
+            </w:pPr>
+            <w:r>
+              <w:rPr>
+                <w:rFonts w:ascii="Calibri" w:cs="Calibri" w:eastAsia="Calibri" w:hAnsi="Calibri"/>
+                <w:sz w:val="20"/>
+                <w:szCs w:val="20"/>
+              </w:rPr>
+              <w:t xml:space="preserve">Login ke portal Odoo ➡️ Buka modul inventaris ➡️ Validasi.</w:t>
+            </w:r>
+          </w:p>
+        </w:tc>
+        <w:tc>
+          <w:tcPr>
+            <w:shd w:fill="F8FAFC" w:val="clear"/>
+          </w:tcPr>
+          <w:p>
+            <w:pPr>
+              <w:spacing w:after="40" w:before="40"/>
+            </w:pPr>
+            <w:r>
+              <w:rPr>
+                <w:rFonts w:ascii="Calibri" w:cs="Calibri" w:eastAsia="Calibri" w:hAnsi="Calibri"/>
+                <w:sz w:val="20"/>
+                <w:szCs w:val="20"/>
+              </w:rPr>
+              <w:t xml:space="preserve">1-Klik di Chat Telegram (Tombol Inline Keyboard Setujui / Tolak).</w:t>
+            </w:r>
+          </w:p>
+        </w:tc>
+      </w:tr>
+      <w:tr>
+        <w:tc>
+          <w:p>
+            <w:pPr>
+              <w:spacing w:after="40" w:before="40"/>
+            </w:pPr>
+            <w:r>
+              <w:rPr>
+                <w:rFonts w:ascii="Calibri" w:cs="Calibri" w:eastAsia="Calibri" w:hAnsi="Calibri"/>
+                <w:sz w:val="20"/>
+                <w:szCs w:val="20"/>
+              </w:rPr>
+              <w:t xml:space="preserve">Audit Fisik (Opname)</w:t>
+            </w:r>
+          </w:p>
+        </w:tc>
+        <w:tc>
+          <w:p>
+            <w:pPr>
+              <w:spacing w:after="40" w:before="40"/>
+            </w:pPr>
+            <w:r>
+              <w:rPr>
+                <w:rFonts w:ascii="Calibri" w:cs="Calibri" w:eastAsia="Calibri" w:hAnsi="Calibri"/>
+                <w:sz w:val="20"/>
+                <w:szCs w:val="20"/>
+              </w:rPr>
+              <w:t xml:space="preserve">Input daftar opname via tabel desktop atau scanner terhubung.</w:t>
+            </w:r>
+          </w:p>
+        </w:tc>
+        <w:tc>
+          <w:p>
+            <w:pPr>
+              <w:spacing w:after="40" w:before="40"/>
+            </w:pPr>
+            <w:r>
+              <w:rPr>
+                <w:rFonts w:ascii="Calibri" w:cs="Calibri" w:eastAsia="Calibri" w:hAnsi="Calibri"/>
+                <w:sz w:val="20"/>
+                <w:szCs w:val="20"/>
+              </w:rPr>
+              <w:t xml:space="preserve">Pemindaian visual di lapangan dengan klasifikasi instan: Ditemukan, Nyasar, Hilang.</w:t>
             </w:r>
           </w:p>
         </w:tc>
@@ -1779,7 +1724,29 @@
         <w:spacing w:after="200" w:before="400"/>
       </w:pPr>
       <w:r>
-        <w:t xml:space="preserve">6. Kebutuhan Bisnis Utama (Business Requirements)</w:t>
+        <w:t xml:space="preserve">6. Kelemahan Sistem &amp; Titik Kritis Rekonsiliasi (The Synchronization Gap)</w:t>
+      </w:r>
+    </w:p>
+    <w:p>
+      <w:pPr>
+        <w:pStyle w:val="Heading2"/>
+        <w:spacing w:after="120" w:before="300"/>
+      </w:pPr>
+      <w:r>
+        <w:t xml:space="preserve">6.1 Sumber Kerancuan Data (Status Mismatch)</w:t>
+      </w:r>
+    </w:p>
+    <w:p>
+      <w:pPr>
+        <w:spacing w:after="60" w:before="60"/>
+      </w:pPr>
+      <w:r>
+        <w:rPr>
+          <w:rFonts w:ascii="Calibri" w:cs="Calibri" w:eastAsia="Calibri" w:hAnsi="Calibri"/>
+          <w:sz w:val="22"/>
+          <w:szCs w:val="22"/>
+        </w:rPr>
+        <w:t xml:space="preserve">Karena E1-TMA berposisi sebagai tangan panjang yang menjembatani operasional lapangan ke Odoo melalui mekanisme Ekspor-Impor Berkas (File-based Batch Sync), sistem ini memiliki titik kritis (trade-off) yang harus dipahami oleh seluruh pemangku kepentingan:</w:t>
       </w:r>
     </w:p>
     <w:p>
@@ -1797,7 +1764,7 @@
           <w:sz w:val="22"/>
           <w:szCs w:val="22"/>
         </w:rPr>
-        <w:t xml:space="preserve">BR-01 (Single Source of Truth): Seluruh data aset TI wajib terpusat pada satu database relasional Supabase PostgreSQL dengan Row Level Security (RLS).</w:t>
+        <w:t xml:space="preserve">1. Jeda Waktu Sinkronisasi (Data Latency): Aset yang sudah disetujui, dipinjam, atau dikembalikan di E1-TMA secara real-time status fisiknya sudah berubah di lapangan, namun di Odoo statusnya masih status lama hingga Admin IT melakukan ekspor rekap dari E1-TMA dan mengimpornya ke Odoo.</w:t>
       </w:r>
     </w:p>
     <w:p>
@@ -1815,7 +1782,7 @@
           <w:sz w:val="22"/>
           <w:szCs w:val="22"/>
         </w:rPr>
-        <w:t xml:space="preserve">BR-02 (Seamless Mobile Operations): Aplikasi harus dapat diakses langsung dari Telegram tanpa perlu instalasi aplikasi terpisah via Telegram Mini App.</w:t>
+        <w:t xml:space="preserve">2. Ketergantungan pada Disiplin Admin: Kecepatan pembaruan Odoo sangat bergantung pada jadwal rutin Admin IT dalam melakukan ekspor-impor data.</w:t>
       </w:r>
     </w:p>
     <w:p>
@@ -1833,7 +1800,24 @@
           <w:sz w:val="22"/>
           <w:szCs w:val="22"/>
         </w:rPr>
-        <w:t xml:space="preserve">BR-03 (Controlled Backup Lifecycle): Unit backup tidak boleh dipinjamkan tanpa batas waktu; durasi harus ditentukan di awal dan status overdue dipantau otomatis.</w:t>
+        <w:t xml:space="preserve">3. Potensi Perubahan Paralel: Jika ada staf yang mengubah data aset langsung di Odoo tanpa melalui E1-TMA, maka akan terjadi benturan data saat ekspor CSV berikutnya ditimpa ke E1-TMA.</w:t>
+      </w:r>
+    </w:p>
+    <w:p>
+      <w:pPr>
+        <w:spacing w:before="100"/>
+      </w:pPr>
+      <w:r>
+        <w:t xml:space="preserve"/>
+      </w:r>
+    </w:p>
+    <w:p>
+      <w:pPr>
+        <w:pStyle w:val="Heading2"/>
+        <w:spacing w:after="120" w:before="300"/>
+      </w:pPr>
+      <w:r>
+        <w:t xml:space="preserve">6.2 Standar Prosedur Operasional (SOP) Rekonsiliasi Ekspor-Impor</w:t>
       </w:r>
     </w:p>
     <w:p>
@@ -1851,7 +1835,7 @@
           <w:sz w:val="22"/>
           <w:szCs w:val="22"/>
         </w:rPr>
-        <w:t xml:space="preserve">BR-04 (Regional Governance): Persetujuan transaksi harus terisolasi sesuai wilayah wewenang masing-masing Admin Regional guna mencegah intervensi antar wilayah.</w:t>
+        <w:t xml:space="preserve">Aturan Tunggal Operasional: Seluruh pergerakan fisik unit backup, mutasi, dan stock opname WAJIB dicatat melalui E1-TMA, bukan diinput manual langsung ke Odoo.</w:t>
       </w:r>
     </w:p>
     <w:p>
@@ -1869,7 +1853,43 @@
           <w:sz w:val="22"/>
           <w:szCs w:val="22"/>
         </w:rPr>
-        <w:t xml:space="preserve">BR-05 (Audit Trail &amp; Legal Compliance): Setiap perpindahan fisik wajib menghasilkan BAST dan tercatat dalam linimasa audit yang tidak dapat dimanipulasi.</w:t>
+        <w:t xml:space="preserve">Jadwal Rekonsiliasi Rutin (Batch Closing):</w:t>
+      </w:r>
+    </w:p>
+    <w:p>
+      <w:pPr>
+        <w:pStyle w:val="ListParagraph"/>
+        <w:numPr>
+          <w:ilvl w:val="1"/>
+          <w:numId w:val="1"/>
+        </w:numPr>
+        <w:spacing w:after="40" w:before="40"/>
+      </w:pPr>
+      <w:r>
+        <w:rPr>
+          <w:rFonts w:ascii="Calibri" w:cs="Calibri" w:eastAsia="Calibri" w:hAnsi="Calibri"/>
+          <w:sz w:val="22"/>
+          <w:szCs w:val="22"/>
+        </w:rPr>
+        <w:t xml:space="preserve">  - Harian / Mingguan: Admin IT mengekspor laporan transaksi dari E1-TMA (Export CSV/Excel) dan mengunggahnya ke modul penyesuaian Odoo untuk menyinkronkan status aset.</w:t>
+      </w:r>
+    </w:p>
+    <w:p>
+      <w:pPr>
+        <w:pStyle w:val="ListParagraph"/>
+        <w:numPr>
+          <w:ilvl w:val="1"/>
+          <w:numId w:val="1"/>
+        </w:numPr>
+        <w:spacing w:after="40" w:before="40"/>
+      </w:pPr>
+      <w:r>
+        <w:rPr>
+          <w:rFonts w:ascii="Calibri" w:cs="Calibri" w:eastAsia="Calibri" w:hAnsi="Calibri"/>
+          <w:sz w:val="22"/>
+          <w:szCs w:val="22"/>
+        </w:rPr>
+        <w:t xml:space="preserve">  - Bulanan (Pasca Opname): Hasil Stock Opname dan Berita Acara Pemusnahan (BAST Disposal) diekspor dari E1-TMA sebagai lampiran penyesuaian stok (Inventory Adjustment) resmi di Odoo.</w:t>
       </w:r>
     </w:p>
     <w:p>
@@ -1887,7 +1907,39 @@
           <w:sz w:val="22"/>
           <w:szCs w:val="22"/>
         </w:rPr>
-        <w:t xml:space="preserve">BR-06 (Disposal Governance): Pemusnahan aset afkir wajib melalui tahap verifikasi usulan tertulis sebelum status aset diubah menjadi Disposed di sistem.</w:t>
+        <w:t xml:space="preserve">UPSERT &amp; Strict Trigger: Pengunggahan master dari Odoo ke E1-TMA selalu menggunakan proteksi UPSERT berbasis serial_number dan trigger validasi kategori guna memastikan data yang masuk ke E1-TMA tidak korup/typo.</w:t>
+      </w:r>
+    </w:p>
+    <w:p>
+      <w:pPr>
+        <w:spacing w:before="100"/>
+      </w:pPr>
+      <w:r>
+        <w:t xml:space="preserve"/>
+      </w:r>
+    </w:p>
+    <w:p>
+      <w:pPr>
+        <w:pStyle w:val="Heading2"/>
+        <w:spacing w:after="120" w:before="300"/>
+      </w:pPr>
+      <w:r>
+        <w:t xml:space="preserve">6.3 Peta Jalan Integrasi Masa Depan (Phase 2 Roadmap)</w:t>
+      </w:r>
+    </w:p>
+    <w:p>
+      <w:pPr>
+        <w:spacing w:after="60" w:before="60"/>
+      </w:pPr>
+      <w:r>
+        <w:rPr>
+          <w:rFonts w:ascii="Calibri" w:cs="Calibri" w:eastAsia="Calibri" w:hAnsi="Calibri"/>
+          <w:i/>
+          <w:iCs/>
+          <w:sz w:val="22"/>
+          <w:szCs w:val="22"/>
+        </w:rPr>
+        <w:t xml:space="preserve">Sebagai solusi jangka panjang untuk meniadakan proses manual ekspor-impor: Pengembangan REST API / Webhook Connector langsung antara Supabase Edge Functions dan Odoo External API (XML-RPC / JSON-RPC) sehingga saat transaksi di E1-TMA berstatus Completed, sistem secara otomatis memicu pembaruan status lokasi aset di Odoo secara real-time tanpa intervensi file CSV.</w:t>
       </w:r>
     </w:p>
     <w:p>
@@ -1913,7 +1965,7 @@
         <w:spacing w:after="120" w:before="300"/>
       </w:pPr>
       <w:r>
-        <w:t xml:space="preserve">7.1 Modul Master Data &amp; Inventaris Aset</w:t>
+        <w:t xml:space="preserve">7.1 Modul Sinkronisasi Staging Data Odoo (CSV Import/Export)</w:t>
       </w:r>
     </w:p>
     <w:tbl>
@@ -1954,7 +2006,7 @@
                 <w:sz w:val="20"/>
                 <w:szCs w:val="20"/>
               </w:rPr>
-              <w:t xml:space="preserve">ID</w:t>
+              <w:t xml:space="preserve">ID Kebutuhan</w:t>
             </w:r>
           </w:p>
         </w:tc>
@@ -2013,22 +2065,22 @@
                 <w:sz w:val="20"/>
                 <w:szCs w:val="20"/>
               </w:rPr>
-              <w:t xml:space="preserve">FR-AST-01</w:t>
-            </w:r>
-          </w:p>
-        </w:tc>
-        <w:tc>
-          <w:p>
-            <w:pPr>
-              <w:spacing w:after="40" w:before="40"/>
-            </w:pPr>
-            <w:r>
-              <w:rPr>
-                <w:rFonts w:ascii="Calibri" w:cs="Calibri" w:eastAsia="Calibri" w:hAnsi="Calibri"/>
-                <w:sz w:val="20"/>
-                <w:szCs w:val="20"/>
-              </w:rPr>
-              <w:t xml:space="preserve">Mengelola data master aset: S/N, No. Aktiva, Kategori, Brand, Model, Computer Name, Status, Site, External ID, Deskripsi.</w:t>
+              <w:t xml:space="preserve">FR-OD-01</w:t>
+            </w:r>
+          </w:p>
+        </w:tc>
+        <w:tc>
+          <w:p>
+            <w:pPr>
+              <w:spacing w:after="40" w:before="40"/>
+            </w:pPr>
+            <w:r>
+              <w:rPr>
+                <w:rFonts w:ascii="Calibri" w:cs="Calibri" w:eastAsia="Calibri" w:hAnsi="Calibri"/>
+                <w:sz w:val="20"/>
+                <w:szCs w:val="20"/>
+              </w:rPr>
+              <w:t xml:space="preserve">Sistem mampu mengimpor data inventaris aset hasil ekspor dari Odoo (mencakup field: S/N, No. Aktiva, Kategori, Merek, Model, Computer Name, Site/Cabang, dan Status).</w:t>
             </w:r>
           </w:p>
         </w:tc>
@@ -2063,25 +2115,25 @@
                 <w:sz w:val="20"/>
                 <w:szCs w:val="20"/>
               </w:rPr>
-              <w:t xml:space="preserve">FR-AST-02</w:t>
-            </w:r>
-          </w:p>
-        </w:tc>
-        <w:tc>
-          <w:tcPr>
-            <w:shd w:fill="F8FAFC" w:val="clear"/>
-          </w:tcPr>
-          <w:p>
-            <w:pPr>
-              <w:spacing w:after="40" w:before="40"/>
-            </w:pPr>
-            <w:r>
-              <w:rPr>
-                <w:rFonts w:ascii="Calibri" w:cs="Calibri" w:eastAsia="Calibri" w:hAnsi="Calibri"/>
-                <w:sz w:val="20"/>
-                <w:szCs w:val="20"/>
-              </w:rPr>
-              <w:t xml:space="preserve">Master status aset terdiri dari 4 nilai: Active, Backup, Disposed, dan Retired.</w:t>
+              <w:t xml:space="preserve">FR-OD-02</w:t>
+            </w:r>
+          </w:p>
+        </w:tc>
+        <w:tc>
+          <w:tcPr>
+            <w:shd w:fill="F8FAFC" w:val="clear"/>
+          </w:tcPr>
+          <w:p>
+            <w:pPr>
+              <w:spacing w:after="40" w:before="40"/>
+            </w:pPr>
+            <w:r>
+              <w:rPr>
+                <w:rFonts w:ascii="Calibri" w:cs="Calibri" w:eastAsia="Calibri" w:hAnsi="Calibri"/>
+                <w:sz w:val="20"/>
+                <w:szCs w:val="20"/>
+              </w:rPr>
+              <w:t xml:space="preserve">Sistem menerapkan Strict Category Validation Trigger PostgreSQL (handle_asset_category_strict_sync) saat import data Odoo untuk mencegah anomali nama kategori yang tidak sesuai standar.</w:t>
             </w:r>
           </w:p>
         </w:tc>
@@ -2116,22 +2168,22 @@
                 <w:sz w:val="20"/>
                 <w:szCs w:val="20"/>
               </w:rPr>
-              <w:t xml:space="preserve">FR-AST-03</w:t>
-            </w:r>
-          </w:p>
-        </w:tc>
-        <w:tc>
-          <w:p>
-            <w:pPr>
-              <w:spacing w:after="40" w:before="40"/>
-            </w:pPr>
-            <w:r>
-              <w:rPr>
-                <w:rFonts w:ascii="Calibri" w:cs="Calibri" w:eastAsia="Calibri" w:hAnsi="Calibri"/>
-                <w:sz w:val="20"/>
-                <w:szCs w:val="20"/>
-              </w:rPr>
-              <w:t xml:space="preserve">Menyajikan daftar aset dikelompokkan per Region dalam format collapsible accordion.</w:t>
+              <w:t xml:space="preserve">FR-OD-03</w:t>
+            </w:r>
+          </w:p>
+        </w:tc>
+        <w:tc>
+          <w:p>
+            <w:pPr>
+              <w:spacing w:after="40" w:before="40"/>
+            </w:pPr>
+            <w:r>
+              <w:rPr>
+                <w:rFonts w:ascii="Calibri" w:cs="Calibri" w:eastAsia="Calibri" w:hAnsi="Calibri"/>
+                <w:sz w:val="20"/>
+                <w:szCs w:val="20"/>
+              </w:rPr>
+              <w:t xml:space="preserve">Sistem memproses unggahan file CSV besar dari Odoo (ribuan baris) menggunakan teknik Batch Chunking (250 baris per batch) untuk menghindari kegagalan request browser.</w:t>
             </w:r>
           </w:p>
         </w:tc>
@@ -2166,25 +2218,25 @@
                 <w:sz w:val="20"/>
                 <w:szCs w:val="20"/>
               </w:rPr>
-              <w:t xml:space="preserve">FR-AST-04</w:t>
-            </w:r>
-          </w:p>
-        </w:tc>
-        <w:tc>
-          <w:tcPr>
-            <w:shd w:fill="F8FAFC" w:val="clear"/>
-          </w:tcPr>
-          <w:p>
-            <w:pPr>
-              <w:spacing w:after="40" w:before="40"/>
-            </w:pPr>
-            <w:r>
-              <w:rPr>
-                <w:rFonts w:ascii="Calibri" w:cs="Calibri" w:eastAsia="Calibri" w:hAnsi="Calibri"/>
-                <w:sz w:val="20"/>
-                <w:szCs w:val="20"/>
-              </w:rPr>
-              <w:t xml:space="preserve">Paginated Auto-Fetch untuk memuat 6.000+ data tanpa terhalang batas limit 1.000 baris Supabase/PostgREST.</w:t>
+              <w:t xml:space="preserve">FR-OD-04</w:t>
+            </w:r>
+          </w:p>
+        </w:tc>
+        <w:tc>
+          <w:tcPr>
+            <w:shd w:fill="F8FAFC" w:val="clear"/>
+          </w:tcPr>
+          <w:p>
+            <w:pPr>
+              <w:spacing w:after="40" w:before="40"/>
+            </w:pPr>
+            <w:r>
+              <w:rPr>
+                <w:rFonts w:ascii="Calibri" w:cs="Calibri" w:eastAsia="Calibri" w:hAnsi="Calibri"/>
+                <w:sz w:val="20"/>
+                <w:szCs w:val="20"/>
+              </w:rPr>
+              <w:t xml:space="preserve">Import data Odoo menggunakan metode UPSERT berbasis serial_number sehingga aman dijalankan berulang kali untuk memperbarui master data tanpa menduplikasi catatan.</w:t>
             </w:r>
           </w:p>
         </w:tc>
@@ -2219,82 +2271,26 @@
                 <w:sz w:val="20"/>
                 <w:szCs w:val="20"/>
               </w:rPr>
-              <w:t xml:space="preserve">FR-AST-05</w:t>
-            </w:r>
-          </w:p>
-        </w:tc>
-        <w:tc>
-          <w:p>
-            <w:pPr>
-              <w:spacing w:after="40" w:before="40"/>
-            </w:pPr>
-            <w:r>
-              <w:rPr>
-                <w:rFonts w:ascii="Calibri" w:cs="Calibri" w:eastAsia="Calibri" w:hAnsi="Calibri"/>
-                <w:sz w:val="20"/>
-                <w:szCs w:val="20"/>
-              </w:rPr>
-              <w:t xml:space="preserve">Pencarian instan multisumbu (S/N, Brand, Model, Site, No. Aktiva) serta filter kategori &amp; status.</w:t>
-            </w:r>
-          </w:p>
-        </w:tc>
-        <w:tc>
-          <w:p>
-            <w:pPr>
-              <w:spacing w:after="40" w:before="40"/>
-            </w:pPr>
-            <w:r>
-              <w:rPr>
-                <w:rFonts w:ascii="Calibri" w:cs="Calibri" w:eastAsia="Calibri" w:hAnsi="Calibri"/>
-                <w:sz w:val="20"/>
-                <w:szCs w:val="20"/>
-              </w:rPr>
-              <w:t xml:space="preserve">High</w:t>
-            </w:r>
-          </w:p>
-        </w:tc>
-      </w:tr>
-      <w:tr>
-        <w:tc>
-          <w:tcPr>
-            <w:shd w:fill="F8FAFC" w:val="clear"/>
-          </w:tcPr>
-          <w:p>
-            <w:pPr>
-              <w:spacing w:after="40" w:before="40"/>
-            </w:pPr>
-            <w:r>
-              <w:rPr>
-                <w:rFonts w:ascii="Calibri" w:cs="Calibri" w:eastAsia="Calibri" w:hAnsi="Calibri"/>
-                <w:sz w:val="20"/>
-                <w:szCs w:val="20"/>
-              </w:rPr>
-              <w:t xml:space="preserve">FR-AST-06</w:t>
-            </w:r>
-          </w:p>
-        </w:tc>
-        <w:tc>
-          <w:tcPr>
-            <w:shd w:fill="F8FAFC" w:val="clear"/>
-          </w:tcPr>
-          <w:p>
-            <w:pPr>
-              <w:spacing w:after="40" w:before="40"/>
-            </w:pPr>
-            <w:r>
-              <w:rPr>
-                <w:rFonts w:ascii="Calibri" w:cs="Calibri" w:eastAsia="Calibri" w:hAnsi="Calibri"/>
-                <w:sz w:val="20"/>
-                <w:szCs w:val="20"/>
-              </w:rPr>
-              <w:t xml:space="preserve">Penghapusan logis (Soft Delete) via kolom deleted_at untuk menjamin integritas riwayat aset.</w:t>
-            </w:r>
-          </w:p>
-        </w:tc>
-        <w:tc>
-          <w:tcPr>
-            <w:shd w:fill="F8FAFC" w:val="clear"/>
-          </w:tcPr>
+              <w:t xml:space="preserve">FR-OD-05</w:t>
+            </w:r>
+          </w:p>
+        </w:tc>
+        <w:tc>
+          <w:p>
+            <w:pPr>
+              <w:spacing w:after="40" w:before="40"/>
+            </w:pPr>
+            <w:r>
+              <w:rPr>
+                <w:rFonts w:ascii="Calibri" w:cs="Calibri" w:eastAsia="Calibri" w:hAnsi="Calibri"/>
+                <w:sz w:val="20"/>
+                <w:szCs w:val="20"/>
+              </w:rPr>
+              <w:t xml:space="preserve">Sistem menyediakan fitur Export Rekap Transaksi &amp; Penyesuaian Status ke dalam format Excel CSV (UTF-8 BOM) yang terstruktur rapi agar siap diimpor kembali ke modul Odoo.</w:t>
+            </w:r>
+          </w:p>
+        </w:tc>
+        <w:tc>
           <w:p>
             <w:pPr>
               <w:spacing w:after="40" w:before="40"/>
@@ -2325,7 +2321,7 @@
         <w:spacing w:after="120" w:before="300"/>
       </w:pPr>
       <w:r>
-        <w:t xml:space="preserve">7.2 Modul Transaksi Terpadu (Peminjaman, Mutasi, Perbaikan)</w:t>
+        <w:t xml:space="preserve">7.2 Modul Transaksi Khusus Peminjaman Unit Backup (6-Phase Loan Lifecycle)</w:t>
       </w:r>
     </w:p>
     <w:tbl>
@@ -2366,7 +2362,7 @@
                 <w:sz w:val="20"/>
                 <w:szCs w:val="20"/>
               </w:rPr>
-              <w:t xml:space="preserve">ID</w:t>
+              <w:t xml:space="preserve">ID Kebutuhan</w:t>
             </w:r>
           </w:p>
         </w:tc>
@@ -2425,22 +2421,22 @@
                 <w:sz w:val="20"/>
                 <w:szCs w:val="20"/>
               </w:rPr>
-              <w:t xml:space="preserve">FR-TX-01</w:t>
-            </w:r>
-          </w:p>
-        </w:tc>
-        <w:tc>
-          <w:p>
-            <w:pPr>
-              <w:spacing w:after="40" w:before="40"/>
-            </w:pPr>
-            <w:r>
-              <w:rPr>
-                <w:rFonts w:ascii="Calibri" w:cs="Calibri" w:eastAsia="Calibri" w:hAnsi="Calibri"/>
-                <w:sz w:val="20"/>
-                <w:szCs w:val="20"/>
-              </w:rPr>
-              <w:t xml:space="preserve">Tabel transaksi terpadu (asset_transactions) mendukung tipe: Borrowing, Mutation, dan Repair.</w:t>
+              <w:t xml:space="preserve">FR-LN-01</w:t>
+            </w:r>
+          </w:p>
+        </w:tc>
+        <w:tc>
+          <w:p>
+            <w:pPr>
+              <w:spacing w:after="40" w:before="40"/>
+            </w:pPr>
+            <w:r>
+              <w:rPr>
+                <w:rFonts w:ascii="Calibri" w:cs="Calibri" w:eastAsia="Calibri" w:hAnsi="Calibri"/>
+                <w:sz w:val="20"/>
+                <w:szCs w:val="20"/>
+              </w:rPr>
+              <w:t xml:space="preserve">Toko dapat mengajukan permohonan peminjaman unit backup darurat dengan memilih kategori perangkat dan wajib mengisi Durasi Pinjam (Hari).</w:t>
             </w:r>
           </w:p>
         </w:tc>
@@ -2475,25 +2471,25 @@
                 <w:sz w:val="20"/>
                 <w:szCs w:val="20"/>
               </w:rPr>
-              <w:t xml:space="preserve">FR-TX-02</w:t>
-            </w:r>
-          </w:p>
-        </w:tc>
-        <w:tc>
-          <w:tcPr>
-            <w:shd w:fill="F8FAFC" w:val="clear"/>
-          </w:tcPr>
-          <w:p>
-            <w:pPr>
-              <w:spacing w:after="40" w:before="40"/>
-            </w:pPr>
-            <w:r>
-              <w:rPr>
-                <w:rFonts w:ascii="Calibri" w:cs="Calibri" w:eastAsia="Calibri" w:hAnsi="Calibri"/>
-                <w:sz w:val="20"/>
-                <w:szCs w:val="20"/>
-              </w:rPr>
-              <w:t xml:space="preserve">Penomoran kode transaksi otomatis unik berbasis tipe, kode site, tahun/bulan, dan nomor urut.</w:t>
+              <w:t xml:space="preserve">FR-LN-02</w:t>
+            </w:r>
+          </w:p>
+        </w:tc>
+        <w:tc>
+          <w:tcPr>
+            <w:shd w:fill="F8FAFC" w:val="clear"/>
+          </w:tcPr>
+          <w:p>
+            <w:pPr>
+              <w:spacing w:after="40" w:before="40"/>
+            </w:pPr>
+            <w:r>
+              <w:rPr>
+                <w:rFonts w:ascii="Calibri" w:cs="Calibri" w:eastAsia="Calibri" w:hAnsi="Calibri"/>
+                <w:sz w:val="20"/>
+                <w:szCs w:val="20"/>
+              </w:rPr>
+              <w:t xml:space="preserve">Penomoran tiket transaksi dibuat otomatis dengan format unik (LOAN-[SITE]-[YYMM]-[SEQ]).</w:t>
             </w:r>
           </w:p>
         </w:tc>
@@ -2528,22 +2524,22 @@
                 <w:sz w:val="20"/>
                 <w:szCs w:val="20"/>
               </w:rPr>
-              <w:t xml:space="preserve">FR-TX-03</w:t>
-            </w:r>
-          </w:p>
-        </w:tc>
-        <w:tc>
-          <w:p>
-            <w:pPr>
-              <w:spacing w:after="40" w:before="40"/>
-            </w:pPr>
-            <w:r>
-              <w:rPr>
-                <w:rFonts w:ascii="Calibri" w:cs="Calibri" w:eastAsia="Calibri" w:hAnsi="Calibri"/>
-                <w:sz w:val="20"/>
-                <w:szCs w:val="20"/>
-              </w:rPr>
-              <w:t xml:space="preserve">Form Peminjaman (Borrowing) mewajibkan input Durasi Pinjam (Hari).</w:t>
+              <w:t xml:space="preserve">FR-LN-03</w:t>
+            </w:r>
+          </w:p>
+        </w:tc>
+        <w:tc>
+          <w:p>
+            <w:pPr>
+              <w:spacing w:after="40" w:before="40"/>
+            </w:pPr>
+            <w:r>
+              <w:rPr>
+                <w:rFonts w:ascii="Calibri" w:cs="Calibri" w:eastAsia="Calibri" w:hAnsi="Calibri"/>
+                <w:sz w:val="20"/>
+                <w:szCs w:val="20"/>
+              </w:rPr>
+              <w:t xml:space="preserve">Sistem mendukung siklus hidup 6 fase peminjaman: Requested ➡️ Approved ➡️ In Transit ➡️ In Progress ➡️ Returning ➡️ Completed.</w:t>
             </w:r>
           </w:p>
         </w:tc>
@@ -2578,25 +2574,25 @@
                 <w:sz w:val="20"/>
                 <w:szCs w:val="20"/>
               </w:rPr>
-              <w:t xml:space="preserve">FR-TX-04</w:t>
-            </w:r>
-          </w:p>
-        </w:tc>
-        <w:tc>
-          <w:tcPr>
-            <w:shd w:fill="F8FAFC" w:val="clear"/>
-          </w:tcPr>
-          <w:p>
-            <w:pPr>
-              <w:spacing w:after="40" w:before="40"/>
-            </w:pPr>
-            <w:r>
-              <w:rPr>
-                <w:rFonts w:ascii="Calibri" w:cs="Calibri" w:eastAsia="Calibri" w:hAnsi="Calibri"/>
-                <w:sz w:val="20"/>
-                <w:szCs w:val="20"/>
-              </w:rPr>
-              <w:t xml:space="preserve">Perhitungan otomatis Tanggal Jatuh Tempo (due_date) saat status berpindah ke In Progress.</w:t>
+              <w:t xml:space="preserve">FR-LN-04</w:t>
+            </w:r>
+          </w:p>
+        </w:tc>
+        <w:tc>
+          <w:tcPr>
+            <w:shd w:fill="F8FAFC" w:val="clear"/>
+          </w:tcPr>
+          <w:p>
+            <w:pPr>
+              <w:spacing w:after="40" w:before="40"/>
+            </w:pPr>
+            <w:r>
+              <w:rPr>
+                <w:rFonts w:ascii="Calibri" w:cs="Calibri" w:eastAsia="Calibri" w:hAnsi="Calibri"/>
+                <w:sz w:val="20"/>
+                <w:szCs w:val="20"/>
+              </w:rPr>
+              <w:t xml:space="preserve">Sistem secara otomatis mengunci Tanggal Jatuh Tempo (due_date) tepat saat toko menekan tombol "Terima Unit" (transisi ke status In Progress).</w:t>
             </w:r>
           </w:p>
         </w:tc>
@@ -2631,22 +2627,22 @@
                 <w:sz w:val="20"/>
                 <w:szCs w:val="20"/>
               </w:rPr>
-              <w:t xml:space="preserve">FR-TX-05</w:t>
-            </w:r>
-          </w:p>
-        </w:tc>
-        <w:tc>
-          <w:p>
-            <w:pPr>
-              <w:spacing w:after="40" w:before="40"/>
-            </w:pPr>
-            <w:r>
-              <w:rPr>
-                <w:rFonts w:ascii="Calibri" w:cs="Calibri" w:eastAsia="Calibri" w:hAnsi="Calibri"/>
-                <w:sz w:val="20"/>
-                <w:szCs w:val="20"/>
-              </w:rPr>
-              <w:t xml:space="preserve">Transisi status lengkap: Requested ➡️ Approved ➡️ In Transit ➡️ In Progress ➡️ Returning ➡️ Completed (serta Rejected &amp; Cancelled).</w:t>
+              <w:t xml:space="preserve">FR-LN-05</w:t>
+            </w:r>
+          </w:p>
+        </w:tc>
+        <w:tc>
+          <w:p>
+            <w:pPr>
+              <w:spacing w:after="40" w:before="40"/>
+            </w:pPr>
+            <w:r>
+              <w:rPr>
+                <w:rFonts w:ascii="Calibri" w:cs="Calibri" w:eastAsia="Calibri" w:hAnsi="Calibri"/>
+                <w:sz w:val="20"/>
+                <w:szCs w:val="20"/>
+              </w:rPr>
+              <w:t xml:space="preserve">Toko dapat menekan tombol "Kembalikan Unit (Return)" yang mengubah status menjadi Returning saat unit dikirim balik ke gudang IT.</w:t>
             </w:r>
           </w:p>
         </w:tc>
@@ -2681,25 +2677,25 @@
                 <w:sz w:val="20"/>
                 <w:szCs w:val="20"/>
               </w:rPr>
-              <w:t xml:space="preserve">FR-TX-06</w:t>
-            </w:r>
-          </w:p>
-        </w:tc>
-        <w:tc>
-          <w:tcPr>
-            <w:shd w:fill="F8FAFC" w:val="clear"/>
-          </w:tcPr>
-          <w:p>
-            <w:pPr>
-              <w:spacing w:after="40" w:before="40"/>
-            </w:pPr>
-            <w:r>
-              <w:rPr>
-                <w:rFonts w:ascii="Calibri" w:cs="Calibri" w:eastAsia="Calibri" w:hAnsi="Calibri"/>
-                <w:sz w:val="20"/>
-                <w:szCs w:val="20"/>
-              </w:rPr>
-              <w:t xml:space="preserve">Logika Restorasi Peminjaman: Saat Borrowing diselesaikan (Completed), lokasi fisik aset OTOMATIS kembali ke gudang asal (from_site_code).</w:t>
+              <w:t xml:space="preserve">FR-LN-06</w:t>
+            </w:r>
+          </w:p>
+        </w:tc>
+        <w:tc>
+          <w:tcPr>
+            <w:shd w:fill="F8FAFC" w:val="clear"/>
+          </w:tcPr>
+          <w:p>
+            <w:pPr>
+              <w:spacing w:after="40" w:before="40"/>
+            </w:pPr>
+            <w:r>
+              <w:rPr>
+                <w:rFonts w:ascii="Calibri" w:cs="Calibri" w:eastAsia="Calibri" w:hAnsi="Calibri"/>
+                <w:sz w:val="20"/>
+                <w:szCs w:val="20"/>
+              </w:rPr>
+              <w:t xml:space="preserve">Otomasi Restorasi Lokasi Fisik: Saat Admin IT menekan tombol "Terima di Gudang" (Completed), sistem secara otomatis mengembalikan site_alias aset fisik ke gudang asal (from_site_code).</w:t>
             </w:r>
           </w:p>
         </w:tc>
@@ -2734,125 +2730,22 @@
                 <w:sz w:val="20"/>
                 <w:szCs w:val="20"/>
               </w:rPr>
-              <w:t xml:space="preserve">FR-TX-07</w:t>
-            </w:r>
-          </w:p>
-        </w:tc>
-        <w:tc>
-          <w:p>
-            <w:pPr>
-              <w:spacing w:after="40" w:before="40"/>
-            </w:pPr>
-            <w:r>
-              <w:rPr>
-                <w:rFonts w:ascii="Calibri" w:cs="Calibri" w:eastAsia="Calibri" w:hAnsi="Calibri"/>
-                <w:sz w:val="20"/>
-                <w:szCs w:val="20"/>
-              </w:rPr>
-              <w:t xml:space="preserve">Logika Mutasi: Saat Mutation diselesaikan, lokasi fisik aset berpindah PERMANEN ke lokasi tujuan (to_site_code).</w:t>
-            </w:r>
-          </w:p>
-        </w:tc>
-        <w:tc>
-          <w:p>
-            <w:pPr>
-              <w:spacing w:after="40" w:before="40"/>
-            </w:pPr>
-            <w:r>
-              <w:rPr>
-                <w:rFonts w:ascii="Calibri" w:cs="Calibri" w:eastAsia="Calibri" w:hAnsi="Calibri"/>
-                <w:sz w:val="20"/>
-                <w:szCs w:val="20"/>
-              </w:rPr>
-              <w:t xml:space="preserve">High</w:t>
-            </w:r>
-          </w:p>
-        </w:tc>
-      </w:tr>
-      <w:tr>
-        <w:tc>
-          <w:tcPr>
-            <w:shd w:fill="F8FAFC" w:val="clear"/>
-          </w:tcPr>
-          <w:p>
-            <w:pPr>
-              <w:spacing w:after="40" w:before="40"/>
-            </w:pPr>
-            <w:r>
-              <w:rPr>
-                <w:rFonts w:ascii="Calibri" w:cs="Calibri" w:eastAsia="Calibri" w:hAnsi="Calibri"/>
-                <w:sz w:val="20"/>
-                <w:szCs w:val="20"/>
-              </w:rPr>
-              <w:t xml:space="preserve">FR-TX-08</w:t>
-            </w:r>
-          </w:p>
-        </w:tc>
-        <w:tc>
-          <w:tcPr>
-            <w:shd w:fill="F8FAFC" w:val="clear"/>
-          </w:tcPr>
-          <w:p>
-            <w:pPr>
-              <w:spacing w:after="40" w:before="40"/>
-            </w:pPr>
-            <w:r>
-              <w:rPr>
-                <w:rFonts w:ascii="Calibri" w:cs="Calibri" w:eastAsia="Calibri" w:hAnsi="Calibri"/>
-                <w:sz w:val="20"/>
-                <w:szCs w:val="20"/>
-              </w:rPr>
-              <w:t xml:space="preserve">Toko dapat klik "Kembalikan Unit (Return)" pada status In Progress yang mengubah status menjadi Returning.</w:t>
-            </w:r>
-          </w:p>
-        </w:tc>
-        <w:tc>
-          <w:tcPr>
-            <w:shd w:fill="F8FAFC" w:val="clear"/>
-          </w:tcPr>
-          <w:p>
-            <w:pPr>
-              <w:spacing w:after="40" w:before="40"/>
-            </w:pPr>
-            <w:r>
-              <w:rPr>
-                <w:rFonts w:ascii="Calibri" w:cs="Calibri" w:eastAsia="Calibri" w:hAnsi="Calibri"/>
-                <w:sz w:val="20"/>
-                <w:szCs w:val="20"/>
-              </w:rPr>
-              <w:t xml:space="preserve">High</w:t>
-            </w:r>
-          </w:p>
-        </w:tc>
-      </w:tr>
-      <w:tr>
-        <w:tc>
-          <w:p>
-            <w:pPr>
-              <w:spacing w:after="40" w:before="40"/>
-            </w:pPr>
-            <w:r>
-              <w:rPr>
-                <w:rFonts w:ascii="Calibri" w:cs="Calibri" w:eastAsia="Calibri" w:hAnsi="Calibri"/>
-                <w:sz w:val="20"/>
-                <w:szCs w:val="20"/>
-              </w:rPr>
-              <w:t xml:space="preserve">FR-TX-09</w:t>
-            </w:r>
-          </w:p>
-        </w:tc>
-        <w:tc>
-          <w:p>
-            <w:pPr>
-              <w:spacing w:after="40" w:before="40"/>
-            </w:pPr>
-            <w:r>
-              <w:rPr>
-                <w:rFonts w:ascii="Calibri" w:cs="Calibri" w:eastAsia="Calibri" w:hAnsi="Calibri"/>
-                <w:sz w:val="20"/>
-                <w:szCs w:val="20"/>
-              </w:rPr>
-              <w:t xml:space="preserve">Admin IT melihat tombol "Terima di Gudang" pada status Returning untuk verifikasi fisik dan closing transaksi.</w:t>
+              <w:t xml:space="preserve">FR-LN-07</w:t>
+            </w:r>
+          </w:p>
+        </w:tc>
+        <w:tc>
+          <w:p>
+            <w:pPr>
+              <w:spacing w:after="40" w:before="40"/>
+            </w:pPr>
+            <w:r>
+              <w:rPr>
+                <w:rFonts w:ascii="Calibri" w:cs="Calibri" w:eastAsia="Calibri" w:hAnsi="Calibri"/>
+                <w:sz w:val="20"/>
+                <w:szCs w:val="20"/>
+              </w:rPr>
+              <w:t xml:space="preserve">Pada transaksi mutasi permanen (Mutation), saat status Completed, sistem memindahkan lokasi aset secara permanen ke to_site_code.</w:t>
             </w:r>
           </w:p>
         </w:tc>
@@ -2887,7 +2780,7 @@
         <w:spacing w:after="120" w:before="300"/>
       </w:pPr>
       <w:r>
-        <w:t xml:space="preserve">7.3 Modul Persetujuan Wilayah &amp; Bot Webhook</w:t>
+        <w:t xml:space="preserve">7.3 Modul Persetujuan Interaktif Wilayah &amp; Bot Webhook</w:t>
       </w:r>
     </w:p>
     <w:tbl>
@@ -2928,7 +2821,7 @@
                 <w:sz w:val="20"/>
                 <w:szCs w:val="20"/>
               </w:rPr>
-              <w:t xml:space="preserve">ID</w:t>
+              <w:t xml:space="preserve">ID Kebutuhan</w:t>
             </w:r>
           </w:p>
         </w:tc>
@@ -2987,22 +2880,22 @@
                 <w:sz w:val="20"/>
                 <w:szCs w:val="20"/>
               </w:rPr>
-              <w:t xml:space="preserve">FR-APV-01</w:t>
-            </w:r>
-          </w:p>
-        </w:tc>
-        <w:tc>
-          <w:p>
-            <w:pPr>
-              <w:spacing w:after="40" w:before="40"/>
-            </w:pPr>
-            <w:r>
-              <w:rPr>
-                <w:rFonts w:ascii="Calibri" w:cs="Calibri" w:eastAsia="Calibri" w:hAnsi="Calibri"/>
-                <w:sz w:val="20"/>
-                <w:szCs w:val="20"/>
-              </w:rPr>
-              <w:t xml:space="preserve">Tombol persetujuan (Setujui &amp; Tolak) hanya dapat dieksekusi oleh Admin dengan assigned_region sama dengan region tujuan (to_site_region).</w:t>
+              <w:t xml:space="preserve">FR-BOT-01</w:t>
+            </w:r>
+          </w:p>
+        </w:tc>
+        <w:tc>
+          <w:p>
+            <w:pPr>
+              <w:spacing w:after="40" w:before="40"/>
+            </w:pPr>
+            <w:r>
+              <w:rPr>
+                <w:rFonts w:ascii="Calibri" w:cs="Calibri" w:eastAsia="Calibri" w:hAnsi="Calibri"/>
+                <w:sz w:val="20"/>
+                <w:szCs w:val="20"/>
+              </w:rPr>
+              <w:t xml:space="preserve">Notifikasi pengajuan pinjaman/mutasi dikirimkan seketika oleh Edge Function telegram-bot ke grup/chat Telegram Admin IT Regional terkait.</w:t>
             </w:r>
           </w:p>
         </w:tc>
@@ -3037,25 +2930,25 @@
                 <w:sz w:val="20"/>
                 <w:szCs w:val="20"/>
               </w:rPr>
-              <w:t xml:space="preserve">FR-APV-02</w:t>
-            </w:r>
-          </w:p>
-        </w:tc>
-        <w:tc>
-          <w:tcPr>
-            <w:shd w:fill="F8FAFC" w:val="clear"/>
-          </w:tcPr>
-          <w:p>
-            <w:pPr>
-              <w:spacing w:after="40" w:before="40"/>
-            </w:pPr>
-            <w:r>
-              <w:rPr>
-                <w:rFonts w:ascii="Calibri" w:cs="Calibri" w:eastAsia="Calibri" w:hAnsi="Calibri"/>
-                <w:sz w:val="20"/>
-                <w:szCs w:val="20"/>
-              </w:rPr>
-              <w:t xml:space="preserve">Super Admin (assigned_region = ALL) memiliki hak akses untuk menyetujui transaksi dari/ke wilayah manapun.</w:t>
+              <w:t xml:space="preserve">FR-BOT-02</w:t>
+            </w:r>
+          </w:p>
+        </w:tc>
+        <w:tc>
+          <w:tcPr>
+            <w:shd w:fill="F8FAFC" w:val="clear"/>
+          </w:tcPr>
+          <w:p>
+            <w:pPr>
+              <w:spacing w:after="40" w:before="40"/>
+            </w:pPr>
+            <w:r>
+              <w:rPr>
+                <w:rFonts w:ascii="Calibri" w:cs="Calibri" w:eastAsia="Calibri" w:hAnsi="Calibri"/>
+                <w:sz w:val="20"/>
+                <w:szCs w:val="20"/>
+              </w:rPr>
+              <w:t xml:space="preserve">Pesan notifikasi dilengkapi tombol interaktif (Inline Keyboard) yang memungkinkan Admin IT menyetujui (Setujui) atau menolak (Tolak) langsung dari aplikasi Telegram tanpa perlu login ke web.</w:t>
             </w:r>
           </w:p>
         </w:tc>
@@ -3090,22 +2983,22 @@
                 <w:sz w:val="20"/>
                 <w:szCs w:val="20"/>
               </w:rPr>
-              <w:t xml:space="preserve">FR-APV-03</w:t>
-            </w:r>
-          </w:p>
-        </w:tc>
-        <w:tc>
-          <w:p>
-            <w:pPr>
-              <w:spacing w:after="40" w:before="40"/>
-            </w:pPr>
-            <w:r>
-              <w:rPr>
-                <w:rFonts w:ascii="Calibri" w:cs="Calibri" w:eastAsia="Calibri" w:hAnsi="Calibri"/>
-                <w:sz w:val="20"/>
-                <w:szCs w:val="20"/>
-              </w:rPr>
-              <w:t xml:space="preserve">Notifikasi transaksi ke grup/chat Admin IT via Edge Function telegram-bot lengkap dengan tombol Inline Keyboard.</w:t>
+              <w:t xml:space="preserve">FR-BOT-03</w:t>
+            </w:r>
+          </w:p>
+        </w:tc>
+        <w:tc>
+          <w:p>
+            <w:pPr>
+              <w:spacing w:after="40" w:before="40"/>
+            </w:pPr>
+            <w:r>
+              <w:rPr>
+                <w:rFonts w:ascii="Calibri" w:cs="Calibri" w:eastAsia="Calibri" w:hAnsi="Calibri"/>
+                <w:sz w:val="20"/>
+                <w:szCs w:val="20"/>
+              </w:rPr>
+              <w:t xml:space="preserve">Pembatasan wewenang persetujuan di web: Admin Regional hanya berhak menyetujui transaksi dengan lokasi tujuan (to_site_region) di bawah wilayahnya, sedangkan Super Admin (assigned_region = ALL) dapat menyetujui seluruh wilayah.</w:t>
             </w:r>
           </w:p>
         </w:tc>
@@ -3140,79 +3033,32 @@
                 <w:sz w:val="20"/>
                 <w:szCs w:val="20"/>
               </w:rPr>
-              <w:t xml:space="preserve">FR-APV-04</w:t>
-            </w:r>
-          </w:p>
-        </w:tc>
-        <w:tc>
-          <w:tcPr>
-            <w:shd w:fill="F8FAFC" w:val="clear"/>
-          </w:tcPr>
-          <w:p>
-            <w:pPr>
-              <w:spacing w:after="40" w:before="40"/>
-            </w:pPr>
-            <w:r>
-              <w:rPr>
-                <w:rFonts w:ascii="Calibri" w:cs="Calibri" w:eastAsia="Calibri" w:hAnsi="Calibri"/>
-                <w:sz w:val="20"/>
-                <w:szCs w:val="20"/>
-              </w:rPr>
-              <w:t xml:space="preserve">Admin IT dapat menyetujui (Approve) atau menolak (Reject) transaksi langsung dari chat Telegram 1-klik via Webhook.</w:t>
-            </w:r>
-          </w:p>
-        </w:tc>
-        <w:tc>
-          <w:tcPr>
-            <w:shd w:fill="F8FAFC" w:val="clear"/>
-          </w:tcPr>
-          <w:p>
-            <w:pPr>
-              <w:spacing w:after="40" w:before="40"/>
-            </w:pPr>
-            <w:r>
-              <w:rPr>
-                <w:rFonts w:ascii="Calibri" w:cs="Calibri" w:eastAsia="Calibri" w:hAnsi="Calibri"/>
-                <w:sz w:val="20"/>
-                <w:szCs w:val="20"/>
-              </w:rPr>
-              <w:t xml:space="preserve">High</w:t>
-            </w:r>
-          </w:p>
-        </w:tc>
-      </w:tr>
-      <w:tr>
-        <w:tc>
-          <w:p>
-            <w:pPr>
-              <w:spacing w:after="40" w:before="40"/>
-            </w:pPr>
-            <w:r>
-              <w:rPr>
-                <w:rFonts w:ascii="Calibri" w:cs="Calibri" w:eastAsia="Calibri" w:hAnsi="Calibri"/>
-                <w:sz w:val="20"/>
-                <w:szCs w:val="20"/>
-              </w:rPr>
-              <w:t xml:space="preserve">FR-APV-05</w:t>
-            </w:r>
-          </w:p>
-        </w:tc>
-        <w:tc>
-          <w:p>
-            <w:pPr>
-              <w:spacing w:after="40" w:before="40"/>
-            </w:pPr>
-            <w:r>
-              <w:rPr>
-                <w:rFonts w:ascii="Calibri" w:cs="Calibri" w:eastAsia="Calibri" w:hAnsi="Calibri"/>
-                <w:sz w:val="20"/>
-                <w:szCs w:val="20"/>
-              </w:rPr>
-              <w:t xml:space="preserve">Edge Function cron-overdue harian mendeteksi pinjaman overdue &amp; paket in-transit &gt; 3 hari, lalu broadcast rekap ke Admin Region.</w:t>
-            </w:r>
-          </w:p>
-        </w:tc>
-        <w:tc>
+              <w:t xml:space="preserve">FR-BOT-04</w:t>
+            </w:r>
+          </w:p>
+        </w:tc>
+        <w:tc>
+          <w:tcPr>
+            <w:shd w:fill="F8FAFC" w:val="clear"/>
+          </w:tcPr>
+          <w:p>
+            <w:pPr>
+              <w:spacing w:after="40" w:before="40"/>
+            </w:pPr>
+            <w:r>
+              <w:rPr>
+                <w:rFonts w:ascii="Calibri" w:cs="Calibri" w:eastAsia="Calibri" w:hAnsi="Calibri"/>
+                <w:sz w:val="20"/>
+                <w:szCs w:val="20"/>
+              </w:rPr>
+              <w:t xml:space="preserve">Cron Job Pengingat Overdue: Edge Function cron-overdue berjalan otomatis setiap hari untuk memeriksa transaksi yang melewati batas due_date atau paket In Transit &gt; 3 hari, lalu mengirimkan rekap peringatan ke Telegram Admin Region.</w:t>
+            </w:r>
+          </w:p>
+        </w:tc>
+        <w:tc>
+          <w:tcPr>
+            <w:shd w:fill="F8FAFC" w:val="clear"/>
+          </w:tcPr>
           <w:p>
             <w:pPr>
               <w:spacing w:after="40" w:before="40"/>
@@ -3243,7 +3089,7 @@
         <w:spacing w:after="120" w:before="300"/>
       </w:pPr>
       <w:r>
-        <w:t xml:space="preserve">7.4 Modul Stock Opname (Audit Fisik Hybrid)</w:t>
+        <w:t xml:space="preserve">7.4 Modul Stock Opname Lapangan (Mobile Camera QR/Barcode Scanner)</w:t>
       </w:r>
     </w:p>
     <w:tbl>
@@ -3284,7 +3130,7 @@
                 <w:sz w:val="20"/>
                 <w:szCs w:val="20"/>
               </w:rPr>
-              <w:t xml:space="preserve">ID</w:t>
+              <w:t xml:space="preserve">ID Kebutuhan</w:t>
             </w:r>
           </w:p>
         </w:tc>
@@ -3343,22 +3189,22 @@
                 <w:sz w:val="20"/>
                 <w:szCs w:val="20"/>
               </w:rPr>
-              <w:t xml:space="preserve">FR-OPN-01</w:t>
-            </w:r>
-          </w:p>
-        </w:tc>
-        <w:tc>
-          <w:p>
-            <w:pPr>
-              <w:spacing w:after="40" w:before="40"/>
-            </w:pPr>
-            <w:r>
-              <w:rPr>
-                <w:rFonts w:ascii="Calibri" w:cs="Calibri" w:eastAsia="Calibri" w:hAnsi="Calibri"/>
-                <w:sz w:val="20"/>
-                <w:szCs w:val="20"/>
-              </w:rPr>
-              <w:t xml:space="preserve">Pembuatan sesi audit fisik (Stock Opname) berbasis lokasi (Site).</w:t>
+              <w:t xml:space="preserve">FR-SCN-01</w:t>
+            </w:r>
+          </w:p>
+        </w:tc>
+        <w:tc>
+          <w:p>
+            <w:pPr>
+              <w:spacing w:after="40" w:before="40"/>
+            </w:pPr>
+            <w:r>
+              <w:rPr>
+                <w:rFonts w:ascii="Calibri" w:cs="Calibri" w:eastAsia="Calibri" w:hAnsi="Calibri"/>
+                <w:sz w:val="20"/>
+                <w:szCs w:val="20"/>
+              </w:rPr>
+              <w:t xml:space="preserve">Pengguna dapat melakukan audit fisik aset langsung di toko/gudang menggunakan kamera smartphone melalui modul Stock Opname di Telegram Mini App.</w:t>
             </w:r>
           </w:p>
         </w:tc>
@@ -3393,25 +3239,25 @@
                 <w:sz w:val="20"/>
                 <w:szCs w:val="20"/>
               </w:rPr>
-              <w:t xml:space="preserve">FR-OPN-02</w:t>
-            </w:r>
-          </w:p>
-        </w:tc>
-        <w:tc>
-          <w:tcPr>
-            <w:shd w:fill="F8FAFC" w:val="clear"/>
-          </w:tcPr>
-          <w:p>
-            <w:pPr>
-              <w:spacing w:after="40" w:before="40"/>
-            </w:pPr>
-            <w:r>
-              <w:rPr>
-                <w:rFonts w:ascii="Calibri" w:cs="Calibri" w:eastAsia="Calibri" w:hAnsi="Calibri"/>
-                <w:sz w:val="20"/>
-                <w:szCs w:val="20"/>
-              </w:rPr>
-              <w:t xml:space="preserve">Pemindai Kamera QR/Barcode bawaan untuk pencocokan aset secara cepat.</w:t>
+              <w:t xml:space="preserve">FR-SCN-02</w:t>
+            </w:r>
+          </w:p>
+        </w:tc>
+        <w:tc>
+          <w:tcPr>
+            <w:shd w:fill="F8FAFC" w:val="clear"/>
+          </w:tcPr>
+          <w:p>
+            <w:pPr>
+              <w:spacing w:after="40" w:before="40"/>
+            </w:pPr>
+            <w:r>
+              <w:rPr>
+                <w:rFonts w:ascii="Calibri" w:cs="Calibri" w:eastAsia="Calibri" w:hAnsi="Calibri"/>
+                <w:sz w:val="20"/>
+                <w:szCs w:val="20"/>
+              </w:rPr>
+              <w:t xml:space="preserve">Mendukung pembacaan berbagai format barcode standar operasional (Code 128, Code 39, EAN-13, dan QR Code).</w:t>
             </w:r>
           </w:p>
         </w:tc>
@@ -3446,22 +3292,22 @@
                 <w:sz w:val="20"/>
                 <w:szCs w:val="20"/>
               </w:rPr>
-              <w:t xml:space="preserve">FR-OPN-03</w:t>
-            </w:r>
-          </w:p>
-        </w:tc>
-        <w:tc>
-          <w:p>
-            <w:pPr>
-              <w:spacing w:after="40" w:before="40"/>
-            </w:pPr>
-            <w:r>
-              <w:rPr>
-                <w:rFonts w:ascii="Calibri" w:cs="Calibri" w:eastAsia="Calibri" w:hAnsi="Calibri"/>
-                <w:sz w:val="20"/>
-                <w:szCs w:val="20"/>
-              </w:rPr>
-              <w:t xml:space="preserve">Manual S/N Fallback: Input teks pencarian Serial Number manual (+ Enter) untuk stiker barcode rusak/terkelupas di lapangan.</w:t>
+              <w:t xml:space="preserve">FR-SCN-03</w:t>
+            </w:r>
+          </w:p>
+        </w:tc>
+        <w:tc>
+          <w:p>
+            <w:pPr>
+              <w:spacing w:after="40" w:before="40"/>
+            </w:pPr>
+            <w:r>
+              <w:rPr>
+                <w:rFonts w:ascii="Calibri" w:cs="Calibri" w:eastAsia="Calibri" w:hAnsi="Calibri"/>
+                <w:sz w:val="20"/>
+                <w:szCs w:val="20"/>
+              </w:rPr>
+              <w:t xml:space="preserve">Fallback Input Manual S/N: Tersedia kolom pencarian nomor seri manual (+ Enter) untuk memverifikasi aset jika stiker fisik barcode di toko rusak, kotor, atau robek.</w:t>
             </w:r>
           </w:p>
         </w:tc>
@@ -3496,25 +3342,25 @@
                 <w:sz w:val="20"/>
                 <w:szCs w:val="20"/>
               </w:rPr>
-              <w:t xml:space="preserve">FR-OPN-04</w:t>
-            </w:r>
-          </w:p>
-        </w:tc>
-        <w:tc>
-          <w:tcPr>
-            <w:shd w:fill="F8FAFC" w:val="clear"/>
-          </w:tcPr>
-          <w:p>
-            <w:pPr>
-              <w:spacing w:after="40" w:before="40"/>
-            </w:pPr>
-            <w:r>
-              <w:rPr>
-                <w:rFonts w:ascii="Calibri" w:cs="Calibri" w:eastAsia="Calibri" w:hAnsi="Calibri"/>
-                <w:sz w:val="20"/>
-                <w:szCs w:val="20"/>
-              </w:rPr>
-              <w:t xml:space="preserve">Klasifikasi status hasil scan: Ditemukan, Nyasar (terdaftar di site lain), atau Hilang.</w:t>
+              <w:t xml:space="preserve">FR-SCN-04</w:t>
+            </w:r>
+          </w:p>
+        </w:tc>
+        <w:tc>
+          <w:tcPr>
+            <w:shd w:fill="F8FAFC" w:val="clear"/>
+          </w:tcPr>
+          <w:p>
+            <w:pPr>
+              <w:spacing w:after="40" w:before="40"/>
+            </w:pPr>
+            <w:r>
+              <w:rPr>
+                <w:rFonts w:ascii="Calibri" w:cs="Calibri" w:eastAsia="Calibri" w:hAnsi="Calibri"/>
+                <w:sz w:val="20"/>
+                <w:szCs w:val="20"/>
+              </w:rPr>
+              <w:t xml:space="preserve">Sistem mengklasifikasikan aset hasil opname secara instan menjadi: Ditemukan (sesuai lokasi), Nyasar (terdaftar di toko lain), atau Hilang (tercatat di sistem tapi tidak ada fisiknya).</w:t>
             </w:r>
           </w:p>
         </w:tc>
@@ -3533,109 +3379,6 @@
                 <w:szCs w:val="20"/>
               </w:rPr>
               <w:t xml:space="preserve">High</w:t>
-            </w:r>
-          </w:p>
-        </w:tc>
-      </w:tr>
-      <w:tr>
-        <w:tc>
-          <w:p>
-            <w:pPr>
-              <w:spacing w:after="40" w:before="40"/>
-            </w:pPr>
-            <w:r>
-              <w:rPr>
-                <w:rFonts w:ascii="Calibri" w:cs="Calibri" w:eastAsia="Calibri" w:hAnsi="Calibri"/>
-                <w:sz w:val="20"/>
-                <w:szCs w:val="20"/>
-              </w:rPr>
-              <w:t xml:space="preserve">FR-OPN-05</w:t>
-            </w:r>
-          </w:p>
-        </w:tc>
-        <w:tc>
-          <w:p>
-            <w:pPr>
-              <w:spacing w:after="40" w:before="40"/>
-            </w:pPr>
-            <w:r>
-              <w:rPr>
-                <w:rFonts w:ascii="Calibri" w:cs="Calibri" w:eastAsia="Calibri" w:hAnsi="Calibri"/>
-                <w:sz w:val="20"/>
-                <w:szCs w:val="20"/>
-              </w:rPr>
-              <w:t xml:space="preserve">Progress bar visual real-time memisahkan jumlah aset terverifikasi vs belum terverifikasi.</w:t>
-            </w:r>
-          </w:p>
-        </w:tc>
-        <w:tc>
-          <w:p>
-            <w:pPr>
-              <w:spacing w:after="40" w:before="40"/>
-            </w:pPr>
-            <w:r>
-              <w:rPr>
-                <w:rFonts w:ascii="Calibri" w:cs="Calibri" w:eastAsia="Calibri" w:hAnsi="Calibri"/>
-                <w:sz w:val="20"/>
-                <w:szCs w:val="20"/>
-              </w:rPr>
-              <w:t xml:space="preserve">Medium</w:t>
-            </w:r>
-          </w:p>
-        </w:tc>
-      </w:tr>
-      <w:tr>
-        <w:tc>
-          <w:tcPr>
-            <w:shd w:fill="F8FAFC" w:val="clear"/>
-          </w:tcPr>
-          <w:p>
-            <w:pPr>
-              <w:spacing w:after="40" w:before="40"/>
-            </w:pPr>
-            <w:r>
-              <w:rPr>
-                <w:rFonts w:ascii="Calibri" w:cs="Calibri" w:eastAsia="Calibri" w:hAnsi="Calibri"/>
-                <w:sz w:val="20"/>
-                <w:szCs w:val="20"/>
-              </w:rPr>
-              <w:t xml:space="preserve">FR-OPN-06</w:t>
-            </w:r>
-          </w:p>
-        </w:tc>
-        <w:tc>
-          <w:tcPr>
-            <w:shd w:fill="F8FAFC" w:val="clear"/>
-          </w:tcPr>
-          <w:p>
-            <w:pPr>
-              <w:spacing w:after="40" w:before="40"/>
-            </w:pPr>
-            <w:r>
-              <w:rPr>
-                <w:rFonts w:ascii="Calibri" w:cs="Calibri" w:eastAsia="Calibri" w:hAnsi="Calibri"/>
-                <w:sz w:val="20"/>
-                <w:szCs w:val="20"/>
-              </w:rPr>
-              <w:t xml:space="preserve">Fallback otomatis ke kamera video HTML5 (zxing) jika versi SDK Telegram di bawah v6.4.</w:t>
-            </w:r>
-          </w:p>
-        </w:tc>
-        <w:tc>
-          <w:tcPr>
-            <w:shd w:fill="F8FAFC" w:val="clear"/>
-          </w:tcPr>
-          <w:p>
-            <w:pPr>
-              <w:spacing w:after="40" w:before="40"/>
-            </w:pPr>
-            <w:r>
-              <w:rPr>
-                <w:rFonts w:ascii="Calibri" w:cs="Calibri" w:eastAsia="Calibri" w:hAnsi="Calibri"/>
-                <w:sz w:val="20"/>
-                <w:szCs w:val="20"/>
-              </w:rPr>
-              <w:t xml:space="preserve">Medium</w:t>
             </w:r>
           </w:p>
         </w:tc>
@@ -3655,7 +3398,7 @@
         <w:spacing w:after="120" w:before="300"/>
       </w:pPr>
       <w:r>
-        <w:t xml:space="preserve">7.5 Modul Pemusnahan Aset &amp; Usulan Afkir (Bulk Disposal)</w:t>
+        <w:t xml:space="preserve">7.5 Modul Pemusnahan Aset &amp; Usulan Afkir (Bulk Disposal Draft)</w:t>
       </w:r>
     </w:p>
     <w:tbl>
@@ -3696,7 +3439,7 @@
                 <w:sz w:val="20"/>
                 <w:szCs w:val="20"/>
               </w:rPr>
-              <w:t xml:space="preserve">ID</w:t>
+              <w:t xml:space="preserve">ID Kebutuhan</w:t>
             </w:r>
           </w:p>
         </w:tc>
@@ -3770,7 +3513,7 @@
                 <w:sz w:val="20"/>
                 <w:szCs w:val="20"/>
               </w:rPr>
-              <w:t xml:space="preserve">Pemusnahan massal (Bulk Disposal) khusus Super Admin / Admin IT untuk mengubah status menjadi Disposed.</w:t>
+              <w:t xml:space="preserve">Admin IT dapat memfilter unit-unit rusak (Retired) dan memilih beberapa unit sekaligus untuk proses pemusnahan massal (Bulk Disposal).</w:t>
             </w:r>
           </w:p>
         </w:tc>
@@ -3823,7 +3566,7 @@
                 <w:sz w:val="20"/>
                 <w:szCs w:val="20"/>
               </w:rPr>
-              <w:t xml:space="preserve">Export Daftar Usulan (Draft CSV): Unduh daftar aset rusak ke format Excel/CSV tanpa merubah status database.</w:t>
+              <w:t xml:space="preserve">Export Draft Usulan Afkir: Sistem menyediakan tombol untuk mengunduh daftar aset yang dipilih ke dalam berkas Excel/CSV guna meminta persetujuan tanda tangan pimpinan manajemen sebelum status diubah di sistem.</w:t>
             </w:r>
           </w:p>
         </w:tc>
@@ -3873,7 +3616,7 @@
                 <w:sz w:val="20"/>
                 <w:szCs w:val="20"/>
               </w:rPr>
-              <w:t xml:space="preserve">Draft usulan digunakan sebagai lampiran persetujuan fisik manajemen atasan sebelum eksekusi sistem.</w:t>
+              <w:t xml:space="preserve">Setelah persetujuan fisik didapat, Super Admin mengeksekusi pemusnahan di sistem yang mengubah status aset menjadi Disposed dan otomatis menghasilkan BAST Pemusnahan digital.</w:t>
             </w:r>
           </w:p>
         </w:tc>
@@ -3893,40 +3636,190 @@
           </w:p>
         </w:tc>
       </w:tr>
-      <w:tr>
-        <w:tc>
-          <w:tcPr>
-            <w:shd w:fill="F8FAFC" w:val="clear"/>
-          </w:tcPr>
-          <w:p>
-            <w:pPr>
-              <w:spacing w:after="40" w:before="40"/>
-            </w:pPr>
-            <w:r>
-              <w:rPr>
-                <w:rFonts w:ascii="Calibri" w:cs="Calibri" w:eastAsia="Calibri" w:hAnsi="Calibri"/>
-                <w:sz w:val="20"/>
-                <w:szCs w:val="20"/>
-              </w:rPr>
-              <w:t xml:space="preserve">FR-DSP-04</w:t>
-            </w:r>
-          </w:p>
-        </w:tc>
-        <w:tc>
-          <w:tcPr>
-            <w:shd w:fill="F8FAFC" w:val="clear"/>
-          </w:tcPr>
-          <w:p>
-            <w:pPr>
-              <w:spacing w:after="40" w:before="40"/>
-            </w:pPr>
-            <w:r>
-              <w:rPr>
-                <w:rFonts w:ascii="Calibri" w:cs="Calibri" w:eastAsia="Calibri" w:hAnsi="Calibri"/>
-                <w:sz w:val="20"/>
-                <w:szCs w:val="20"/>
-              </w:rPr>
-              <w:t xml:space="preserve">Sistem otomatis mencetak berkas BAST Pemusnahan Aset digital saat eksekusi disposal dijalankan.</w:t>
+    </w:tbl>
+    <w:p>
+      <w:pPr>
+        <w:spacing w:before="100"/>
+      </w:pPr>
+      <w:r>
+        <w:t xml:space="preserve"/>
+      </w:r>
+    </w:p>
+    <w:p>
+      <w:pPr>
+        <w:pStyle w:val="Heading2"/>
+        <w:spacing w:after="120" w:before="300"/>
+      </w:pPr>
+      <w:r>
+        <w:t xml:space="preserve">7.6 Modul Pelaporan Administrasi Odoo &amp; Generator BAST</w:t>
+      </w:r>
+    </w:p>
+    <w:tbl>
+      <w:tblPr>
+        <w:tblW w:type="pct" w:w="100%"/>
+        <w:tblBorders>
+          <w:top w:val="single" w:color="CBD5E1" w:sz="4"/>
+          <w:left w:val="single" w:color="CBD5E1" w:sz="4"/>
+          <w:bottom w:val="single" w:color="CBD5E1" w:sz="4"/>
+          <w:right w:val="single" w:color="CBD5E1" w:sz="4"/>
+          <w:insideH w:val="single" w:color="auto" w:sz="4"/>
+          <w:insideV w:val="single" w:color="auto" w:sz="4"/>
+        </w:tblBorders>
+      </w:tblPr>
+      <w:tblGrid>
+        <w:gridCol w:w="100"/>
+        <w:gridCol w:w="100"/>
+        <w:gridCol w:w="100"/>
+      </w:tblGrid>
+      <w:tr>
+        <w:trPr>
+          <w:tblHeader/>
+        </w:trPr>
+        <w:tc>
+          <w:tcPr>
+            <w:shd w:fill="1E3A5F" w:val="clear"/>
+          </w:tcPr>
+          <w:p>
+            <w:pPr>
+              <w:jc w:val="center"/>
+            </w:pPr>
+            <w:r>
+              <w:rPr>
+                <w:rFonts w:ascii="Calibri" w:cs="Calibri" w:eastAsia="Calibri" w:hAnsi="Calibri"/>
+                <w:b/>
+                <w:bCs/>
+                <w:color w:val="FFFFFF"/>
+                <w:sz w:val="20"/>
+                <w:szCs w:val="20"/>
+              </w:rPr>
+              <w:t xml:space="preserve">ID Kebutuhan</w:t>
+            </w:r>
+          </w:p>
+        </w:tc>
+        <w:tc>
+          <w:tcPr>
+            <w:shd w:fill="1E3A5F" w:val="clear"/>
+          </w:tcPr>
+          <w:p>
+            <w:pPr>
+              <w:jc w:val="center"/>
+            </w:pPr>
+            <w:r>
+              <w:rPr>
+                <w:rFonts w:ascii="Calibri" w:cs="Calibri" w:eastAsia="Calibri" w:hAnsi="Calibri"/>
+                <w:b/>
+                <w:bCs/>
+                <w:color w:val="FFFFFF"/>
+                <w:sz w:val="20"/>
+                <w:szCs w:val="20"/>
+              </w:rPr>
+              <w:t xml:space="preserve">Deskripsi Fungsional</w:t>
+            </w:r>
+          </w:p>
+        </w:tc>
+        <w:tc>
+          <w:tcPr>
+            <w:shd w:fill="1E3A5F" w:val="clear"/>
+          </w:tcPr>
+          <w:p>
+            <w:pPr>
+              <w:jc w:val="center"/>
+            </w:pPr>
+            <w:r>
+              <w:rPr>
+                <w:rFonts w:ascii="Calibri" w:cs="Calibri" w:eastAsia="Calibri" w:hAnsi="Calibri"/>
+                <w:b/>
+                <w:bCs/>
+                <w:color w:val="FFFFFF"/>
+                <w:sz w:val="20"/>
+                <w:szCs w:val="20"/>
+              </w:rPr>
+              <w:t xml:space="preserve">Prioritas</w:t>
+            </w:r>
+          </w:p>
+        </w:tc>
+      </w:tr>
+      <w:tr>
+        <w:tc>
+          <w:p>
+            <w:pPr>
+              <w:spacing w:after="40" w:before="40"/>
+            </w:pPr>
+            <w:r>
+              <w:rPr>
+                <w:rFonts w:ascii="Calibri" w:cs="Calibri" w:eastAsia="Calibri" w:hAnsi="Calibri"/>
+                <w:sz w:val="20"/>
+                <w:szCs w:val="20"/>
+              </w:rPr>
+              <w:t xml:space="preserve">FR-DOC-01</w:t>
+            </w:r>
+          </w:p>
+        </w:tc>
+        <w:tc>
+          <w:p>
+            <w:pPr>
+              <w:spacing w:after="40" w:before="40"/>
+            </w:pPr>
+            <w:r>
+              <w:rPr>
+                <w:rFonts w:ascii="Calibri" w:cs="Calibri" w:eastAsia="Calibri" w:hAnsi="Calibri"/>
+                <w:sz w:val="20"/>
+                <w:szCs w:val="20"/>
+              </w:rPr>
+              <w:t xml:space="preserve">Sistem menghasilkan dokumen Berita Acara Serah Terima (BAST) resmi dengan format standar korporasi, rincian spesifikasi unit, dan kolom tanda tangan digital para pihak yang siap cetak / simpan PDF.</w:t>
+            </w:r>
+          </w:p>
+        </w:tc>
+        <w:tc>
+          <w:p>
+            <w:pPr>
+              <w:spacing w:after="40" w:before="40"/>
+            </w:pPr>
+            <w:r>
+              <w:rPr>
+                <w:rFonts w:ascii="Calibri" w:cs="Calibri" w:eastAsia="Calibri" w:hAnsi="Calibri"/>
+                <w:sz w:val="20"/>
+                <w:szCs w:val="20"/>
+              </w:rPr>
+              <w:t xml:space="preserve">High</w:t>
+            </w:r>
+          </w:p>
+        </w:tc>
+      </w:tr>
+      <w:tr>
+        <w:tc>
+          <w:tcPr>
+            <w:shd w:fill="F8FAFC" w:val="clear"/>
+          </w:tcPr>
+          <w:p>
+            <w:pPr>
+              <w:spacing w:after="40" w:before="40"/>
+            </w:pPr>
+            <w:r>
+              <w:rPr>
+                <w:rFonts w:ascii="Calibri" w:cs="Calibri" w:eastAsia="Calibri" w:hAnsi="Calibri"/>
+                <w:sz w:val="20"/>
+                <w:szCs w:val="20"/>
+              </w:rPr>
+              <w:t xml:space="preserve">FR-DOC-02</w:t>
+            </w:r>
+          </w:p>
+        </w:tc>
+        <w:tc>
+          <w:tcPr>
+            <w:shd w:fill="F8FAFC" w:val="clear"/>
+          </w:tcPr>
+          <w:p>
+            <w:pPr>
+              <w:spacing w:after="40" w:before="40"/>
+            </w:pPr>
+            <w:r>
+              <w:rPr>
+                <w:rFonts w:ascii="Calibri" w:cs="Calibri" w:eastAsia="Calibri" w:hAnsi="Calibri"/>
+                <w:sz w:val="20"/>
+                <w:szCs w:val="20"/>
+              </w:rPr>
+              <w:t xml:space="preserve">Sistem menghasilkan Label Pengiriman (Shipping Label) siap cetak untuk ditempelkan pada fisik koli pengiriman unit backup ke toko.</w:t>
             </w:r>
           </w:p>
         </w:tc>
@@ -3945,6 +3838,362 @@
                 <w:szCs w:val="20"/>
               </w:rPr>
               <w:t xml:space="preserve">Medium</w:t>
+            </w:r>
+          </w:p>
+        </w:tc>
+      </w:tr>
+      <w:tr>
+        <w:tc>
+          <w:p>
+            <w:pPr>
+              <w:spacing w:after="40" w:before="40"/>
+            </w:pPr>
+            <w:r>
+              <w:rPr>
+                <w:rFonts w:ascii="Calibri" w:cs="Calibri" w:eastAsia="Calibri" w:hAnsi="Calibri"/>
+                <w:sz w:val="20"/>
+                <w:szCs w:val="20"/>
+              </w:rPr>
+              <w:t xml:space="preserve">FR-DOC-03</w:t>
+            </w:r>
+          </w:p>
+        </w:tc>
+        <w:tc>
+          <w:p>
+            <w:pPr>
+              <w:spacing w:after="40" w:before="40"/>
+            </w:pPr>
+            <w:r>
+              <w:rPr>
+                <w:rFonts w:ascii="Calibri" w:cs="Calibri" w:eastAsia="Calibri" w:hAnsi="Calibri"/>
+                <w:sz w:val="20"/>
+                <w:szCs w:val="20"/>
+              </w:rPr>
+              <w:t xml:space="preserve">Dashboard analitik menyediakan visualisasi Recharts untuk tren pergerakan aset 12 bulan terakhir, sebaran status unit, dan ranking utilisasi peminjaman cabang.</w:t>
+            </w:r>
+          </w:p>
+        </w:tc>
+        <w:tc>
+          <w:p>
+            <w:pPr>
+              <w:spacing w:after="40" w:before="40"/>
+            </w:pPr>
+            <w:r>
+              <w:rPr>
+                <w:rFonts w:ascii="Calibri" w:cs="Calibri" w:eastAsia="Calibri" w:hAnsi="Calibri"/>
+                <w:sz w:val="20"/>
+                <w:szCs w:val="20"/>
+              </w:rPr>
+              <w:t xml:space="preserve">Medium</w:t>
+            </w:r>
+          </w:p>
+        </w:tc>
+      </w:tr>
+      <w:tr>
+        <w:tc>
+          <w:tcPr>
+            <w:shd w:fill="F8FAFC" w:val="clear"/>
+          </w:tcPr>
+          <w:p>
+            <w:pPr>
+              <w:spacing w:after="40" w:before="40"/>
+            </w:pPr>
+            <w:r>
+              <w:rPr>
+                <w:rFonts w:ascii="Calibri" w:cs="Calibri" w:eastAsia="Calibri" w:hAnsi="Calibri"/>
+                <w:sz w:val="20"/>
+                <w:szCs w:val="20"/>
+              </w:rPr>
+              <w:t xml:space="preserve">FR-DOC-04</w:t>
+            </w:r>
+          </w:p>
+        </w:tc>
+        <w:tc>
+          <w:tcPr>
+            <w:shd w:fill="F8FAFC" w:val="clear"/>
+          </w:tcPr>
+          <w:p>
+            <w:pPr>
+              <w:spacing w:after="40" w:before="40"/>
+            </w:pPr>
+            <w:r>
+              <w:rPr>
+                <w:rFonts w:ascii="Calibri" w:cs="Calibri" w:eastAsia="Calibri" w:hAnsi="Calibri"/>
+                <w:sz w:val="20"/>
+                <w:szCs w:val="20"/>
+              </w:rPr>
+              <w:t xml:space="preserve">Fasilitas ekspor data langsung ke Google Sheets dan unduh cadangan database lengkap dalam format JSON.</w:t>
+            </w:r>
+          </w:p>
+        </w:tc>
+        <w:tc>
+          <w:tcPr>
+            <w:shd w:fill="F8FAFC" w:val="clear"/>
+          </w:tcPr>
+          <w:p>
+            <w:pPr>
+              <w:spacing w:after="40" w:before="40"/>
+            </w:pPr>
+            <w:r>
+              <w:rPr>
+                <w:rFonts w:ascii="Calibri" w:cs="Calibri" w:eastAsia="Calibri" w:hAnsi="Calibri"/>
+                <w:sz w:val="20"/>
+                <w:szCs w:val="20"/>
+              </w:rPr>
+              <w:t xml:space="preserve">Low</w:t>
+            </w:r>
+          </w:p>
+        </w:tc>
+      </w:tr>
+    </w:tbl>
+    <w:p>
+      <w:pPr>
+        <w:spacing w:before="100"/>
+      </w:pPr>
+      <w:r>
+        <w:t xml:space="preserve"/>
+      </w:r>
+    </w:p>
+    <w:p>
+      <w:pPr>
+        <w:pStyle w:val="Heading2"/>
+        <w:spacing w:after="120" w:before="300"/>
+      </w:pPr>
+      <w:r>
+        <w:t xml:space="preserve">7.7 Modul Autentikasi Ganda &amp; Manajemen Role Lapangan</w:t>
+      </w:r>
+    </w:p>
+    <w:tbl>
+      <w:tblPr>
+        <w:tblW w:type="pct" w:w="100%"/>
+        <w:tblBorders>
+          <w:top w:val="single" w:color="CBD5E1" w:sz="4"/>
+          <w:left w:val="single" w:color="CBD5E1" w:sz="4"/>
+          <w:bottom w:val="single" w:color="CBD5E1" w:sz="4"/>
+          <w:right w:val="single" w:color="CBD5E1" w:sz="4"/>
+          <w:insideH w:val="single" w:color="auto" w:sz="4"/>
+          <w:insideV w:val="single" w:color="auto" w:sz="4"/>
+        </w:tblBorders>
+      </w:tblPr>
+      <w:tblGrid>
+        <w:gridCol w:w="100"/>
+        <w:gridCol w:w="100"/>
+        <w:gridCol w:w="100"/>
+      </w:tblGrid>
+      <w:tr>
+        <w:trPr>
+          <w:tblHeader/>
+        </w:trPr>
+        <w:tc>
+          <w:tcPr>
+            <w:shd w:fill="1E3A5F" w:val="clear"/>
+          </w:tcPr>
+          <w:p>
+            <w:pPr>
+              <w:jc w:val="center"/>
+            </w:pPr>
+            <w:r>
+              <w:rPr>
+                <w:rFonts w:ascii="Calibri" w:cs="Calibri" w:eastAsia="Calibri" w:hAnsi="Calibri"/>
+                <w:b/>
+                <w:bCs/>
+                <w:color w:val="FFFFFF"/>
+                <w:sz w:val="20"/>
+                <w:szCs w:val="20"/>
+              </w:rPr>
+              <w:t xml:space="preserve">ID Kebutuhan</w:t>
+            </w:r>
+          </w:p>
+        </w:tc>
+        <w:tc>
+          <w:tcPr>
+            <w:shd w:fill="1E3A5F" w:val="clear"/>
+          </w:tcPr>
+          <w:p>
+            <w:pPr>
+              <w:jc w:val="center"/>
+            </w:pPr>
+            <w:r>
+              <w:rPr>
+                <w:rFonts w:ascii="Calibri" w:cs="Calibri" w:eastAsia="Calibri" w:hAnsi="Calibri"/>
+                <w:b/>
+                <w:bCs/>
+                <w:color w:val="FFFFFF"/>
+                <w:sz w:val="20"/>
+                <w:szCs w:val="20"/>
+              </w:rPr>
+              <w:t xml:space="preserve">Deskripsi Fungsional</w:t>
+            </w:r>
+          </w:p>
+        </w:tc>
+        <w:tc>
+          <w:tcPr>
+            <w:shd w:fill="1E3A5F" w:val="clear"/>
+          </w:tcPr>
+          <w:p>
+            <w:pPr>
+              <w:jc w:val="center"/>
+            </w:pPr>
+            <w:r>
+              <w:rPr>
+                <w:rFonts w:ascii="Calibri" w:cs="Calibri" w:eastAsia="Calibri" w:hAnsi="Calibri"/>
+                <w:b/>
+                <w:bCs/>
+                <w:color w:val="FFFFFF"/>
+                <w:sz w:val="20"/>
+                <w:szCs w:val="20"/>
+              </w:rPr>
+              <w:t xml:space="preserve">Prioritas</w:t>
+            </w:r>
+          </w:p>
+        </w:tc>
+      </w:tr>
+      <w:tr>
+        <w:tc>
+          <w:p>
+            <w:pPr>
+              <w:spacing w:after="40" w:before="40"/>
+            </w:pPr>
+            <w:r>
+              <w:rPr>
+                <w:rFonts w:ascii="Calibri" w:cs="Calibri" w:eastAsia="Calibri" w:hAnsi="Calibri"/>
+                <w:sz w:val="20"/>
+                <w:szCs w:val="20"/>
+              </w:rPr>
+              <w:t xml:space="preserve">FR-AUTH-01</w:t>
+            </w:r>
+          </w:p>
+        </w:tc>
+        <w:tc>
+          <w:p>
+            <w:pPr>
+              <w:spacing w:after="40" w:before="40"/>
+            </w:pPr>
+            <w:r>
+              <w:rPr>
+                <w:rFonts w:ascii="Calibri" w:cs="Calibri" w:eastAsia="Calibri" w:hAnsi="Calibri"/>
+                <w:sz w:val="20"/>
+                <w:szCs w:val="20"/>
+              </w:rPr>
+              <w:t xml:space="preserve">Seamless Telegram Login: Pengguna di lapangan otomatis login berbasis identitas Telegram ID dari Telegram WebApp SDK tanpa perlu input username/password.</w:t>
+            </w:r>
+          </w:p>
+        </w:tc>
+        <w:tc>
+          <w:p>
+            <w:pPr>
+              <w:spacing w:after="40" w:before="40"/>
+            </w:pPr>
+            <w:r>
+              <w:rPr>
+                <w:rFonts w:ascii="Calibri" w:cs="Calibri" w:eastAsia="Calibri" w:hAnsi="Calibri"/>
+                <w:sz w:val="20"/>
+                <w:szCs w:val="20"/>
+              </w:rPr>
+              <w:t xml:space="preserve">High</w:t>
+            </w:r>
+          </w:p>
+        </w:tc>
+      </w:tr>
+      <w:tr>
+        <w:tc>
+          <w:tcPr>
+            <w:shd w:fill="F8FAFC" w:val="clear"/>
+          </w:tcPr>
+          <w:p>
+            <w:pPr>
+              <w:spacing w:after="40" w:before="40"/>
+            </w:pPr>
+            <w:r>
+              <w:rPr>
+                <w:rFonts w:ascii="Calibri" w:cs="Calibri" w:eastAsia="Calibri" w:hAnsi="Calibri"/>
+                <w:sz w:val="20"/>
+                <w:szCs w:val="20"/>
+              </w:rPr>
+              <w:t xml:space="preserve">FR-AUTH-02</w:t>
+            </w:r>
+          </w:p>
+        </w:tc>
+        <w:tc>
+          <w:tcPr>
+            <w:shd w:fill="F8FAFC" w:val="clear"/>
+          </w:tcPr>
+          <w:p>
+            <w:pPr>
+              <w:spacing w:after="40" w:before="40"/>
+            </w:pPr>
+            <w:r>
+              <w:rPr>
+                <w:rFonts w:ascii="Calibri" w:cs="Calibri" w:eastAsia="Calibri" w:hAnsi="Calibri"/>
+                <w:sz w:val="20"/>
+                <w:szCs w:val="20"/>
+              </w:rPr>
+              <w:t xml:space="preserve">Web Browser Login: Akses melalui browser PC desktop menggunakan verifikasi username/ID dan password terenkripsi hash bcrypt via RPC SECURITY DEFINER.</w:t>
+            </w:r>
+          </w:p>
+        </w:tc>
+        <w:tc>
+          <w:tcPr>
+            <w:shd w:fill="F8FAFC" w:val="clear"/>
+          </w:tcPr>
+          <w:p>
+            <w:pPr>
+              <w:spacing w:after="40" w:before="40"/>
+            </w:pPr>
+            <w:r>
+              <w:rPr>
+                <w:rFonts w:ascii="Calibri" w:cs="Calibri" w:eastAsia="Calibri" w:hAnsi="Calibri"/>
+                <w:sz w:val="20"/>
+                <w:szCs w:val="20"/>
+              </w:rPr>
+              <w:t xml:space="preserve">High</w:t>
+            </w:r>
+          </w:p>
+        </w:tc>
+      </w:tr>
+      <w:tr>
+        <w:tc>
+          <w:p>
+            <w:pPr>
+              <w:spacing w:after="40" w:before="40"/>
+            </w:pPr>
+            <w:r>
+              <w:rPr>
+                <w:rFonts w:ascii="Calibri" w:cs="Calibri" w:eastAsia="Calibri" w:hAnsi="Calibri"/>
+                <w:sz w:val="20"/>
+                <w:szCs w:val="20"/>
+              </w:rPr>
+              <w:t xml:space="preserve">FR-AUTH-03</w:t>
+            </w:r>
+          </w:p>
+        </w:tc>
+        <w:tc>
+          <w:p>
+            <w:pPr>
+              <w:spacing w:after="40" w:before="40"/>
+            </w:pPr>
+            <w:r>
+              <w:rPr>
+                <w:rFonts w:ascii="Calibri" w:cs="Calibri" w:eastAsia="Calibri" w:hAnsi="Calibri"/>
+                <w:sz w:val="20"/>
+                <w:szCs w:val="20"/>
+              </w:rPr>
+              <w:t xml:space="preserve">Pengguna baru (Guest) dapat mengajukan kenaikan hak akses Tim IT via tombol Request Access yang diteruskan ke grup Admin untuk persetujuan 1-klik di bot Telegram.</w:t>
+            </w:r>
+          </w:p>
+        </w:tc>
+        <w:tc>
+          <w:p>
+            <w:pPr>
+              <w:spacing w:after="40" w:before="40"/>
+            </w:pPr>
+            <w:r>
+              <w:rPr>
+                <w:rFonts w:ascii="Calibri" w:cs="Calibri" w:eastAsia="Calibri" w:hAnsi="Calibri"/>
+                <w:sz w:val="20"/>
+                <w:szCs w:val="20"/>
+              </w:rPr>
+              <w:t xml:space="preserve">High</w:t>
             </w:r>
           </w:p>
         </w:tc>
@@ -3964,16 +4213,7 @@
         <w:spacing w:after="200" w:before="400"/>
       </w:pPr>
       <w:r>
-        <w:t xml:space="preserve">8. Kebutuhan Non-Fungsional (NFR)</w:t>
-      </w:r>
-    </w:p>
-    <w:p>
-      <w:pPr>
-        <w:pStyle w:val="Heading2"/>
-        <w:spacing w:after="120" w:before="300"/>
-      </w:pPr>
-      <w:r>
-        <w:t xml:space="preserve">8.1 Performa &amp; Keandalan</w:t>
+        <w:t xml:space="preserve">8. Kebutuhan Non-Fungsional (Non-Functional Requirements)</w:t>
       </w:r>
     </w:p>
     <w:p>
@@ -3991,7 +4231,7 @@
           <w:sz w:val="22"/>
           <w:szCs w:val="22"/>
         </w:rPr>
-        <w:t xml:space="preserve">NFR-PF-01: Waktu muat awal aplikasi (Initial Page Load) &lt; 2.5 detik pada koneksi 4G standar.</w:t>
+        <w:t xml:space="preserve">NFR-PF-01 (Kecepatan Muat Mobile): Halaman awal aplikasi harus terbuka dalam &lt; 2.5 detik pada koneksi seluler 4G melalui Telegram Mini App.</w:t>
       </w:r>
     </w:p>
     <w:p>
@@ -4009,7 +4249,7 @@
           <w:sz w:val="22"/>
           <w:szCs w:val="22"/>
         </w:rPr>
-        <w:t xml:space="preserve">NFR-PF-02: Auto-complete SiteSearchInput merespons dalam &lt; 150 ms untuk volume 2.000+ data site.</w:t>
+        <w:t xml:space="preserve">NFR-PF-02 (Pencarian Ringan): Komponen pencarian lokasi (SiteSearchInput) harus mampu memfilter 2.000+ lokasi dalam waktu &lt; 150 ms tanpa kendala lag rendering.</w:t>
       </w:r>
     </w:p>
     <w:p>
@@ -4027,24 +4267,7 @@
           <w:sz w:val="22"/>
           <w:szCs w:val="22"/>
         </w:rPr>
-        <w:t xml:space="preserve">NFR-PF-03: Batch import 6.000+ baris data CSV selesai dalam &lt; 3 menit dengan visual progress bar akurat.</w:t>
-      </w:r>
-    </w:p>
-    <w:p>
-      <w:pPr>
-        <w:spacing w:before="100"/>
-      </w:pPr>
-      <w:r>
-        <w:t xml:space="preserve"/>
-      </w:r>
-    </w:p>
-    <w:p>
-      <w:pPr>
-        <w:pStyle w:val="Heading2"/>
-        <w:spacing w:after="120" w:before="300"/>
-      </w:pPr>
-      <w:r>
-        <w:t xml:space="preserve">8.2 Keamanan &amp; Integritas Data</w:t>
+        <w:t xml:space="preserve">NFR-SC-01 (Keamanan Data): Seluruh data aset dilindungi kebijakan Row Level Security (RLS) PostgreSQL. Password web di-hash menggunakan algoritma bcrypt (salt round 10+).</w:t>
       </w:r>
     </w:p>
     <w:p>
@@ -4062,7 +4285,7 @@
           <w:sz w:val="22"/>
           <w:szCs w:val="22"/>
         </w:rPr>
-        <w:t xml:space="preserve">NFR-SC-01: Seluruh tabel database dilindungi Row Level Security (RLS) PostgreSQL.</w:t>
+        <w:t xml:space="preserve">NFR-SC-02 (Integritas Master Data): Trigger database PostgreSQL memblokir penyimpanan data aset jika kategori tidak terdaftar pada tabel master (RAISE EXCEPTION).</w:t>
       </w:r>
     </w:p>
     <w:p>
@@ -4080,7 +4303,7 @@
           <w:sz w:val="22"/>
           <w:szCs w:val="22"/>
         </w:rPr>
-        <w:t xml:space="preserve">NFR-SC-02: Password akses web wajib disimpan dalam format hash bcrypt (salt rounds 10+) dan aman dari pembacaan plaintext.</w:t>
+        <w:t xml:space="preserve">NFR-UX-01 (Aksesibilitas Visual): Antarmuka mendukung Mode Gelap (Dark Mode) dan Mode Terang (Light Mode) secara otomatis sesuai pengaturan perangkat.</w:t>
       </w:r>
     </w:p>
     <w:p>
@@ -4098,7 +4321,37 @@
           <w:sz w:val="22"/>
           <w:szCs w:val="22"/>
         </w:rPr>
-        <w:t xml:space="preserve">NFR-SC-03: Kredensial rahasia (.env, bot token, secret key) dilarang keras di-commit ke Git.</w:t>
+        <w:t xml:space="preserve">NFR-UX-02 (Zero-Installation): Aplikasi tidak memerlukan instalasi file APK/IPA tambahan; cukup dijalankan dari aplikasi Telegram yang sudah ada di smartphone staf.</w:t>
+      </w:r>
+    </w:p>
+    <w:p>
+      <w:r>
+        <w:br w:type="page"/>
+      </w:r>
+    </w:p>
+    <w:p>
+      <w:pPr>
+        <w:pStyle w:val="Heading1"/>
+        <w:pBdr>
+          <w:bottom w:val="single" w:color="2563EB" w:sz="8" w:space="6"/>
+        </w:pBdr>
+        <w:spacing w:after="200" w:before="400"/>
+      </w:pPr>
+      <w:r>
+        <w:t xml:space="preserve">9. Arsitektur Aliran Data: Odoo ⮂ E1-TMA</w:t>
+      </w:r>
+    </w:p>
+    <w:p>
+      <w:pPr>
+        <w:spacing w:after="60" w:before="60"/>
+      </w:pPr>
+      <w:r>
+        <w:rPr>
+          <w:rFonts w:ascii="Calibri" w:cs="Calibri" w:eastAsia="Calibri" w:hAnsi="Calibri"/>
+          <w:sz w:val="22"/>
+          <w:szCs w:val="22"/>
+        </w:rPr>
+        <w:t xml:space="preserve">Diagram aliran data dua arah antara Odoo ERP dan E1-TMA:</w:t>
       </w:r>
     </w:p>
     <w:p>
@@ -4116,24 +4369,7 @@
           <w:sz w:val="22"/>
           <w:szCs w:val="22"/>
         </w:rPr>
-        <w:t xml:space="preserve">NFR-SC-04: Trigger PostgreSQL memblokir penulisan aset dengan kategori tidak terdaftar (RAISE EXCEPTION).</w:t>
-      </w:r>
-    </w:p>
-    <w:p>
-      <w:pPr>
-        <w:spacing w:before="100"/>
-      </w:pPr>
-      <w:r>
-        <w:t xml:space="preserve"/>
-      </w:r>
-    </w:p>
-    <w:p>
-      <w:pPr>
-        <w:pStyle w:val="Heading2"/>
-        <w:spacing w:after="120" w:before="300"/>
-      </w:pPr>
-      <w:r>
-        <w:t xml:space="preserve">8.3 Skalabilitas &amp; UI/UX</w:t>
+        <w:t xml:space="preserve">(A) ODOO ERP ➡️ E1-TMA: Data master aset diekspor dari Odoo dalam format CSV, kemudian diimpor ke database Supabase PostgreSQL E1-TMA dengan validasi kategori strict.</w:t>
       </w:r>
     </w:p>
     <w:p>
@@ -4151,7 +4387,7 @@
           <w:sz w:val="22"/>
           <w:szCs w:val="22"/>
         </w:rPr>
-        <w:t xml:space="preserve">NFR-SK-01: Arsitektur Supabase mampu menampung 50.000+ aset dan 100.000+ transaksi tanpa degradasi query.</w:t>
+        <w:t xml:space="preserve">(B) OPERASIONAL LAPANGAN: Teknisi IT Regional dan Staf Toko (2.000+ Cabang) melakukan transaksi pinjam backup, mutasi, dan stock opname via Telegram Mini App dengan scan kamera HP.</w:t>
       </w:r>
     </w:p>
     <w:p>
@@ -4169,25 +4405,7 @@
           <w:sz w:val="22"/>
           <w:szCs w:val="22"/>
         </w:rPr>
-        <w:t xml:space="preserve">NFR-UX-01: Antarmuka mendukung Mode Gelap (Dark Mode) dan Mode Terang (Light Mode) otomatis/manual.</w:t>
-      </w:r>
-    </w:p>
-    <w:p>
-      <w:pPr>
-        <w:pStyle w:val="ListParagraph"/>
-        <w:numPr>
-          <w:ilvl w:val="0"/>
-          <w:numId w:val="1"/>
-        </w:numPr>
-        <w:spacing w:after="40" w:before="40"/>
-      </w:pPr>
-      <w:r>
-        <w:rPr>
-          <w:rFonts w:ascii="Calibri" w:cs="Calibri" w:eastAsia="Calibri" w:hAnsi="Calibri"/>
-          <w:sz w:val="22"/>
-          <w:szCs w:val="22"/>
-        </w:rPr>
-        <w:t xml:space="preserve">NFR-UX-02: Desain responsif mobile-first mendukung layar smartphone dari lebar 320px.</w:t>
+        <w:t xml:space="preserve">(C) E1-TMA ➡️ ODOO ERP: Laporan rekap penyesuaian status diekspor ke CSV Excel UTF-8 BOM, kemudian Admin IT mengimpornya kembali ke Odoo untuk sinkronisasi pembukuan resmi.</w:t>
       </w:r>
     </w:p>
     <w:p>
@@ -4204,7 +4422,7 @@
         <w:spacing w:after="200" w:before="400"/>
       </w:pPr>
       <w:r>
-        <w:t xml:space="preserve">9. Model Data &amp; State Machine Transaksi</w:t>
+        <w:t xml:space="preserve">10. Model Data &amp; Siklus Status Aset</w:t>
       </w:r>
     </w:p>
     <w:p>
@@ -4213,7 +4431,7 @@
         <w:spacing w:after="120" w:before="300"/>
       </w:pPr>
       <w:r>
-        <w:t xml:space="preserve">9.1 Master Status Aset</w:t>
+        <w:t xml:space="preserve">10.1 Master Status Aset Fisik</w:t>
       </w:r>
     </w:p>
     <w:tbl>
@@ -4306,7 +4524,7 @@
                 <w:sz w:val="20"/>
                 <w:szCs w:val="20"/>
               </w:rPr>
-              <w:t xml:space="preserve">Aset beroperasi aktif di lokasi cabang/toko.</w:t>
+              <w:t xml:space="preserve">Aset sedang aktif digunakan untuk operasional di toko/cabang.</w:t>
             </w:r>
           </w:p>
         </w:tc>
@@ -4344,13 +4562,48 @@
                 <w:sz w:val="20"/>
                 <w:szCs w:val="20"/>
               </w:rPr>
-              <w:t xml:space="preserve">Aset cadangan tersedia di gudang regional siap dipinjamkan.</w:t>
-            </w:r>
-          </w:p>
-        </w:tc>
-      </w:tr>
-      <w:tr>
-        <w:tc>
+              <w:t xml:space="preserve">Aset cadangan dalam kondisi baik, tersimpan di gudang regional, dan siap dipinjamkan.</w:t>
+            </w:r>
+          </w:p>
+        </w:tc>
+      </w:tr>
+      <w:tr>
+        <w:tc>
+          <w:p>
+            <w:pPr>
+              <w:spacing w:after="40" w:before="40"/>
+            </w:pPr>
+            <w:r>
+              <w:rPr>
+                <w:rFonts w:ascii="Calibri" w:cs="Calibri" w:eastAsia="Calibri" w:hAnsi="Calibri"/>
+                <w:sz w:val="20"/>
+                <w:szCs w:val="20"/>
+              </w:rPr>
+              <w:t xml:space="preserve">Retired</w:t>
+            </w:r>
+          </w:p>
+        </w:tc>
+        <w:tc>
+          <w:p>
+            <w:pPr>
+              <w:spacing w:after="40" w:before="40"/>
+            </w:pPr>
+            <w:r>
+              <w:rPr>
+                <w:rFonts w:ascii="Calibri" w:cs="Calibri" w:eastAsia="Calibri" w:hAnsi="Calibri"/>
+                <w:sz w:val="20"/>
+                <w:szCs w:val="20"/>
+              </w:rPr>
+              <w:t xml:space="preserve">Aset dalam kondisi rusak/afkir, ditarik dari operasional, dan menunggu usulan pemusnahan (Disposal).</w:t>
+            </w:r>
+          </w:p>
+        </w:tc>
+      </w:tr>
+      <w:tr>
+        <w:tc>
+          <w:tcPr>
+            <w:shd w:fill="F8FAFC" w:val="clear"/>
+          </w:tcPr>
           <w:p>
             <w:pPr>
               <w:spacing w:after="40" w:before="40"/>
@@ -4366,55 +4619,20 @@
           </w:p>
         </w:tc>
         <w:tc>
-          <w:p>
-            <w:pPr>
-              <w:spacing w:after="40" w:before="40"/>
-            </w:pPr>
-            <w:r>
-              <w:rPr>
-                <w:rFonts w:ascii="Calibri" w:cs="Calibri" w:eastAsia="Calibri" w:hAnsi="Calibri"/>
-                <w:sz w:val="20"/>
-                <w:szCs w:val="20"/>
-              </w:rPr>
-              <w:t xml:space="preserve">Aset telah resmi dimusnahkan/diafkirkan dari inventaris fisik.</w:t>
-            </w:r>
-          </w:p>
-        </w:tc>
-      </w:tr>
-      <w:tr>
-        <w:tc>
-          <w:tcPr>
-            <w:shd w:fill="F8FAFC" w:val="clear"/>
-          </w:tcPr>
-          <w:p>
-            <w:pPr>
-              <w:spacing w:after="40" w:before="40"/>
-            </w:pPr>
-            <w:r>
-              <w:rPr>
-                <w:rFonts w:ascii="Calibri" w:cs="Calibri" w:eastAsia="Calibri" w:hAnsi="Calibri"/>
-                <w:sz w:val="20"/>
-                <w:szCs w:val="20"/>
-              </w:rPr>
-              <w:t xml:space="preserve">Retired</w:t>
-            </w:r>
-          </w:p>
-        </w:tc>
-        <w:tc>
-          <w:tcPr>
-            <w:shd w:fill="F8FAFC" w:val="clear"/>
-          </w:tcPr>
-          <w:p>
-            <w:pPr>
-              <w:spacing w:after="40" w:before="40"/>
-            </w:pPr>
-            <w:r>
-              <w:rPr>
-                <w:rFonts w:ascii="Calibri" w:cs="Calibri" w:eastAsia="Calibri" w:hAnsi="Calibri"/>
-                <w:sz w:val="20"/>
-                <w:szCs w:val="20"/>
-              </w:rPr>
-              <w:t xml:space="preserve">Aset rusak/afkir dinonaktifkan sementara menunggu usulan disposal.</w:t>
+          <w:tcPr>
+            <w:shd w:fill="F8FAFC" w:val="clear"/>
+          </w:tcPr>
+          <w:p>
+            <w:pPr>
+              <w:spacing w:after="40" w:before="40"/>
+            </w:pPr>
+            <w:r>
+              <w:rPr>
+                <w:rFonts w:ascii="Calibri" w:cs="Calibri" w:eastAsia="Calibri" w:hAnsi="Calibri"/>
+                <w:sz w:val="20"/>
+                <w:szCs w:val="20"/>
+              </w:rPr>
+              <w:t xml:space="preserve">Aset telah resmi dimusnahkan dan dihapus dari buku operasional fisik.</w:t>
             </w:r>
           </w:p>
         </w:tc>
@@ -4434,353 +4652,117 @@
         <w:spacing w:after="120" w:before="300"/>
       </w:pPr>
       <w:r>
-        <w:t xml:space="preserve">9.2 Siklus Hidup Transaksi (Transaction Lifecycle)</w:t>
-      </w:r>
-    </w:p>
-    <w:tbl>
-      <w:tblPr>
-        <w:tblW w:type="pct" w:w="100%"/>
-        <w:tblBorders>
-          <w:top w:val="single" w:color="CBD5E1" w:sz="4"/>
-          <w:left w:val="single" w:color="CBD5E1" w:sz="4"/>
-          <w:bottom w:val="single" w:color="CBD5E1" w:sz="4"/>
-          <w:right w:val="single" w:color="CBD5E1" w:sz="4"/>
-          <w:insideH w:val="single" w:color="auto" w:sz="4"/>
-          <w:insideV w:val="single" w:color="auto" w:sz="4"/>
-        </w:tblBorders>
-      </w:tblPr>
-      <w:tblGrid>
-        <w:gridCol w:w="100"/>
-        <w:gridCol w:w="100"/>
-      </w:tblGrid>
-      <w:tr>
-        <w:trPr>
-          <w:tblHeader/>
-        </w:trPr>
-        <w:tc>
-          <w:tcPr>
-            <w:shd w:fill="1E3A5F" w:val="clear"/>
-          </w:tcPr>
-          <w:p>
-            <w:pPr>
-              <w:jc w:val="center"/>
-            </w:pPr>
-            <w:r>
-              <w:rPr>
-                <w:rFonts w:ascii="Calibri" w:cs="Calibri" w:eastAsia="Calibri" w:hAnsi="Calibri"/>
-                <w:b/>
-                <w:bCs/>
-                <w:color w:val="FFFFFF"/>
-                <w:sz w:val="20"/>
-                <w:szCs w:val="20"/>
-              </w:rPr>
-              <w:t xml:space="preserve">Status Transaksi</w:t>
-            </w:r>
-          </w:p>
-        </w:tc>
-        <w:tc>
-          <w:tcPr>
-            <w:shd w:fill="1E3A5F" w:val="clear"/>
-          </w:tcPr>
-          <w:p>
-            <w:pPr>
-              <w:jc w:val="center"/>
-            </w:pPr>
-            <w:r>
-              <w:rPr>
-                <w:rFonts w:ascii="Calibri" w:cs="Calibri" w:eastAsia="Calibri" w:hAnsi="Calibri"/>
-                <w:b/>
-                <w:bCs/>
-                <w:color w:val="FFFFFF"/>
-                <w:sz w:val="20"/>
-                <w:szCs w:val="20"/>
-              </w:rPr>
-              <w:t xml:space="preserve">Keterangan &amp; Aksi Sistem</w:t>
-            </w:r>
-          </w:p>
-        </w:tc>
-      </w:tr>
-      <w:tr>
-        <w:tc>
-          <w:p>
-            <w:pPr>
-              <w:spacing w:after="40" w:before="40"/>
-            </w:pPr>
-            <w:r>
-              <w:rPr>
-                <w:rFonts w:ascii="Calibri" w:cs="Calibri" w:eastAsia="Calibri" w:hAnsi="Calibri"/>
-                <w:sz w:val="20"/>
-                <w:szCs w:val="20"/>
-              </w:rPr>
-              <w:t xml:space="preserve">Requested</w:t>
-            </w:r>
-          </w:p>
-        </w:tc>
-        <w:tc>
-          <w:p>
-            <w:pPr>
-              <w:spacing w:after="40" w:before="40"/>
-            </w:pPr>
-            <w:r>
-              <w:rPr>
-                <w:rFonts w:ascii="Calibri" w:cs="Calibri" w:eastAsia="Calibri" w:hAnsi="Calibri"/>
-                <w:sz w:val="20"/>
-                <w:szCs w:val="20"/>
-              </w:rPr>
-              <w:t xml:space="preserve">Permohonan dibuat oleh Toko/User (Input site &amp; durasi hari).</w:t>
-            </w:r>
-          </w:p>
-        </w:tc>
-      </w:tr>
-      <w:tr>
-        <w:tc>
-          <w:tcPr>
-            <w:shd w:fill="F8FAFC" w:val="clear"/>
-          </w:tcPr>
-          <w:p>
-            <w:pPr>
-              <w:spacing w:after="40" w:before="40"/>
-            </w:pPr>
-            <w:r>
-              <w:rPr>
-                <w:rFonts w:ascii="Calibri" w:cs="Calibri" w:eastAsia="Calibri" w:hAnsi="Calibri"/>
-                <w:sz w:val="20"/>
-                <w:szCs w:val="20"/>
-              </w:rPr>
-              <w:t xml:space="preserve">Approved</w:t>
-            </w:r>
-          </w:p>
-        </w:tc>
-        <w:tc>
-          <w:tcPr>
-            <w:shd w:fill="F8FAFC" w:val="clear"/>
-          </w:tcPr>
-          <w:p>
-            <w:pPr>
-              <w:spacing w:after="40" w:before="40"/>
-            </w:pPr>
-            <w:r>
-              <w:rPr>
-                <w:rFonts w:ascii="Calibri" w:cs="Calibri" w:eastAsia="Calibri" w:hAnsi="Calibri"/>
-                <w:sz w:val="20"/>
-                <w:szCs w:val="20"/>
-              </w:rPr>
-              <w:t xml:space="preserve">Admin Region / Super Admin menyetujui tiket &amp; menetapkan S/N unit backup.</w:t>
-            </w:r>
-          </w:p>
-        </w:tc>
-      </w:tr>
-      <w:tr>
-        <w:tc>
-          <w:p>
-            <w:pPr>
-              <w:spacing w:after="40" w:before="40"/>
-            </w:pPr>
-            <w:r>
-              <w:rPr>
-                <w:rFonts w:ascii="Calibri" w:cs="Calibri" w:eastAsia="Calibri" w:hAnsi="Calibri"/>
-                <w:sz w:val="20"/>
-                <w:szCs w:val="20"/>
-              </w:rPr>
-              <w:t xml:space="preserve">In Transit</w:t>
-            </w:r>
-          </w:p>
-        </w:tc>
-        <w:tc>
-          <w:p>
-            <w:pPr>
-              <w:spacing w:after="40" w:before="40"/>
-            </w:pPr>
-            <w:r>
-              <w:rPr>
-                <w:rFonts w:ascii="Calibri" w:cs="Calibri" w:eastAsia="Calibri" w:hAnsi="Calibri"/>
-                <w:sz w:val="20"/>
-                <w:szCs w:val="20"/>
-              </w:rPr>
-              <w:t xml:space="preserve">Admin mengirim unit fisik ke toko peminjam (Input no. resi kurir).</w:t>
-            </w:r>
-          </w:p>
-        </w:tc>
-      </w:tr>
-      <w:tr>
-        <w:tc>
-          <w:tcPr>
-            <w:shd w:fill="F8FAFC" w:val="clear"/>
-          </w:tcPr>
-          <w:p>
-            <w:pPr>
-              <w:spacing w:after="40" w:before="40"/>
-            </w:pPr>
-            <w:r>
-              <w:rPr>
-                <w:rFonts w:ascii="Calibri" w:cs="Calibri" w:eastAsia="Calibri" w:hAnsi="Calibri"/>
-                <w:sz w:val="20"/>
-                <w:szCs w:val="20"/>
-              </w:rPr>
-              <w:t xml:space="preserve">In Progress</w:t>
-            </w:r>
-          </w:p>
-        </w:tc>
-        <w:tc>
-          <w:tcPr>
-            <w:shd w:fill="F8FAFC" w:val="clear"/>
-          </w:tcPr>
-          <w:p>
-            <w:pPr>
-              <w:spacing w:after="40" w:before="40"/>
-            </w:pPr>
-            <w:r>
-              <w:rPr>
-                <w:rFonts w:ascii="Calibri" w:cs="Calibri" w:eastAsia="Calibri" w:hAnsi="Calibri"/>
-                <w:sz w:val="20"/>
-                <w:szCs w:val="20"/>
-              </w:rPr>
-              <w:t xml:space="preserve">Toko klik "Terima Unit" ➡️ Sistem otomatis mengunci Due Date pinjam.</w:t>
-            </w:r>
-          </w:p>
-        </w:tc>
-      </w:tr>
-      <w:tr>
-        <w:tc>
-          <w:p>
-            <w:pPr>
-              <w:spacing w:after="40" w:before="40"/>
-            </w:pPr>
-            <w:r>
-              <w:rPr>
-                <w:rFonts w:ascii="Calibri" w:cs="Calibri" w:eastAsia="Calibri" w:hAnsi="Calibri"/>
-                <w:sz w:val="20"/>
-                <w:szCs w:val="20"/>
-              </w:rPr>
-              <w:t xml:space="preserve">Returning</w:t>
-            </w:r>
-          </w:p>
-        </w:tc>
-        <w:tc>
-          <w:p>
-            <w:pPr>
-              <w:spacing w:after="40" w:before="40"/>
-            </w:pPr>
-            <w:r>
-              <w:rPr>
-                <w:rFonts w:ascii="Calibri" w:cs="Calibri" w:eastAsia="Calibri" w:hAnsi="Calibri"/>
-                <w:sz w:val="20"/>
-                <w:szCs w:val="20"/>
-              </w:rPr>
-              <w:t xml:space="preserve">Toko klik "Kembalikan Unit" ➡️ Barang dipaketkan balik ke gudang IT.</w:t>
-            </w:r>
-          </w:p>
-        </w:tc>
-      </w:tr>
-      <w:tr>
-        <w:tc>
-          <w:tcPr>
-            <w:shd w:fill="F8FAFC" w:val="clear"/>
-          </w:tcPr>
-          <w:p>
-            <w:pPr>
-              <w:spacing w:after="40" w:before="40"/>
-            </w:pPr>
-            <w:r>
-              <w:rPr>
-                <w:rFonts w:ascii="Calibri" w:cs="Calibri" w:eastAsia="Calibri" w:hAnsi="Calibri"/>
-                <w:sz w:val="20"/>
-                <w:szCs w:val="20"/>
-              </w:rPr>
-              <w:t xml:space="preserve">Completed</w:t>
-            </w:r>
-          </w:p>
-        </w:tc>
-        <w:tc>
-          <w:tcPr>
-            <w:shd w:fill="F8FAFC" w:val="clear"/>
-          </w:tcPr>
-          <w:p>
-            <w:pPr>
-              <w:spacing w:after="40" w:before="40"/>
-            </w:pPr>
-            <w:r>
-              <w:rPr>
-                <w:rFonts w:ascii="Calibri" w:cs="Calibri" w:eastAsia="Calibri" w:hAnsi="Calibri"/>
-                <w:sz w:val="20"/>
-                <w:szCs w:val="20"/>
-              </w:rPr>
-              <w:t xml:space="preserve">Admin IT klik "Terima di Gudang" ➡️ Lokasi fisik OTOMATIS kembali ke gudang asal.</w:t>
-            </w:r>
-          </w:p>
-        </w:tc>
-      </w:tr>
-      <w:tr>
-        <w:tc>
-          <w:p>
-            <w:pPr>
-              <w:spacing w:after="40" w:before="40"/>
-            </w:pPr>
-            <w:r>
-              <w:rPr>
-                <w:rFonts w:ascii="Calibri" w:cs="Calibri" w:eastAsia="Calibri" w:hAnsi="Calibri"/>
-                <w:sz w:val="20"/>
-                <w:szCs w:val="20"/>
-              </w:rPr>
-              <w:t xml:space="preserve">Rejected</w:t>
-            </w:r>
-          </w:p>
-        </w:tc>
-        <w:tc>
-          <w:p>
-            <w:pPr>
-              <w:spacing w:after="40" w:before="40"/>
-            </w:pPr>
-            <w:r>
-              <w:rPr>
-                <w:rFonts w:ascii="Calibri" w:cs="Calibri" w:eastAsia="Calibri" w:hAnsi="Calibri"/>
-                <w:sz w:val="20"/>
-                <w:szCs w:val="20"/>
-              </w:rPr>
-              <w:t xml:space="preserve">Permohonan ditolak oleh Admin IT (disertai alasan wajib).</w:t>
-            </w:r>
-          </w:p>
-        </w:tc>
-      </w:tr>
-      <w:tr>
-        <w:tc>
-          <w:tcPr>
-            <w:shd w:fill="F8FAFC" w:val="clear"/>
-          </w:tcPr>
-          <w:p>
-            <w:pPr>
-              <w:spacing w:after="40" w:before="40"/>
-            </w:pPr>
-            <w:r>
-              <w:rPr>
-                <w:rFonts w:ascii="Calibri" w:cs="Calibri" w:eastAsia="Calibri" w:hAnsi="Calibri"/>
-                <w:sz w:val="20"/>
-                <w:szCs w:val="20"/>
-              </w:rPr>
-              <w:t xml:space="preserve">Cancelled</w:t>
-            </w:r>
-          </w:p>
-        </w:tc>
-        <w:tc>
-          <w:tcPr>
-            <w:shd w:fill="F8FAFC" w:val="clear"/>
-          </w:tcPr>
-          <w:p>
-            <w:pPr>
-              <w:spacing w:after="40" w:before="40"/>
-            </w:pPr>
-            <w:r>
-              <w:rPr>
-                <w:rFonts w:ascii="Calibri" w:cs="Calibri" w:eastAsia="Calibri" w:hAnsi="Calibri"/>
-                <w:sz w:val="20"/>
-                <w:szCs w:val="20"/>
-              </w:rPr>
-              <w:t xml:space="preserve">Permohonan dibatalkan oleh pemohon sebelum dialokasikan barang.</w:t>
-            </w:r>
-          </w:p>
-        </w:tc>
-      </w:tr>
-    </w:tbl>
+        <w:t xml:space="preserve">10.2 Siklus Hidup Transaksi Peminjaman Unit Backup (6-Phase Loan)</w:t>
+      </w:r>
+    </w:p>
+    <w:p>
+      <w:pPr>
+        <w:pStyle w:val="ListParagraph"/>
+        <w:numPr>
+          <w:ilvl w:val="0"/>
+          <w:numId w:val="1"/>
+        </w:numPr>
+        <w:spacing w:after="40" w:before="40"/>
+      </w:pPr>
+      <w:r>
+        <w:rPr>
+          <w:rFonts w:ascii="Calibri" w:cs="Calibri" w:eastAsia="Calibri" w:hAnsi="Calibri"/>
+          <w:sz w:val="22"/>
+          <w:szCs w:val="22"/>
+        </w:rPr>
+        <w:t xml:space="preserve">1. REQUESTED: Toko input pengajuan pinjam di TMA (Wajib isi Durasi Hari).</w:t>
+      </w:r>
+    </w:p>
+    <w:p>
+      <w:pPr>
+        <w:pStyle w:val="ListParagraph"/>
+        <w:numPr>
+          <w:ilvl w:val="0"/>
+          <w:numId w:val="1"/>
+        </w:numPr>
+        <w:spacing w:after="40" w:before="40"/>
+      </w:pPr>
+      <w:r>
+        <w:rPr>
+          <w:rFonts w:ascii="Calibri" w:cs="Calibri" w:eastAsia="Calibri" w:hAnsi="Calibri"/>
+          <w:sz w:val="22"/>
+          <w:szCs w:val="22"/>
+        </w:rPr>
+        <w:t xml:space="preserve">2. APPROVED: Admin Region menyetujui via Web / 1-Klik Bot Telegram.</w:t>
+      </w:r>
+    </w:p>
+    <w:p>
+      <w:pPr>
+        <w:pStyle w:val="ListParagraph"/>
+        <w:numPr>
+          <w:ilvl w:val="0"/>
+          <w:numId w:val="1"/>
+        </w:numPr>
+        <w:spacing w:after="40" w:before="40"/>
+      </w:pPr>
+      <w:r>
+        <w:rPr>
+          <w:rFonts w:ascii="Calibri" w:cs="Calibri" w:eastAsia="Calibri" w:hAnsi="Calibri"/>
+          <w:sz w:val="22"/>
+          <w:szCs w:val="22"/>
+        </w:rPr>
+        <w:t xml:space="preserve">3. IN TRANSIT: Admin IT kirim fisik barang &amp; input nomor resi ekspedisi.</w:t>
+      </w:r>
+    </w:p>
+    <w:p>
+      <w:pPr>
+        <w:pStyle w:val="ListParagraph"/>
+        <w:numPr>
+          <w:ilvl w:val="0"/>
+          <w:numId w:val="1"/>
+        </w:numPr>
+        <w:spacing w:after="40" w:before="40"/>
+      </w:pPr>
+      <w:r>
+        <w:rPr>
+          <w:rFonts w:ascii="Calibri" w:cs="Calibri" w:eastAsia="Calibri" w:hAnsi="Calibri"/>
+          <w:sz w:val="22"/>
+          <w:szCs w:val="22"/>
+        </w:rPr>
+        <w:t xml:space="preserve">4. IN PROGRESS: Toko klik "Terima Unit". Sistem OTOMATIS mengunci Tanggal Jatuh Tempo (Cron memantau H-3 &amp; peringatan OVERDUE harian).</w:t>
+      </w:r>
+    </w:p>
+    <w:p>
+      <w:pPr>
+        <w:pStyle w:val="ListParagraph"/>
+        <w:numPr>
+          <w:ilvl w:val="0"/>
+          <w:numId w:val="1"/>
+        </w:numPr>
+        <w:spacing w:after="40" w:before="40"/>
+      </w:pPr>
+      <w:r>
+        <w:rPr>
+          <w:rFonts w:ascii="Calibri" w:cs="Calibri" w:eastAsia="Calibri" w:hAnsi="Calibri"/>
+          <w:sz w:val="22"/>
+          <w:szCs w:val="22"/>
+        </w:rPr>
+        <w:t xml:space="preserve">5. RETURNING: Mesin utama toko selesai diservis. Toko klik "Kembalikan Unit" &amp; kirim balik.</w:t>
+      </w:r>
+    </w:p>
+    <w:p>
+      <w:pPr>
+        <w:pStyle w:val="ListParagraph"/>
+        <w:numPr>
+          <w:ilvl w:val="0"/>
+          <w:numId w:val="1"/>
+        </w:numPr>
+        <w:spacing w:after="40" w:before="40"/>
+      </w:pPr>
+      <w:r>
+        <w:rPr>
+          <w:rFonts w:ascii="Calibri" w:cs="Calibri" w:eastAsia="Calibri" w:hAnsi="Calibri"/>
+          <w:sz w:val="22"/>
+          <w:szCs w:val="22"/>
+        </w:rPr>
+        <w:t xml:space="preserve">6. COMPLETED: Admin IT cek fisik di gudang &amp; klik "Terima di Gudang". Sistem OTOMATIS mengembalikan lokasi aset ke GUDANG ASAL.</w:t>
+      </w:r>
+    </w:p>
     <w:p>
       <w:r>
         <w:br w:type="page"/>
@@ -4795,7 +4777,7 @@
         <w:spacing w:after="200" w:before="400"/>
       </w:pPr>
       <w:r>
-        <w:t xml:space="preserve">10. Matriks Peran &amp; Hak Akses (RBAC)</w:t>
+        <w:t xml:space="preserve">11. Matriks Hak Akses (RBAC Matrix)</w:t>
       </w:r>
     </w:p>
     <w:tbl>
@@ -4838,7 +4820,7 @@
                 <w:sz w:val="20"/>
                 <w:szCs w:val="20"/>
               </w:rPr>
-              <w:t xml:space="preserve">Fitur &amp; Modul</w:t>
+              <w:t xml:space="preserve">Modul / Tindakan</w:t>
             </w:r>
           </w:p>
         </w:tc>
@@ -4901,7 +4883,7 @@
                 <w:sz w:val="20"/>
                 <w:szCs w:val="20"/>
               </w:rPr>
-              <w:t xml:space="preserve">Admin Region</w:t>
+              <w:t xml:space="preserve">Admin Regional</w:t>
             </w:r>
           </w:p>
         </w:tc>
@@ -4939,7 +4921,7 @@
                 <w:sz w:val="20"/>
                 <w:szCs w:val="20"/>
               </w:rPr>
-              <w:t xml:space="preserve">Lihat Daftar &amp; Detail Aset</w:t>
+              <w:t xml:space="preserve">Melihat Daftar &amp; Status Aset</w:t>
             </w:r>
           </w:p>
         </w:tc>
@@ -5019,7 +5001,176 @@
                 <w:sz w:val="20"/>
                 <w:szCs w:val="20"/>
               </w:rPr>
-              <w:t xml:space="preserve">Tambah &amp; Edit Aset</w:t>
+              <w:t xml:space="preserve">Scan Barcode via Kamera HP</w:t>
+            </w:r>
+          </w:p>
+        </w:tc>
+        <w:tc>
+          <w:tcPr>
+            <w:shd w:fill="F8FAFC" w:val="clear"/>
+          </w:tcPr>
+          <w:p>
+            <w:pPr>
+              <w:spacing w:after="40" w:before="40"/>
+            </w:pPr>
+            <w:r>
+              <w:rPr>
+                <w:rFonts w:ascii="Calibri" w:cs="Calibri" w:eastAsia="Calibri" w:hAnsi="Calibri"/>
+                <w:sz w:val="20"/>
+                <w:szCs w:val="20"/>
+              </w:rPr>
+              <w:t xml:space="preserve">✅</w:t>
+            </w:r>
+          </w:p>
+        </w:tc>
+        <w:tc>
+          <w:tcPr>
+            <w:shd w:fill="F8FAFC" w:val="clear"/>
+          </w:tcPr>
+          <w:p>
+            <w:pPr>
+              <w:spacing w:after="40" w:before="40"/>
+            </w:pPr>
+            <w:r>
+              <w:rPr>
+                <w:rFonts w:ascii="Calibri" w:cs="Calibri" w:eastAsia="Calibri" w:hAnsi="Calibri"/>
+                <w:sz w:val="20"/>
+                <w:szCs w:val="20"/>
+              </w:rPr>
+              <w:t xml:space="preserve">✅</w:t>
+            </w:r>
+          </w:p>
+        </w:tc>
+        <w:tc>
+          <w:tcPr>
+            <w:shd w:fill="F8FAFC" w:val="clear"/>
+          </w:tcPr>
+          <w:p>
+            <w:pPr>
+              <w:spacing w:after="40" w:before="40"/>
+            </w:pPr>
+            <w:r>
+              <w:rPr>
+                <w:rFonts w:ascii="Calibri" w:cs="Calibri" w:eastAsia="Calibri" w:hAnsi="Calibri"/>
+                <w:sz w:val="20"/>
+                <w:szCs w:val="20"/>
+              </w:rPr>
+              <w:t xml:space="preserve">✅</w:t>
+            </w:r>
+          </w:p>
+        </w:tc>
+        <w:tc>
+          <w:tcPr>
+            <w:shd w:fill="F8FAFC" w:val="clear"/>
+          </w:tcPr>
+          <w:p>
+            <w:pPr>
+              <w:spacing w:after="40" w:before="40"/>
+            </w:pPr>
+            <w:r>
+              <w:rPr>
+                <w:rFonts w:ascii="Calibri" w:cs="Calibri" w:eastAsia="Calibri" w:hAnsi="Calibri"/>
+                <w:sz w:val="20"/>
+                <w:szCs w:val="20"/>
+              </w:rPr>
+              <w:t xml:space="preserve">✅</w:t>
+            </w:r>
+          </w:p>
+        </w:tc>
+      </w:tr>
+      <w:tr>
+        <w:tc>
+          <w:p>
+            <w:pPr>
+              <w:spacing w:after="40" w:before="40"/>
+            </w:pPr>
+            <w:r>
+              <w:rPr>
+                <w:rFonts w:ascii="Calibri" w:cs="Calibri" w:eastAsia="Calibri" w:hAnsi="Calibri"/>
+                <w:sz w:val="20"/>
+                <w:szCs w:val="20"/>
+              </w:rPr>
+              <w:t xml:space="preserve">Mengajukan Pinjaman Unit Backup</w:t>
+            </w:r>
+          </w:p>
+        </w:tc>
+        <w:tc>
+          <w:p>
+            <w:pPr>
+              <w:spacing w:after="40" w:before="40"/>
+            </w:pPr>
+            <w:r>
+              <w:rPr>
+                <w:rFonts w:ascii="Calibri" w:cs="Calibri" w:eastAsia="Calibri" w:hAnsi="Calibri"/>
+                <w:sz w:val="20"/>
+                <w:szCs w:val="20"/>
+              </w:rPr>
+              <w:t xml:space="preserve">✅</w:t>
+            </w:r>
+          </w:p>
+        </w:tc>
+        <w:tc>
+          <w:p>
+            <w:pPr>
+              <w:spacing w:after="40" w:before="40"/>
+            </w:pPr>
+            <w:r>
+              <w:rPr>
+                <w:rFonts w:ascii="Calibri" w:cs="Calibri" w:eastAsia="Calibri" w:hAnsi="Calibri"/>
+                <w:sz w:val="20"/>
+                <w:szCs w:val="20"/>
+              </w:rPr>
+              <w:t xml:space="preserve">✅</w:t>
+            </w:r>
+          </w:p>
+        </w:tc>
+        <w:tc>
+          <w:p>
+            <w:pPr>
+              <w:spacing w:after="40" w:before="40"/>
+            </w:pPr>
+            <w:r>
+              <w:rPr>
+                <w:rFonts w:ascii="Calibri" w:cs="Calibri" w:eastAsia="Calibri" w:hAnsi="Calibri"/>
+                <w:sz w:val="20"/>
+                <w:szCs w:val="20"/>
+              </w:rPr>
+              <w:t xml:space="preserve">✅</w:t>
+            </w:r>
+          </w:p>
+        </w:tc>
+        <w:tc>
+          <w:p>
+            <w:pPr>
+              <w:spacing w:after="40" w:before="40"/>
+            </w:pPr>
+            <w:r>
+              <w:rPr>
+                <w:rFonts w:ascii="Calibri" w:cs="Calibri" w:eastAsia="Calibri" w:hAnsi="Calibri"/>
+                <w:sz w:val="20"/>
+                <w:szCs w:val="20"/>
+              </w:rPr>
+              <w:t xml:space="preserve">✅</w:t>
+            </w:r>
+          </w:p>
+        </w:tc>
+      </w:tr>
+      <w:tr>
+        <w:tc>
+          <w:tcPr>
+            <w:shd w:fill="F8FAFC" w:val="clear"/>
+          </w:tcPr>
+          <w:p>
+            <w:pPr>
+              <w:spacing w:after="40" w:before="40"/>
+            </w:pPr>
+            <w:r>
+              <w:rPr>
+                <w:rFonts w:ascii="Calibri" w:cs="Calibri" w:eastAsia="Calibri" w:hAnsi="Calibri"/>
+                <w:sz w:val="20"/>
+                <w:szCs w:val="20"/>
+              </w:rPr>
+              <w:t xml:space="preserve">Menyetujui Pinjaman via Bot/Web</w:t>
             </w:r>
           </w:p>
         </w:tc>
@@ -5073,42 +5224,42 @@
                 <w:sz w:val="20"/>
                 <w:szCs w:val="20"/>
               </w:rPr>
-              <w:t xml:space="preserve">✅ (Region)</w:t>
-            </w:r>
-          </w:p>
-        </w:tc>
-        <w:tc>
-          <w:tcPr>
-            <w:shd w:fill="F8FAFC" w:val="clear"/>
-          </w:tcPr>
-          <w:p>
-            <w:pPr>
-              <w:spacing w:after="40" w:before="40"/>
-            </w:pPr>
-            <w:r>
-              <w:rPr>
-                <w:rFonts w:ascii="Calibri" w:cs="Calibri" w:eastAsia="Calibri" w:hAnsi="Calibri"/>
-                <w:sz w:val="20"/>
-                <w:szCs w:val="20"/>
-              </w:rPr>
-              <w:t xml:space="preserve">✅ (Semua)</w:t>
-            </w:r>
-          </w:p>
-        </w:tc>
-      </w:tr>
-      <w:tr>
-        <w:tc>
-          <w:p>
-            <w:pPr>
-              <w:spacing w:after="40" w:before="40"/>
-            </w:pPr>
-            <w:r>
-              <w:rPr>
-                <w:rFonts w:ascii="Calibri" w:cs="Calibri" w:eastAsia="Calibri" w:hAnsi="Calibri"/>
-                <w:sz w:val="20"/>
-                <w:szCs w:val="20"/>
-              </w:rPr>
-              <w:t xml:space="preserve">Soft Delete Aset</w:t>
+              <w:t xml:space="preserve">✅ (Regionnya)</w:t>
+            </w:r>
+          </w:p>
+        </w:tc>
+        <w:tc>
+          <w:tcPr>
+            <w:shd w:fill="F8FAFC" w:val="clear"/>
+          </w:tcPr>
+          <w:p>
+            <w:pPr>
+              <w:spacing w:after="40" w:before="40"/>
+            </w:pPr>
+            <w:r>
+              <w:rPr>
+                <w:rFonts w:ascii="Calibri" w:cs="Calibri" w:eastAsia="Calibri" w:hAnsi="Calibri"/>
+                <w:sz w:val="20"/>
+                <w:szCs w:val="20"/>
+              </w:rPr>
+              <w:t xml:space="preserve">✅ (Semua Region)</w:t>
+            </w:r>
+          </w:p>
+        </w:tc>
+      </w:tr>
+      <w:tr>
+        <w:tc>
+          <w:p>
+            <w:pPr>
+              <w:spacing w:after="40" w:before="40"/>
+            </w:pPr>
+            <w:r>
+              <w:rPr>
+                <w:rFonts w:ascii="Calibri" w:cs="Calibri" w:eastAsia="Calibri" w:hAnsi="Calibri"/>
+                <w:sz w:val="20"/>
+                <w:szCs w:val="20"/>
+              </w:rPr>
+              <w:t xml:space="preserve">Konfirmasi Terima Unit (In Progress)</w:t>
             </w:r>
           </w:p>
         </w:tc>
@@ -5138,11 +5289,150 @@
                 <w:sz w:val="20"/>
                 <w:szCs w:val="20"/>
               </w:rPr>
+              <w:t xml:space="preserve">✅ (Toko Terkait)</w:t>
+            </w:r>
+          </w:p>
+        </w:tc>
+        <w:tc>
+          <w:p>
+            <w:pPr>
+              <w:spacing w:after="40" w:before="40"/>
+            </w:pPr>
+            <w:r>
+              <w:rPr>
+                <w:rFonts w:ascii="Calibri" w:cs="Calibri" w:eastAsia="Calibri" w:hAnsi="Calibri"/>
+                <w:sz w:val="20"/>
+                <w:szCs w:val="20"/>
+              </w:rPr>
+              <w:t xml:space="preserve">✅</w:t>
+            </w:r>
+          </w:p>
+        </w:tc>
+        <w:tc>
+          <w:p>
+            <w:pPr>
+              <w:spacing w:after="40" w:before="40"/>
+            </w:pPr>
+            <w:r>
+              <w:rPr>
+                <w:rFonts w:ascii="Calibri" w:cs="Calibri" w:eastAsia="Calibri" w:hAnsi="Calibri"/>
+                <w:sz w:val="20"/>
+                <w:szCs w:val="20"/>
+              </w:rPr>
+              <w:t xml:space="preserve">✅</w:t>
+            </w:r>
+          </w:p>
+        </w:tc>
+      </w:tr>
+      <w:tr>
+        <w:tc>
+          <w:tcPr>
+            <w:shd w:fill="F8FAFC" w:val="clear"/>
+          </w:tcPr>
+          <w:p>
+            <w:pPr>
+              <w:spacing w:after="40" w:before="40"/>
+            </w:pPr>
+            <w:r>
+              <w:rPr>
+                <w:rFonts w:ascii="Calibri" w:cs="Calibri" w:eastAsia="Calibri" w:hAnsi="Calibri"/>
+                <w:sz w:val="20"/>
+                <w:szCs w:val="20"/>
+              </w:rPr>
+              <w:t xml:space="preserve">Inisiasi Retur Barang (Returning)</w:t>
+            </w:r>
+          </w:p>
+        </w:tc>
+        <w:tc>
+          <w:tcPr>
+            <w:shd w:fill="F8FAFC" w:val="clear"/>
+          </w:tcPr>
+          <w:p>
+            <w:pPr>
+              <w:spacing w:after="40" w:before="40"/>
+            </w:pPr>
+            <w:r>
+              <w:rPr>
+                <w:rFonts w:ascii="Calibri" w:cs="Calibri" w:eastAsia="Calibri" w:hAnsi="Calibri"/>
+                <w:sz w:val="20"/>
+                <w:szCs w:val="20"/>
+              </w:rPr>
               <w:t xml:space="preserve">❌</w:t>
             </w:r>
           </w:p>
         </w:tc>
         <w:tc>
+          <w:tcPr>
+            <w:shd w:fill="F8FAFC" w:val="clear"/>
+          </w:tcPr>
+          <w:p>
+            <w:pPr>
+              <w:spacing w:after="40" w:before="40"/>
+            </w:pPr>
+            <w:r>
+              <w:rPr>
+                <w:rFonts w:ascii="Calibri" w:cs="Calibri" w:eastAsia="Calibri" w:hAnsi="Calibri"/>
+                <w:sz w:val="20"/>
+                <w:szCs w:val="20"/>
+              </w:rPr>
+              <w:t xml:space="preserve">✅ (Toko Terkait)</w:t>
+            </w:r>
+          </w:p>
+        </w:tc>
+        <w:tc>
+          <w:tcPr>
+            <w:shd w:fill="F8FAFC" w:val="clear"/>
+          </w:tcPr>
+          <w:p>
+            <w:pPr>
+              <w:spacing w:after="40" w:before="40"/>
+            </w:pPr>
+            <w:r>
+              <w:rPr>
+                <w:rFonts w:ascii="Calibri" w:cs="Calibri" w:eastAsia="Calibri" w:hAnsi="Calibri"/>
+                <w:sz w:val="20"/>
+                <w:szCs w:val="20"/>
+              </w:rPr>
+              <w:t xml:space="preserve">✅</w:t>
+            </w:r>
+          </w:p>
+        </w:tc>
+        <w:tc>
+          <w:tcPr>
+            <w:shd w:fill="F8FAFC" w:val="clear"/>
+          </w:tcPr>
+          <w:p>
+            <w:pPr>
+              <w:spacing w:after="40" w:before="40"/>
+            </w:pPr>
+            <w:r>
+              <w:rPr>
+                <w:rFonts w:ascii="Calibri" w:cs="Calibri" w:eastAsia="Calibri" w:hAnsi="Calibri"/>
+                <w:sz w:val="20"/>
+                <w:szCs w:val="20"/>
+              </w:rPr>
+              <w:t xml:space="preserve">✅</w:t>
+            </w:r>
+          </w:p>
+        </w:tc>
+      </w:tr>
+      <w:tr>
+        <w:tc>
+          <w:p>
+            <w:pPr>
+              <w:spacing w:after="40" w:before="40"/>
+            </w:pPr>
+            <w:r>
+              <w:rPr>
+                <w:rFonts w:ascii="Calibri" w:cs="Calibri" w:eastAsia="Calibri" w:hAnsi="Calibri"/>
+                <w:sz w:val="20"/>
+                <w:szCs w:val="20"/>
+              </w:rPr>
+              <w:t xml:space="preserve">Closing Penerimaan Retur (Completed)</w:t>
+            </w:r>
+          </w:p>
+        </w:tc>
+        <w:tc>
           <w:p>
             <w:pPr>
               <w:spacing w:after="40" w:before="40"/>
@@ -5168,6 +5458,36 @@
                 <w:sz w:val="20"/>
                 <w:szCs w:val="20"/>
               </w:rPr>
+              <w:t xml:space="preserve">❌</w:t>
+            </w:r>
+          </w:p>
+        </w:tc>
+        <w:tc>
+          <w:p>
+            <w:pPr>
+              <w:spacing w:after="40" w:before="40"/>
+            </w:pPr>
+            <w:r>
+              <w:rPr>
+                <w:rFonts w:ascii="Calibri" w:cs="Calibri" w:eastAsia="Calibri" w:hAnsi="Calibri"/>
+                <w:sz w:val="20"/>
+                <w:szCs w:val="20"/>
+              </w:rPr>
+              <w:t xml:space="preserve">✅ (Gudang Asal)</w:t>
+            </w:r>
+          </w:p>
+        </w:tc>
+        <w:tc>
+          <w:p>
+            <w:pPr>
+              <w:spacing w:after="40" w:before="40"/>
+            </w:pPr>
+            <w:r>
+              <w:rPr>
+                <w:rFonts w:ascii="Calibri" w:cs="Calibri" w:eastAsia="Calibri" w:hAnsi="Calibri"/>
+                <w:sz w:val="20"/>
+                <w:szCs w:val="20"/>
+              </w:rPr>
               <w:t xml:space="preserve">✅</w:t>
             </w:r>
           </w:p>
@@ -5188,7 +5508,7 @@
                 <w:sz w:val="20"/>
                 <w:szCs w:val="20"/>
               </w:rPr>
-              <w:t xml:space="preserve">Import Massal CSV</w:t>
+              <w:t xml:space="preserve">Melakukan Audit Stock Opname</w:t>
             </w:r>
           </w:p>
         </w:tc>
@@ -5242,14 +5562,76 @@
                 <w:sz w:val="20"/>
                 <w:szCs w:val="20"/>
               </w:rPr>
+              <w:t xml:space="preserve">✅ (Regionnya)</w:t>
+            </w:r>
+          </w:p>
+        </w:tc>
+        <w:tc>
+          <w:tcPr>
+            <w:shd w:fill="F8FAFC" w:val="clear"/>
+          </w:tcPr>
+          <w:p>
+            <w:pPr>
+              <w:spacing w:after="40" w:before="40"/>
+            </w:pPr>
+            <w:r>
+              <w:rPr>
+                <w:rFonts w:ascii="Calibri" w:cs="Calibri" w:eastAsia="Calibri" w:hAnsi="Calibri"/>
+                <w:sz w:val="20"/>
+                <w:szCs w:val="20"/>
+              </w:rPr>
+              <w:t xml:space="preserve">✅ (Semua Region)</w:t>
+            </w:r>
+          </w:p>
+        </w:tc>
+      </w:tr>
+      <w:tr>
+        <w:tc>
+          <w:p>
+            <w:pPr>
+              <w:spacing w:after="40" w:before="40"/>
+            </w:pPr>
+            <w:r>
+              <w:rPr>
+                <w:rFonts w:ascii="Calibri" w:cs="Calibri" w:eastAsia="Calibri" w:hAnsi="Calibri"/>
+                <w:sz w:val="20"/>
+                <w:szCs w:val="20"/>
+              </w:rPr>
+              <w:t xml:space="preserve">Ekspor Usulan Afkir (Draft CSV)</w:t>
+            </w:r>
+          </w:p>
+        </w:tc>
+        <w:tc>
+          <w:p>
+            <w:pPr>
+              <w:spacing w:after="40" w:before="40"/>
+            </w:pPr>
+            <w:r>
+              <w:rPr>
+                <w:rFonts w:ascii="Calibri" w:cs="Calibri" w:eastAsia="Calibri" w:hAnsi="Calibri"/>
+                <w:sz w:val="20"/>
+                <w:szCs w:val="20"/>
+              </w:rPr>
               <w:t xml:space="preserve">❌</w:t>
             </w:r>
           </w:p>
         </w:tc>
         <w:tc>
-          <w:tcPr>
-            <w:shd w:fill="F8FAFC" w:val="clear"/>
-          </w:tcPr>
+          <w:p>
+            <w:pPr>
+              <w:spacing w:after="40" w:before="40"/>
+            </w:pPr>
+            <w:r>
+              <w:rPr>
+                <w:rFonts w:ascii="Calibri" w:cs="Calibri" w:eastAsia="Calibri" w:hAnsi="Calibri"/>
+                <w:sz w:val="20"/>
+                <w:szCs w:val="20"/>
+              </w:rPr>
+              <w:t xml:space="preserve">❌</w:t>
+            </w:r>
+          </w:p>
+        </w:tc>
+        <w:tc>
           <w:p>
             <w:pPr>
               <w:spacing w:after="40" w:before="40"/>
@@ -5264,23 +5646,6 @@
             </w:r>
           </w:p>
         </w:tc>
-      </w:tr>
-      <w:tr>
-        <w:tc>
-          <w:p>
-            <w:pPr>
-              <w:spacing w:after="40" w:before="40"/>
-            </w:pPr>
-            <w:r>
-              <w:rPr>
-                <w:rFonts w:ascii="Calibri" w:cs="Calibri" w:eastAsia="Calibri" w:hAnsi="Calibri"/>
-                <w:sz w:val="20"/>
-                <w:szCs w:val="20"/>
-              </w:rPr>
-              <w:t xml:space="preserve">Mengajukan Peminjaman Unit</w:t>
-            </w:r>
-          </w:p>
-        </w:tc>
         <w:tc>
           <w:p>
             <w:pPr>
@@ -5296,7 +5661,84 @@
             </w:r>
           </w:p>
         </w:tc>
-        <w:tc>
+      </w:tr>
+      <w:tr>
+        <w:tc>
+          <w:tcPr>
+            <w:shd w:fill="F8FAFC" w:val="clear"/>
+          </w:tcPr>
+          <w:p>
+            <w:pPr>
+              <w:spacing w:after="40" w:before="40"/>
+            </w:pPr>
+            <w:r>
+              <w:rPr>
+                <w:rFonts w:ascii="Calibri" w:cs="Calibri" w:eastAsia="Calibri" w:hAnsi="Calibri"/>
+                <w:sz w:val="20"/>
+                <w:szCs w:val="20"/>
+              </w:rPr>
+              <w:t xml:space="preserve">Eksekusi Pemusnahan (Disposed)</w:t>
+            </w:r>
+          </w:p>
+        </w:tc>
+        <w:tc>
+          <w:tcPr>
+            <w:shd w:fill="F8FAFC" w:val="clear"/>
+          </w:tcPr>
+          <w:p>
+            <w:pPr>
+              <w:spacing w:after="40" w:before="40"/>
+            </w:pPr>
+            <w:r>
+              <w:rPr>
+                <w:rFonts w:ascii="Calibri" w:cs="Calibri" w:eastAsia="Calibri" w:hAnsi="Calibri"/>
+                <w:sz w:val="20"/>
+                <w:szCs w:val="20"/>
+              </w:rPr>
+              <w:t xml:space="preserve">❌</w:t>
+            </w:r>
+          </w:p>
+        </w:tc>
+        <w:tc>
+          <w:tcPr>
+            <w:shd w:fill="F8FAFC" w:val="clear"/>
+          </w:tcPr>
+          <w:p>
+            <w:pPr>
+              <w:spacing w:after="40" w:before="40"/>
+            </w:pPr>
+            <w:r>
+              <w:rPr>
+                <w:rFonts w:ascii="Calibri" w:cs="Calibri" w:eastAsia="Calibri" w:hAnsi="Calibri"/>
+                <w:sz w:val="20"/>
+                <w:szCs w:val="20"/>
+              </w:rPr>
+              <w:t xml:space="preserve">❌</w:t>
+            </w:r>
+          </w:p>
+        </w:tc>
+        <w:tc>
+          <w:tcPr>
+            <w:shd w:fill="F8FAFC" w:val="clear"/>
+          </w:tcPr>
+          <w:p>
+            <w:pPr>
+              <w:spacing w:after="40" w:before="40"/>
+            </w:pPr>
+            <w:r>
+              <w:rPr>
+                <w:rFonts w:ascii="Calibri" w:cs="Calibri" w:eastAsia="Calibri" w:hAnsi="Calibri"/>
+                <w:sz w:val="20"/>
+                <w:szCs w:val="20"/>
+              </w:rPr>
+              <w:t xml:space="preserve">❌</w:t>
+            </w:r>
+          </w:p>
+        </w:tc>
+        <w:tc>
+          <w:tcPr>
+            <w:shd w:fill="F8FAFC" w:val="clear"/>
+          </w:tcPr>
           <w:p>
             <w:pPr>
               <w:spacing w:after="40" w:before="40"/>
@@ -5311,6 +5753,68 @@
             </w:r>
           </w:p>
         </w:tc>
+      </w:tr>
+      <w:tr>
+        <w:tc>
+          <w:p>
+            <w:pPr>
+              <w:spacing w:after="40" w:before="40"/>
+            </w:pPr>
+            <w:r>
+              <w:rPr>
+                <w:rFonts w:ascii="Calibri" w:cs="Calibri" w:eastAsia="Calibri" w:hAnsi="Calibri"/>
+                <w:sz w:val="20"/>
+                <w:szCs w:val="20"/>
+              </w:rPr>
+              <w:t xml:space="preserve">Impor Master Data CSV dari Odoo</w:t>
+            </w:r>
+          </w:p>
+        </w:tc>
+        <w:tc>
+          <w:p>
+            <w:pPr>
+              <w:spacing w:after="40" w:before="40"/>
+            </w:pPr>
+            <w:r>
+              <w:rPr>
+                <w:rFonts w:ascii="Calibri" w:cs="Calibri" w:eastAsia="Calibri" w:hAnsi="Calibri"/>
+                <w:sz w:val="20"/>
+                <w:szCs w:val="20"/>
+              </w:rPr>
+              <w:t xml:space="preserve">❌</w:t>
+            </w:r>
+          </w:p>
+        </w:tc>
+        <w:tc>
+          <w:p>
+            <w:pPr>
+              <w:spacing w:after="40" w:before="40"/>
+            </w:pPr>
+            <w:r>
+              <w:rPr>
+                <w:rFonts w:ascii="Calibri" w:cs="Calibri" w:eastAsia="Calibri" w:hAnsi="Calibri"/>
+                <w:sz w:val="20"/>
+                <w:szCs w:val="20"/>
+              </w:rPr>
+              <w:t xml:space="preserve">❌</w:t>
+            </w:r>
+          </w:p>
+        </w:tc>
+        <w:tc>
+          <w:p>
+            <w:pPr>
+              <w:spacing w:after="40" w:before="40"/>
+            </w:pPr>
+            <w:r>
+              <w:rPr>
+                <w:rFonts w:ascii="Calibri" w:cs="Calibri" w:eastAsia="Calibri" w:hAnsi="Calibri"/>
+                <w:sz w:val="20"/>
+                <w:szCs w:val="20"/>
+              </w:rPr>
+              <w:t xml:space="preserve">❌</w:t>
+            </w:r>
+          </w:p>
+        </w:tc>
         <w:tc>
           <w:p>
             <w:pPr>
@@ -5326,7 +5830,66 @@
             </w:r>
           </w:p>
         </w:tc>
-        <w:tc>
+      </w:tr>
+      <w:tr>
+        <w:tc>
+          <w:tcPr>
+            <w:shd w:fill="F8FAFC" w:val="clear"/>
+          </w:tcPr>
+          <w:p>
+            <w:pPr>
+              <w:spacing w:after="40" w:before="40"/>
+            </w:pPr>
+            <w:r>
+              <w:rPr>
+                <w:rFonts w:ascii="Calibri" w:cs="Calibri" w:eastAsia="Calibri" w:hAnsi="Calibri"/>
+                <w:sz w:val="20"/>
+                <w:szCs w:val="20"/>
+              </w:rPr>
+              <w:t xml:space="preserve">Ekspor Rekap Sinkronisasi ke Odoo</w:t>
+            </w:r>
+          </w:p>
+        </w:tc>
+        <w:tc>
+          <w:tcPr>
+            <w:shd w:fill="F8FAFC" w:val="clear"/>
+          </w:tcPr>
+          <w:p>
+            <w:pPr>
+              <w:spacing w:after="40" w:before="40"/>
+            </w:pPr>
+            <w:r>
+              <w:rPr>
+                <w:rFonts w:ascii="Calibri" w:cs="Calibri" w:eastAsia="Calibri" w:hAnsi="Calibri"/>
+                <w:sz w:val="20"/>
+                <w:szCs w:val="20"/>
+              </w:rPr>
+              <w:t xml:space="preserve">❌</w:t>
+            </w:r>
+          </w:p>
+        </w:tc>
+        <w:tc>
+          <w:tcPr>
+            <w:shd w:fill="F8FAFC" w:val="clear"/>
+          </w:tcPr>
+          <w:p>
+            <w:pPr>
+              <w:spacing w:after="40" w:before="40"/>
+            </w:pPr>
+            <w:r>
+              <w:rPr>
+                <w:rFonts w:ascii="Calibri" w:cs="Calibri" w:eastAsia="Calibri" w:hAnsi="Calibri"/>
+                <w:sz w:val="20"/>
+                <w:szCs w:val="20"/>
+              </w:rPr>
+              <w:t xml:space="preserve">❌</w:t>
+            </w:r>
+          </w:p>
+        </w:tc>
+        <w:tc>
+          <w:tcPr>
+            <w:shd w:fill="F8FAFC" w:val="clear"/>
+          </w:tcPr>
           <w:p>
             <w:pPr>
               <w:spacing w:after="40" w:before="40"/>
@@ -5341,30 +5904,42 @@
             </w:r>
           </w:p>
         </w:tc>
-      </w:tr>
-      <w:tr>
-        <w:tc>
-          <w:tcPr>
-            <w:shd w:fill="F8FAFC" w:val="clear"/>
-          </w:tcPr>
-          <w:p>
-            <w:pPr>
-              <w:spacing w:after="40" w:before="40"/>
-            </w:pPr>
-            <w:r>
-              <w:rPr>
-                <w:rFonts w:ascii="Calibri" w:cs="Calibri" w:eastAsia="Calibri" w:hAnsi="Calibri"/>
-                <w:sz w:val="20"/>
-                <w:szCs w:val="20"/>
-              </w:rPr>
-              <w:t xml:space="preserve">Mengajukan Mutasi Aset</w:t>
-            </w:r>
-          </w:p>
-        </w:tc>
-        <w:tc>
-          <w:tcPr>
-            <w:shd w:fill="F8FAFC" w:val="clear"/>
-          </w:tcPr>
+        <w:tc>
+          <w:tcPr>
+            <w:shd w:fill="F8FAFC" w:val="clear"/>
+          </w:tcPr>
+          <w:p>
+            <w:pPr>
+              <w:spacing w:after="40" w:before="40"/>
+            </w:pPr>
+            <w:r>
+              <w:rPr>
+                <w:rFonts w:ascii="Calibri" w:cs="Calibri" w:eastAsia="Calibri" w:hAnsi="Calibri"/>
+                <w:sz w:val="20"/>
+                <w:szCs w:val="20"/>
+              </w:rPr>
+              <w:t xml:space="preserve">✅</w:t>
+            </w:r>
+          </w:p>
+        </w:tc>
+      </w:tr>
+      <w:tr>
+        <w:tc>
+          <w:p>
+            <w:pPr>
+              <w:spacing w:after="40" w:before="40"/>
+            </w:pPr>
+            <w:r>
+              <w:rPr>
+                <w:rFonts w:ascii="Calibri" w:cs="Calibri" w:eastAsia="Calibri" w:hAnsi="Calibri"/>
+                <w:sz w:val="20"/>
+                <w:szCs w:val="20"/>
+              </w:rPr>
+              <w:t xml:space="preserve">Manajemen Role User &amp; Wilayah</w:t>
+            </w:r>
+          </w:p>
+        </w:tc>
+        <w:tc>
           <w:p>
             <w:pPr>
               <w:spacing w:after="40" w:before="40"/>
@@ -5380,77 +5955,6 @@
           </w:p>
         </w:tc>
         <w:tc>
-          <w:tcPr>
-            <w:shd w:fill="F8FAFC" w:val="clear"/>
-          </w:tcPr>
-          <w:p>
-            <w:pPr>
-              <w:spacing w:after="40" w:before="40"/>
-            </w:pPr>
-            <w:r>
-              <w:rPr>
-                <w:rFonts w:ascii="Calibri" w:cs="Calibri" w:eastAsia="Calibri" w:hAnsi="Calibri"/>
-                <w:sz w:val="20"/>
-                <w:szCs w:val="20"/>
-              </w:rPr>
-              <w:t xml:space="preserve">✅</w:t>
-            </w:r>
-          </w:p>
-        </w:tc>
-        <w:tc>
-          <w:tcPr>
-            <w:shd w:fill="F8FAFC" w:val="clear"/>
-          </w:tcPr>
-          <w:p>
-            <w:pPr>
-              <w:spacing w:after="40" w:before="40"/>
-            </w:pPr>
-            <w:r>
-              <w:rPr>
-                <w:rFonts w:ascii="Calibri" w:cs="Calibri" w:eastAsia="Calibri" w:hAnsi="Calibri"/>
-                <w:sz w:val="20"/>
-                <w:szCs w:val="20"/>
-              </w:rPr>
-              <w:t xml:space="preserve">✅</w:t>
-            </w:r>
-          </w:p>
-        </w:tc>
-        <w:tc>
-          <w:tcPr>
-            <w:shd w:fill="F8FAFC" w:val="clear"/>
-          </w:tcPr>
-          <w:p>
-            <w:pPr>
-              <w:spacing w:after="40" w:before="40"/>
-            </w:pPr>
-            <w:r>
-              <w:rPr>
-                <w:rFonts w:ascii="Calibri" w:cs="Calibri" w:eastAsia="Calibri" w:hAnsi="Calibri"/>
-                <w:sz w:val="20"/>
-                <w:szCs w:val="20"/>
-              </w:rPr>
-              <w:t xml:space="preserve">✅</w:t>
-            </w:r>
-          </w:p>
-        </w:tc>
-      </w:tr>
-      <w:tr>
-        <w:tc>
-          <w:p>
-            <w:pPr>
-              <w:spacing w:after="40" w:before="40"/>
-            </w:pPr>
-            <w:r>
-              <w:rPr>
-                <w:rFonts w:ascii="Calibri" w:cs="Calibri" w:eastAsia="Calibri" w:hAnsi="Calibri"/>
-                <w:sz w:val="20"/>
-                <w:szCs w:val="20"/>
-              </w:rPr>
-              <w:t xml:space="preserve">Menyetujui Transaksi (Web &amp; Bot)</w:t>
-            </w:r>
-          </w:p>
-        </w:tc>
-        <w:tc>
           <w:p>
             <w:pPr>
               <w:spacing w:after="40" w:before="40"/>
@@ -5481,789 +5985,6 @@
           </w:p>
         </w:tc>
         <w:tc>
-          <w:p>
-            <w:pPr>
-              <w:spacing w:after="40" w:before="40"/>
-            </w:pPr>
-            <w:r>
-              <w:rPr>
-                <w:rFonts w:ascii="Calibri" w:cs="Calibri" w:eastAsia="Calibri" w:hAnsi="Calibri"/>
-                <w:sz w:val="20"/>
-                <w:szCs w:val="20"/>
-              </w:rPr>
-              <w:t xml:space="preserve">✅ (Region)</w:t>
-            </w:r>
-          </w:p>
-        </w:tc>
-        <w:tc>
-          <w:p>
-            <w:pPr>
-              <w:spacing w:after="40" w:before="40"/>
-            </w:pPr>
-            <w:r>
-              <w:rPr>
-                <w:rFonts w:ascii="Calibri" w:cs="Calibri" w:eastAsia="Calibri" w:hAnsi="Calibri"/>
-                <w:sz w:val="20"/>
-                <w:szCs w:val="20"/>
-              </w:rPr>
-              <w:t xml:space="preserve">✅ (Bypass Semua)</w:t>
-            </w:r>
-          </w:p>
-        </w:tc>
-      </w:tr>
-      <w:tr>
-        <w:tc>
-          <w:tcPr>
-            <w:shd w:fill="F8FAFC" w:val="clear"/>
-          </w:tcPr>
-          <w:p>
-            <w:pPr>
-              <w:spacing w:after="40" w:before="40"/>
-            </w:pPr>
-            <w:r>
-              <w:rPr>
-                <w:rFonts w:ascii="Calibri" w:cs="Calibri" w:eastAsia="Calibri" w:hAnsi="Calibri"/>
-                <w:sz w:val="20"/>
-                <w:szCs w:val="20"/>
-              </w:rPr>
-              <w:t xml:space="preserve">Konfirmasi Terima Unit (In Progress)</w:t>
-            </w:r>
-          </w:p>
-        </w:tc>
-        <w:tc>
-          <w:tcPr>
-            <w:shd w:fill="F8FAFC" w:val="clear"/>
-          </w:tcPr>
-          <w:p>
-            <w:pPr>
-              <w:spacing w:after="40" w:before="40"/>
-            </w:pPr>
-            <w:r>
-              <w:rPr>
-                <w:rFonts w:ascii="Calibri" w:cs="Calibri" w:eastAsia="Calibri" w:hAnsi="Calibri"/>
-                <w:sz w:val="20"/>
-                <w:szCs w:val="20"/>
-              </w:rPr>
-              <w:t xml:space="preserve">❌</w:t>
-            </w:r>
-          </w:p>
-        </w:tc>
-        <w:tc>
-          <w:tcPr>
-            <w:shd w:fill="F8FAFC" w:val="clear"/>
-          </w:tcPr>
-          <w:p>
-            <w:pPr>
-              <w:spacing w:after="40" w:before="40"/>
-            </w:pPr>
-            <w:r>
-              <w:rPr>
-                <w:rFonts w:ascii="Calibri" w:cs="Calibri" w:eastAsia="Calibri" w:hAnsi="Calibri"/>
-                <w:sz w:val="20"/>
-                <w:szCs w:val="20"/>
-              </w:rPr>
-              <w:t xml:space="preserve">✅ (Toko)</w:t>
-            </w:r>
-          </w:p>
-        </w:tc>
-        <w:tc>
-          <w:tcPr>
-            <w:shd w:fill="F8FAFC" w:val="clear"/>
-          </w:tcPr>
-          <w:p>
-            <w:pPr>
-              <w:spacing w:after="40" w:before="40"/>
-            </w:pPr>
-            <w:r>
-              <w:rPr>
-                <w:rFonts w:ascii="Calibri" w:cs="Calibri" w:eastAsia="Calibri" w:hAnsi="Calibri"/>
-                <w:sz w:val="20"/>
-                <w:szCs w:val="20"/>
-              </w:rPr>
-              <w:t xml:space="preserve">✅</w:t>
-            </w:r>
-          </w:p>
-        </w:tc>
-        <w:tc>
-          <w:tcPr>
-            <w:shd w:fill="F8FAFC" w:val="clear"/>
-          </w:tcPr>
-          <w:p>
-            <w:pPr>
-              <w:spacing w:after="40" w:before="40"/>
-            </w:pPr>
-            <w:r>
-              <w:rPr>
-                <w:rFonts w:ascii="Calibri" w:cs="Calibri" w:eastAsia="Calibri" w:hAnsi="Calibri"/>
-                <w:sz w:val="20"/>
-                <w:szCs w:val="20"/>
-              </w:rPr>
-              <w:t xml:space="preserve">✅</w:t>
-            </w:r>
-          </w:p>
-        </w:tc>
-      </w:tr>
-      <w:tr>
-        <w:tc>
-          <w:p>
-            <w:pPr>
-              <w:spacing w:after="40" w:before="40"/>
-            </w:pPr>
-            <w:r>
-              <w:rPr>
-                <w:rFonts w:ascii="Calibri" w:cs="Calibri" w:eastAsia="Calibri" w:hAnsi="Calibri"/>
-                <w:sz w:val="20"/>
-                <w:szCs w:val="20"/>
-              </w:rPr>
-              <w:t xml:space="preserve">Inisiasi Retur (Returning)</w:t>
-            </w:r>
-          </w:p>
-        </w:tc>
-        <w:tc>
-          <w:p>
-            <w:pPr>
-              <w:spacing w:after="40" w:before="40"/>
-            </w:pPr>
-            <w:r>
-              <w:rPr>
-                <w:rFonts w:ascii="Calibri" w:cs="Calibri" w:eastAsia="Calibri" w:hAnsi="Calibri"/>
-                <w:sz w:val="20"/>
-                <w:szCs w:val="20"/>
-              </w:rPr>
-              <w:t xml:space="preserve">❌</w:t>
-            </w:r>
-          </w:p>
-        </w:tc>
-        <w:tc>
-          <w:p>
-            <w:pPr>
-              <w:spacing w:after="40" w:before="40"/>
-            </w:pPr>
-            <w:r>
-              <w:rPr>
-                <w:rFonts w:ascii="Calibri" w:cs="Calibri" w:eastAsia="Calibri" w:hAnsi="Calibri"/>
-                <w:sz w:val="20"/>
-                <w:szCs w:val="20"/>
-              </w:rPr>
-              <w:t xml:space="preserve">✅ (Toko)</w:t>
-            </w:r>
-          </w:p>
-        </w:tc>
-        <w:tc>
-          <w:p>
-            <w:pPr>
-              <w:spacing w:after="40" w:before="40"/>
-            </w:pPr>
-            <w:r>
-              <w:rPr>
-                <w:rFonts w:ascii="Calibri" w:cs="Calibri" w:eastAsia="Calibri" w:hAnsi="Calibri"/>
-                <w:sz w:val="20"/>
-                <w:szCs w:val="20"/>
-              </w:rPr>
-              <w:t xml:space="preserve">✅</w:t>
-            </w:r>
-          </w:p>
-        </w:tc>
-        <w:tc>
-          <w:p>
-            <w:pPr>
-              <w:spacing w:after="40" w:before="40"/>
-            </w:pPr>
-            <w:r>
-              <w:rPr>
-                <w:rFonts w:ascii="Calibri" w:cs="Calibri" w:eastAsia="Calibri" w:hAnsi="Calibri"/>
-                <w:sz w:val="20"/>
-                <w:szCs w:val="20"/>
-              </w:rPr>
-              <w:t xml:space="preserve">✅</w:t>
-            </w:r>
-          </w:p>
-        </w:tc>
-      </w:tr>
-      <w:tr>
-        <w:tc>
-          <w:tcPr>
-            <w:shd w:fill="F8FAFC" w:val="clear"/>
-          </w:tcPr>
-          <w:p>
-            <w:pPr>
-              <w:spacing w:after="40" w:before="40"/>
-            </w:pPr>
-            <w:r>
-              <w:rPr>
-                <w:rFonts w:ascii="Calibri" w:cs="Calibri" w:eastAsia="Calibri" w:hAnsi="Calibri"/>
-                <w:sz w:val="20"/>
-                <w:szCs w:val="20"/>
-              </w:rPr>
-              <w:t xml:space="preserve">Closing Penerimaan Retur (Completed)</w:t>
-            </w:r>
-          </w:p>
-        </w:tc>
-        <w:tc>
-          <w:tcPr>
-            <w:shd w:fill="F8FAFC" w:val="clear"/>
-          </w:tcPr>
-          <w:p>
-            <w:pPr>
-              <w:spacing w:after="40" w:before="40"/>
-            </w:pPr>
-            <w:r>
-              <w:rPr>
-                <w:rFonts w:ascii="Calibri" w:cs="Calibri" w:eastAsia="Calibri" w:hAnsi="Calibri"/>
-                <w:sz w:val="20"/>
-                <w:szCs w:val="20"/>
-              </w:rPr>
-              <w:t xml:space="preserve">❌</w:t>
-            </w:r>
-          </w:p>
-        </w:tc>
-        <w:tc>
-          <w:tcPr>
-            <w:shd w:fill="F8FAFC" w:val="clear"/>
-          </w:tcPr>
-          <w:p>
-            <w:pPr>
-              <w:spacing w:after="40" w:before="40"/>
-            </w:pPr>
-            <w:r>
-              <w:rPr>
-                <w:rFonts w:ascii="Calibri" w:cs="Calibri" w:eastAsia="Calibri" w:hAnsi="Calibri"/>
-                <w:sz w:val="20"/>
-                <w:szCs w:val="20"/>
-              </w:rPr>
-              <w:t xml:space="preserve">❌</w:t>
-            </w:r>
-          </w:p>
-        </w:tc>
-        <w:tc>
-          <w:tcPr>
-            <w:shd w:fill="F8FAFC" w:val="clear"/>
-          </w:tcPr>
-          <w:p>
-            <w:pPr>
-              <w:spacing w:after="40" w:before="40"/>
-            </w:pPr>
-            <w:r>
-              <w:rPr>
-                <w:rFonts w:ascii="Calibri" w:cs="Calibri" w:eastAsia="Calibri" w:hAnsi="Calibri"/>
-                <w:sz w:val="20"/>
-                <w:szCs w:val="20"/>
-              </w:rPr>
-              <w:t xml:space="preserve">✅ (Gudang)</w:t>
-            </w:r>
-          </w:p>
-        </w:tc>
-        <w:tc>
-          <w:tcPr>
-            <w:shd w:fill="F8FAFC" w:val="clear"/>
-          </w:tcPr>
-          <w:p>
-            <w:pPr>
-              <w:spacing w:after="40" w:before="40"/>
-            </w:pPr>
-            <w:r>
-              <w:rPr>
-                <w:rFonts w:ascii="Calibri" w:cs="Calibri" w:eastAsia="Calibri" w:hAnsi="Calibri"/>
-                <w:sz w:val="20"/>
-                <w:szCs w:val="20"/>
-              </w:rPr>
-              <w:t xml:space="preserve">✅</w:t>
-            </w:r>
-          </w:p>
-        </w:tc>
-      </w:tr>
-      <w:tr>
-        <w:tc>
-          <w:p>
-            <w:pPr>
-              <w:spacing w:after="40" w:before="40"/>
-            </w:pPr>
-            <w:r>
-              <w:rPr>
-                <w:rFonts w:ascii="Calibri" w:cs="Calibri" w:eastAsia="Calibri" w:hAnsi="Calibri"/>
-                <w:sz w:val="20"/>
-                <w:szCs w:val="20"/>
-              </w:rPr>
-              <w:t xml:space="preserve">Export Usulan Afkir (Draft CSV)</w:t>
-            </w:r>
-          </w:p>
-        </w:tc>
-        <w:tc>
-          <w:p>
-            <w:pPr>
-              <w:spacing w:after="40" w:before="40"/>
-            </w:pPr>
-            <w:r>
-              <w:rPr>
-                <w:rFonts w:ascii="Calibri" w:cs="Calibri" w:eastAsia="Calibri" w:hAnsi="Calibri"/>
-                <w:sz w:val="20"/>
-                <w:szCs w:val="20"/>
-              </w:rPr>
-              <w:t xml:space="preserve">❌</w:t>
-            </w:r>
-          </w:p>
-        </w:tc>
-        <w:tc>
-          <w:p>
-            <w:pPr>
-              <w:spacing w:after="40" w:before="40"/>
-            </w:pPr>
-            <w:r>
-              <w:rPr>
-                <w:rFonts w:ascii="Calibri" w:cs="Calibri" w:eastAsia="Calibri" w:hAnsi="Calibri"/>
-                <w:sz w:val="20"/>
-                <w:szCs w:val="20"/>
-              </w:rPr>
-              <w:t xml:space="preserve">❌</w:t>
-            </w:r>
-          </w:p>
-        </w:tc>
-        <w:tc>
-          <w:p>
-            <w:pPr>
-              <w:spacing w:after="40" w:before="40"/>
-            </w:pPr>
-            <w:r>
-              <w:rPr>
-                <w:rFonts w:ascii="Calibri" w:cs="Calibri" w:eastAsia="Calibri" w:hAnsi="Calibri"/>
-                <w:sz w:val="20"/>
-                <w:szCs w:val="20"/>
-              </w:rPr>
-              <w:t xml:space="preserve">✅</w:t>
-            </w:r>
-          </w:p>
-        </w:tc>
-        <w:tc>
-          <w:p>
-            <w:pPr>
-              <w:spacing w:after="40" w:before="40"/>
-            </w:pPr>
-            <w:r>
-              <w:rPr>
-                <w:rFonts w:ascii="Calibri" w:cs="Calibri" w:eastAsia="Calibri" w:hAnsi="Calibri"/>
-                <w:sz w:val="20"/>
-                <w:szCs w:val="20"/>
-              </w:rPr>
-              <w:t xml:space="preserve">✅</w:t>
-            </w:r>
-          </w:p>
-        </w:tc>
-      </w:tr>
-      <w:tr>
-        <w:tc>
-          <w:tcPr>
-            <w:shd w:fill="F8FAFC" w:val="clear"/>
-          </w:tcPr>
-          <w:p>
-            <w:pPr>
-              <w:spacing w:after="40" w:before="40"/>
-            </w:pPr>
-            <w:r>
-              <w:rPr>
-                <w:rFonts w:ascii="Calibri" w:cs="Calibri" w:eastAsia="Calibri" w:hAnsi="Calibri"/>
-                <w:sz w:val="20"/>
-                <w:szCs w:val="20"/>
-              </w:rPr>
-              <w:t xml:space="preserve">Eksekusi Pemusnahan Aset (Disposed)</w:t>
-            </w:r>
-          </w:p>
-        </w:tc>
-        <w:tc>
-          <w:tcPr>
-            <w:shd w:fill="F8FAFC" w:val="clear"/>
-          </w:tcPr>
-          <w:p>
-            <w:pPr>
-              <w:spacing w:after="40" w:before="40"/>
-            </w:pPr>
-            <w:r>
-              <w:rPr>
-                <w:rFonts w:ascii="Calibri" w:cs="Calibri" w:eastAsia="Calibri" w:hAnsi="Calibri"/>
-                <w:sz w:val="20"/>
-                <w:szCs w:val="20"/>
-              </w:rPr>
-              <w:t xml:space="preserve">❌</w:t>
-            </w:r>
-          </w:p>
-        </w:tc>
-        <w:tc>
-          <w:tcPr>
-            <w:shd w:fill="F8FAFC" w:val="clear"/>
-          </w:tcPr>
-          <w:p>
-            <w:pPr>
-              <w:spacing w:after="40" w:before="40"/>
-            </w:pPr>
-            <w:r>
-              <w:rPr>
-                <w:rFonts w:ascii="Calibri" w:cs="Calibri" w:eastAsia="Calibri" w:hAnsi="Calibri"/>
-                <w:sz w:val="20"/>
-                <w:szCs w:val="20"/>
-              </w:rPr>
-              <w:t xml:space="preserve">❌</w:t>
-            </w:r>
-          </w:p>
-        </w:tc>
-        <w:tc>
-          <w:tcPr>
-            <w:shd w:fill="F8FAFC" w:val="clear"/>
-          </w:tcPr>
-          <w:p>
-            <w:pPr>
-              <w:spacing w:after="40" w:before="40"/>
-            </w:pPr>
-            <w:r>
-              <w:rPr>
-                <w:rFonts w:ascii="Calibri" w:cs="Calibri" w:eastAsia="Calibri" w:hAnsi="Calibri"/>
-                <w:sz w:val="20"/>
-                <w:szCs w:val="20"/>
-              </w:rPr>
-              <w:t xml:space="preserve">❌</w:t>
-            </w:r>
-          </w:p>
-        </w:tc>
-        <w:tc>
-          <w:tcPr>
-            <w:shd w:fill="F8FAFC" w:val="clear"/>
-          </w:tcPr>
-          <w:p>
-            <w:pPr>
-              <w:spacing w:after="40" w:before="40"/>
-            </w:pPr>
-            <w:r>
-              <w:rPr>
-                <w:rFonts w:ascii="Calibri" w:cs="Calibri" w:eastAsia="Calibri" w:hAnsi="Calibri"/>
-                <w:sz w:val="20"/>
-                <w:szCs w:val="20"/>
-              </w:rPr>
-              <w:t xml:space="preserve">✅</w:t>
-            </w:r>
-          </w:p>
-        </w:tc>
-      </w:tr>
-      <w:tr>
-        <w:tc>
-          <w:p>
-            <w:pPr>
-              <w:spacing w:after="40" w:before="40"/>
-            </w:pPr>
-            <w:r>
-              <w:rPr>
-                <w:rFonts w:ascii="Calibri" w:cs="Calibri" w:eastAsia="Calibri" w:hAnsi="Calibri"/>
-                <w:sz w:val="20"/>
-                <w:szCs w:val="20"/>
-              </w:rPr>
-              <w:t xml:space="preserve">Stock Opname (Audit Fisik)</w:t>
-            </w:r>
-          </w:p>
-        </w:tc>
-        <w:tc>
-          <w:p>
-            <w:pPr>
-              <w:spacing w:after="40" w:before="40"/>
-            </w:pPr>
-            <w:r>
-              <w:rPr>
-                <w:rFonts w:ascii="Calibri" w:cs="Calibri" w:eastAsia="Calibri" w:hAnsi="Calibri"/>
-                <w:sz w:val="20"/>
-                <w:szCs w:val="20"/>
-              </w:rPr>
-              <w:t xml:space="preserve">❌</w:t>
-            </w:r>
-          </w:p>
-        </w:tc>
-        <w:tc>
-          <w:p>
-            <w:pPr>
-              <w:spacing w:after="40" w:before="40"/>
-            </w:pPr>
-            <w:r>
-              <w:rPr>
-                <w:rFonts w:ascii="Calibri" w:cs="Calibri" w:eastAsia="Calibri" w:hAnsi="Calibri"/>
-                <w:sz w:val="20"/>
-                <w:szCs w:val="20"/>
-              </w:rPr>
-              <w:t xml:space="preserve">❌</w:t>
-            </w:r>
-          </w:p>
-        </w:tc>
-        <w:tc>
-          <w:p>
-            <w:pPr>
-              <w:spacing w:after="40" w:before="40"/>
-            </w:pPr>
-            <w:r>
-              <w:rPr>
-                <w:rFonts w:ascii="Calibri" w:cs="Calibri" w:eastAsia="Calibri" w:hAnsi="Calibri"/>
-                <w:sz w:val="20"/>
-                <w:szCs w:val="20"/>
-              </w:rPr>
-              <w:t xml:space="preserve">✅ (Region)</w:t>
-            </w:r>
-          </w:p>
-        </w:tc>
-        <w:tc>
-          <w:p>
-            <w:pPr>
-              <w:spacing w:after="40" w:before="40"/>
-            </w:pPr>
-            <w:r>
-              <w:rPr>
-                <w:rFonts w:ascii="Calibri" w:cs="Calibri" w:eastAsia="Calibri" w:hAnsi="Calibri"/>
-                <w:sz w:val="20"/>
-                <w:szCs w:val="20"/>
-              </w:rPr>
-              <w:t xml:space="preserve">✅ (Semua)</w:t>
-            </w:r>
-          </w:p>
-        </w:tc>
-      </w:tr>
-      <w:tr>
-        <w:tc>
-          <w:tcPr>
-            <w:shd w:fill="F8FAFC" w:val="clear"/>
-          </w:tcPr>
-          <w:p>
-            <w:pPr>
-              <w:spacing w:after="40" w:before="40"/>
-            </w:pPr>
-            <w:r>
-              <w:rPr>
-                <w:rFonts w:ascii="Calibri" w:cs="Calibri" w:eastAsia="Calibri" w:hAnsi="Calibri"/>
-                <w:sz w:val="20"/>
-                <w:szCs w:val="20"/>
-              </w:rPr>
-              <w:t xml:space="preserve">Cetak Dokumen BAST &amp; Label Pengiriman</w:t>
-            </w:r>
-          </w:p>
-        </w:tc>
-        <w:tc>
-          <w:tcPr>
-            <w:shd w:fill="F8FAFC" w:val="clear"/>
-          </w:tcPr>
-          <w:p>
-            <w:pPr>
-              <w:spacing w:after="40" w:before="40"/>
-            </w:pPr>
-            <w:r>
-              <w:rPr>
-                <w:rFonts w:ascii="Calibri" w:cs="Calibri" w:eastAsia="Calibri" w:hAnsi="Calibri"/>
-                <w:sz w:val="20"/>
-                <w:szCs w:val="20"/>
-              </w:rPr>
-              <w:t xml:space="preserve">❌</w:t>
-            </w:r>
-          </w:p>
-        </w:tc>
-        <w:tc>
-          <w:tcPr>
-            <w:shd w:fill="F8FAFC" w:val="clear"/>
-          </w:tcPr>
-          <w:p>
-            <w:pPr>
-              <w:spacing w:after="40" w:before="40"/>
-            </w:pPr>
-            <w:r>
-              <w:rPr>
-                <w:rFonts w:ascii="Calibri" w:cs="Calibri" w:eastAsia="Calibri" w:hAnsi="Calibri"/>
-                <w:sz w:val="20"/>
-                <w:szCs w:val="20"/>
-              </w:rPr>
-              <w:t xml:space="preserve">✅</w:t>
-            </w:r>
-          </w:p>
-        </w:tc>
-        <w:tc>
-          <w:tcPr>
-            <w:shd w:fill="F8FAFC" w:val="clear"/>
-          </w:tcPr>
-          <w:p>
-            <w:pPr>
-              <w:spacing w:after="40" w:before="40"/>
-            </w:pPr>
-            <w:r>
-              <w:rPr>
-                <w:rFonts w:ascii="Calibri" w:cs="Calibri" w:eastAsia="Calibri" w:hAnsi="Calibri"/>
-                <w:sz w:val="20"/>
-                <w:szCs w:val="20"/>
-              </w:rPr>
-              <w:t xml:space="preserve">✅</w:t>
-            </w:r>
-          </w:p>
-        </w:tc>
-        <w:tc>
-          <w:tcPr>
-            <w:shd w:fill="F8FAFC" w:val="clear"/>
-          </w:tcPr>
-          <w:p>
-            <w:pPr>
-              <w:spacing w:after="40" w:before="40"/>
-            </w:pPr>
-            <w:r>
-              <w:rPr>
-                <w:rFonts w:ascii="Calibri" w:cs="Calibri" w:eastAsia="Calibri" w:hAnsi="Calibri"/>
-                <w:sz w:val="20"/>
-                <w:szCs w:val="20"/>
-              </w:rPr>
-              <w:t xml:space="preserve">✅</w:t>
-            </w:r>
-          </w:p>
-        </w:tc>
-      </w:tr>
-      <w:tr>
-        <w:tc>
-          <w:p>
-            <w:pPr>
-              <w:spacing w:after="40" w:before="40"/>
-            </w:pPr>
-            <w:r>
-              <w:rPr>
-                <w:rFonts w:ascii="Calibri" w:cs="Calibri" w:eastAsia="Calibri" w:hAnsi="Calibri"/>
-                <w:sz w:val="20"/>
-                <w:szCs w:val="20"/>
-              </w:rPr>
-              <w:t xml:space="preserve">Manajemen User &amp; Penugasan Wilayah</w:t>
-            </w:r>
-          </w:p>
-        </w:tc>
-        <w:tc>
-          <w:p>
-            <w:pPr>
-              <w:spacing w:after="40" w:before="40"/>
-            </w:pPr>
-            <w:r>
-              <w:rPr>
-                <w:rFonts w:ascii="Calibri" w:cs="Calibri" w:eastAsia="Calibri" w:hAnsi="Calibri"/>
-                <w:sz w:val="20"/>
-                <w:szCs w:val="20"/>
-              </w:rPr>
-              <w:t xml:space="preserve">❌</w:t>
-            </w:r>
-          </w:p>
-        </w:tc>
-        <w:tc>
-          <w:p>
-            <w:pPr>
-              <w:spacing w:after="40" w:before="40"/>
-            </w:pPr>
-            <w:r>
-              <w:rPr>
-                <w:rFonts w:ascii="Calibri" w:cs="Calibri" w:eastAsia="Calibri" w:hAnsi="Calibri"/>
-                <w:sz w:val="20"/>
-                <w:szCs w:val="20"/>
-              </w:rPr>
-              <w:t xml:space="preserve">❌</w:t>
-            </w:r>
-          </w:p>
-        </w:tc>
-        <w:tc>
-          <w:p>
-            <w:pPr>
-              <w:spacing w:after="40" w:before="40"/>
-            </w:pPr>
-            <w:r>
-              <w:rPr>
-                <w:rFonts w:ascii="Calibri" w:cs="Calibri" w:eastAsia="Calibri" w:hAnsi="Calibri"/>
-                <w:sz w:val="20"/>
-                <w:szCs w:val="20"/>
-              </w:rPr>
-              <w:t xml:space="preserve">❌</w:t>
-            </w:r>
-          </w:p>
-        </w:tc>
-        <w:tc>
-          <w:p>
-            <w:pPr>
-              <w:spacing w:after="40" w:before="40"/>
-            </w:pPr>
-            <w:r>
-              <w:rPr>
-                <w:rFonts w:ascii="Calibri" w:cs="Calibri" w:eastAsia="Calibri" w:hAnsi="Calibri"/>
-                <w:sz w:val="20"/>
-                <w:szCs w:val="20"/>
-              </w:rPr>
-              <w:t xml:space="preserve">✅</w:t>
-            </w:r>
-          </w:p>
-        </w:tc>
-      </w:tr>
-      <w:tr>
-        <w:tc>
-          <w:tcPr>
-            <w:shd w:fill="F8FAFC" w:val="clear"/>
-          </w:tcPr>
-          <w:p>
-            <w:pPr>
-              <w:spacing w:after="40" w:before="40"/>
-            </w:pPr>
-            <w:r>
-              <w:rPr>
-                <w:rFonts w:ascii="Calibri" w:cs="Calibri" w:eastAsia="Calibri" w:hAnsi="Calibri"/>
-                <w:sz w:val="20"/>
-                <w:szCs w:val="20"/>
-              </w:rPr>
-              <w:t xml:space="preserve">Unduh Backup Database JSON</w:t>
-            </w:r>
-          </w:p>
-        </w:tc>
-        <w:tc>
-          <w:tcPr>
-            <w:shd w:fill="F8FAFC" w:val="clear"/>
-          </w:tcPr>
-          <w:p>
-            <w:pPr>
-              <w:spacing w:after="40" w:before="40"/>
-            </w:pPr>
-            <w:r>
-              <w:rPr>
-                <w:rFonts w:ascii="Calibri" w:cs="Calibri" w:eastAsia="Calibri" w:hAnsi="Calibri"/>
-                <w:sz w:val="20"/>
-                <w:szCs w:val="20"/>
-              </w:rPr>
-              <w:t xml:space="preserve">❌</w:t>
-            </w:r>
-          </w:p>
-        </w:tc>
-        <w:tc>
-          <w:tcPr>
-            <w:shd w:fill="F8FAFC" w:val="clear"/>
-          </w:tcPr>
-          <w:p>
-            <w:pPr>
-              <w:spacing w:after="40" w:before="40"/>
-            </w:pPr>
-            <w:r>
-              <w:rPr>
-                <w:rFonts w:ascii="Calibri" w:cs="Calibri" w:eastAsia="Calibri" w:hAnsi="Calibri"/>
-                <w:sz w:val="20"/>
-                <w:szCs w:val="20"/>
-              </w:rPr>
-              <w:t xml:space="preserve">❌</w:t>
-            </w:r>
-          </w:p>
-        </w:tc>
-        <w:tc>
-          <w:tcPr>
-            <w:shd w:fill="F8FAFC" w:val="clear"/>
-          </w:tcPr>
-          <w:p>
-            <w:pPr>
-              <w:spacing w:after="40" w:before="40"/>
-            </w:pPr>
-            <w:r>
-              <w:rPr>
-                <w:rFonts w:ascii="Calibri" w:cs="Calibri" w:eastAsia="Calibri" w:hAnsi="Calibri"/>
-                <w:sz w:val="20"/>
-                <w:szCs w:val="20"/>
-              </w:rPr>
-              <w:t xml:space="preserve">❌</w:t>
-            </w:r>
-          </w:p>
-        </w:tc>
-        <w:tc>
-          <w:tcPr>
-            <w:shd w:fill="F8FAFC" w:val="clear"/>
-          </w:tcPr>
           <w:p>
             <w:pPr>
               <w:spacing w:after="40" w:before="40"/>
@@ -6294,7 +6015,337 @@
         <w:spacing w:after="200" w:before="400"/>
       </w:pPr>
       <w:r>
-        <w:t xml:space="preserve">11. Glosarium Istilah</w:t>
+        <w:t xml:space="preserve">12. Alur Operasional Lapangan (Business Workflows)</w:t>
+      </w:r>
+    </w:p>
+    <w:p>
+      <w:pPr>
+        <w:pStyle w:val="Heading2"/>
+        <w:spacing w:after="120" w:before="300"/>
+      </w:pPr>
+      <w:r>
+        <w:t xml:space="preserve">12.1 Alur Penggantian Mesin Rusak Toko dengan Unit Backup</w:t>
+      </w:r>
+    </w:p>
+    <w:p>
+      <w:pPr>
+        <w:pStyle w:val="ListParagraph"/>
+        <w:numPr>
+          <w:ilvl w:val="0"/>
+          <w:numId w:val="1"/>
+        </w:numPr>
+        <w:spacing w:after="40" w:before="40"/>
+      </w:pPr>
+      <w:r>
+        <w:rPr>
+          <w:rFonts w:ascii="Calibri" w:cs="Calibri" w:eastAsia="Calibri" w:hAnsi="Calibri"/>
+          <w:sz w:val="22"/>
+          <w:szCs w:val="22"/>
+        </w:rPr>
+        <w:t xml:space="preserve">1. Insiden di Toko: Mesin kasir toko rusak. Staf toko membuka E1-TMA di Telegram ➡️ Mengajukan pinjaman unit backup dengan durasi 7 hari.</w:t>
+      </w:r>
+    </w:p>
+    <w:p>
+      <w:pPr>
+        <w:pStyle w:val="ListParagraph"/>
+        <w:numPr>
+          <w:ilvl w:val="0"/>
+          <w:numId w:val="1"/>
+        </w:numPr>
+        <w:spacing w:after="40" w:before="40"/>
+      </w:pPr>
+      <w:r>
+        <w:rPr>
+          <w:rFonts w:ascii="Calibri" w:cs="Calibri" w:eastAsia="Calibri" w:hAnsi="Calibri"/>
+          <w:sz w:val="22"/>
+          <w:szCs w:val="22"/>
+        </w:rPr>
+        <w:t xml:space="preserve">2. Persetujuan Instan: Notifikasi masuk ke Telegram Admin IT Regional. Admin menekan tombol Setujui langsung dari gelembung chat Telegram.</w:t>
+      </w:r>
+    </w:p>
+    <w:p>
+      <w:pPr>
+        <w:pStyle w:val="ListParagraph"/>
+        <w:numPr>
+          <w:ilvl w:val="0"/>
+          <w:numId w:val="1"/>
+        </w:numPr>
+        <w:spacing w:after="40" w:before="40"/>
+      </w:pPr>
+      <w:r>
+        <w:rPr>
+          <w:rFonts w:ascii="Calibri" w:cs="Calibri" w:eastAsia="Calibri" w:hAnsi="Calibri"/>
+          <w:sz w:val="22"/>
+          <w:szCs w:val="22"/>
+        </w:rPr>
+        <w:t xml:space="preserve">3. Pengiriman &amp; Serah Terima: Admin IT mengalokasikan unit backup dan mengirimkannya. Saat barang tiba, toko membuka E1-TMA dan mengklik "Terima Unit" (Status menjadi In Progress, sistem mulai menghitung jatuh tempo).</w:t>
+      </w:r>
+    </w:p>
+    <w:p>
+      <w:pPr>
+        <w:pStyle w:val="ListParagraph"/>
+        <w:numPr>
+          <w:ilvl w:val="0"/>
+          <w:numId w:val="1"/>
+        </w:numPr>
+        <w:spacing w:after="40" w:before="40"/>
+      </w:pPr>
+      <w:r>
+        <w:rPr>
+          <w:rFonts w:ascii="Calibri" w:cs="Calibri" w:eastAsia="Calibri" w:hAnsi="Calibri"/>
+          <w:sz w:val="22"/>
+          <w:szCs w:val="22"/>
+        </w:rPr>
+        <w:t xml:space="preserve">4. Monitoring: Jika peminjaman mendekati H-3 atau melewati batas 7 hari, bot otomatis mengirim alarm peringatan ke grup IT Regional.</w:t>
+      </w:r>
+    </w:p>
+    <w:p>
+      <w:pPr>
+        <w:pStyle w:val="ListParagraph"/>
+        <w:numPr>
+          <w:ilvl w:val="0"/>
+          <w:numId w:val="1"/>
+        </w:numPr>
+        <w:spacing w:after="40" w:before="40"/>
+      </w:pPr>
+      <w:r>
+        <w:rPr>
+          <w:rFonts w:ascii="Calibri" w:cs="Calibri" w:eastAsia="Calibri" w:hAnsi="Calibri"/>
+          <w:sz w:val="22"/>
+          <w:szCs w:val="22"/>
+        </w:rPr>
+        <w:t xml:space="preserve">5. Pengembalian &amp; Tutup Tiket: Toko mengembalikan barang setelah mesin utama selesai diservis dengan menekan "Kembalikan Unit". Admin IT menerima fisik unit di gudang dan menekan "Terima di Gudang" (Lokasi aset otomatis direset ke gudang asal).</w:t>
+      </w:r>
+    </w:p>
+    <w:p>
+      <w:pPr>
+        <w:pStyle w:val="ListParagraph"/>
+        <w:numPr>
+          <w:ilvl w:val="0"/>
+          <w:numId w:val="1"/>
+        </w:numPr>
+        <w:spacing w:after="40" w:before="40"/>
+      </w:pPr>
+      <w:r>
+        <w:rPr>
+          <w:rFonts w:ascii="Calibri" w:cs="Calibri" w:eastAsia="Calibri" w:hAnsi="Calibri"/>
+          <w:sz w:val="22"/>
+          <w:szCs w:val="22"/>
+        </w:rPr>
+        <w:t xml:space="preserve">6. Sinkronisasi Odoo: Setiap akhir pekan, Admin IT mengunduh rekap mutasi dari E1-TMA dan mengimpornya ke Odoo untuk memperbarui catatan pembukuan pusat.</w:t>
+      </w:r>
+    </w:p>
+    <w:p>
+      <w:r>
+        <w:br w:type="page"/>
+      </w:r>
+    </w:p>
+    <w:p>
+      <w:pPr>
+        <w:pStyle w:val="Heading1"/>
+        <w:pBdr>
+          <w:bottom w:val="single" w:color="2563EB" w:sz="8" w:space="6"/>
+        </w:pBdr>
+        <w:spacing w:after="200" w:before="400"/>
+      </w:pPr>
+      <w:r>
+        <w:t xml:space="preserve">13. Batasan, Asumsi &amp; Dependensi</w:t>
+      </w:r>
+    </w:p>
+    <w:p>
+      <w:pPr>
+        <w:pStyle w:val="ListParagraph"/>
+        <w:numPr>
+          <w:ilvl w:val="0"/>
+          <w:numId w:val="1"/>
+        </w:numPr>
+        <w:spacing w:after="40" w:before="40"/>
+      </w:pPr>
+      <w:r>
+        <w:rPr>
+          <w:rFonts w:ascii="Calibri" w:cs="Calibri" w:eastAsia="Calibri" w:hAnsi="Calibri"/>
+          <w:sz w:val="22"/>
+          <w:szCs w:val="22"/>
+        </w:rPr>
+        <w:t xml:space="preserve">Batasan (Constraints): Sinkronisasi antara E1-TMA dan Odoo pada fase ini masih bersifat berkala (batch-oriented via CSV Export-Import). Perbedaan status sementara dapat terjadi sebelum rekonsiliasi berkala dieksekusi.</w:t>
+      </w:r>
+    </w:p>
+    <w:p>
+      <w:pPr>
+        <w:pStyle w:val="ListParagraph"/>
+        <w:numPr>
+          <w:ilvl w:val="0"/>
+          <w:numId w:val="1"/>
+        </w:numPr>
+        <w:spacing w:after="40" w:before="40"/>
+      </w:pPr>
+      <w:r>
+        <w:rPr>
+          <w:rFonts w:ascii="Calibri" w:cs="Calibri" w:eastAsia="Calibri" w:hAnsi="Calibri"/>
+          <w:sz w:val="22"/>
+          <w:szCs w:val="22"/>
+        </w:rPr>
+        <w:t xml:space="preserve">Asumsi (Assumptions): Setiap unit fisik aset di lapangan memiliki label barcode/QR yang terbaca kamera. Staf cabang memiliki akses ke aplikasi Telegram pada smartphone operasional.</w:t>
+      </w:r>
+    </w:p>
+    <w:p>
+      <w:pPr>
+        <w:pStyle w:val="ListParagraph"/>
+        <w:numPr>
+          <w:ilvl w:val="0"/>
+          <w:numId w:val="1"/>
+        </w:numPr>
+        <w:spacing w:after="40" w:before="40"/>
+      </w:pPr>
+      <w:r>
+        <w:rPr>
+          <w:rFonts w:ascii="Calibri" w:cs="Calibri" w:eastAsia="Calibri" w:hAnsi="Calibri"/>
+          <w:sz w:val="22"/>
+          <w:szCs w:val="22"/>
+        </w:rPr>
+        <w:t xml:space="preserve">Dependensi (Dependencies): Koneksi internet aktif, ketersediaan layanan Supabase Platform (PostgreSQL &amp; Edge Functions), serta operasional Telegram Bot API.</w:t>
+      </w:r>
+    </w:p>
+    <w:p>
+      <w:r>
+        <w:br w:type="page"/>
+      </w:r>
+    </w:p>
+    <w:p>
+      <w:pPr>
+        <w:pStyle w:val="Heading1"/>
+        <w:pBdr>
+          <w:bottom w:val="single" w:color="2563EB" w:sz="8" w:space="6"/>
+        </w:pBdr>
+        <w:spacing w:after="200" w:before="400"/>
+      </w:pPr>
+      <w:r>
+        <w:t xml:space="preserve">14. Kriteria Keberhasilan &amp; Penerimaan (Acceptance Criteria)</w:t>
+      </w:r>
+    </w:p>
+    <w:p>
+      <w:pPr>
+        <w:pStyle w:val="ListParagraph"/>
+        <w:numPr>
+          <w:ilvl w:val="0"/>
+          <w:numId w:val="1"/>
+        </w:numPr>
+        <w:spacing w:after="40" w:before="40"/>
+      </w:pPr>
+      <w:r>
+        <w:rPr>
+          <w:rFonts w:ascii="Calibri" w:cs="Calibri" w:eastAsia="Calibri" w:hAnsi="Calibri"/>
+          <w:sz w:val="22"/>
+          <w:szCs w:val="22"/>
+        </w:rPr>
+        <w:t xml:space="preserve">[v] Antarmuka Telegram Mini App dapat diakses mulus oleh staf cabang tanpa instalasi aplikasi tambahan.</w:t>
+      </w:r>
+    </w:p>
+    <w:p>
+      <w:pPr>
+        <w:pStyle w:val="ListParagraph"/>
+        <w:numPr>
+          <w:ilvl w:val="0"/>
+          <w:numId w:val="1"/>
+        </w:numPr>
+        <w:spacing w:after="40" w:before="40"/>
+      </w:pPr>
+      <w:r>
+        <w:rPr>
+          <w:rFonts w:ascii="Calibri" w:cs="Calibri" w:eastAsia="Calibri" w:hAnsi="Calibri"/>
+          <w:sz w:val="22"/>
+          <w:szCs w:val="22"/>
+        </w:rPr>
+        <w:t xml:space="preserve">[v] Pemindaian barcode aset dapat dilakukan langsung menggunakan kamera HP bawaan serta mendukung fallback input nomor seri manual.</w:t>
+      </w:r>
+    </w:p>
+    <w:p>
+      <w:pPr>
+        <w:pStyle w:val="ListParagraph"/>
+        <w:numPr>
+          <w:ilvl w:val="0"/>
+          <w:numId w:val="1"/>
+        </w:numPr>
+        <w:spacing w:after="40" w:before="40"/>
+      </w:pPr>
+      <w:r>
+        <w:rPr>
+          <w:rFonts w:ascii="Calibri" w:cs="Calibri" w:eastAsia="Calibri" w:hAnsi="Calibri"/>
+          <w:sz w:val="22"/>
+          <w:szCs w:val="22"/>
+        </w:rPr>
+        <w:t xml:space="preserve">[v] Alur peminjaman unit backup berjalan lengkap melalui 6 fase dengan perhitungan jatuh tempo otomatis dan restorasi lokasi gudang asal saat selesai.</w:t>
+      </w:r>
+    </w:p>
+    <w:p>
+      <w:pPr>
+        <w:pStyle w:val="ListParagraph"/>
+        <w:numPr>
+          <w:ilvl w:val="0"/>
+          <w:numId w:val="1"/>
+        </w:numPr>
+        <w:spacing w:after="40" w:before="40"/>
+      </w:pPr>
+      <w:r>
+        <w:rPr>
+          <w:rFonts w:ascii="Calibri" w:cs="Calibri" w:eastAsia="Calibri" w:hAnsi="Calibri"/>
+          <w:sz w:val="22"/>
+          <w:szCs w:val="22"/>
+        </w:rPr>
+        <w:t xml:space="preserve">[v] Notifikasi dan persetujuan 1-klik di obrolan Telegram Bot berfungsi secara real-time.</w:t>
+      </w:r>
+    </w:p>
+    <w:p>
+      <w:pPr>
+        <w:pStyle w:val="ListParagraph"/>
+        <w:numPr>
+          <w:ilvl w:val="0"/>
+          <w:numId w:val="1"/>
+        </w:numPr>
+        <w:spacing w:after="40" w:before="40"/>
+      </w:pPr>
+      <w:r>
+        <w:rPr>
+          <w:rFonts w:ascii="Calibri" w:cs="Calibri" w:eastAsia="Calibri" w:hAnsi="Calibri"/>
+          <w:sz w:val="22"/>
+          <w:szCs w:val="22"/>
+        </w:rPr>
+        <w:t xml:space="preserve">[v] Sistem mampu menghasilkan file ekspor CSV/Excel terformat yang valid untuk diimpor kembali ke Odoo.</w:t>
+      </w:r>
+    </w:p>
+    <w:p>
+      <w:pPr>
+        <w:pStyle w:val="ListParagraph"/>
+        <w:numPr>
+          <w:ilvl w:val="0"/>
+          <w:numId w:val="1"/>
+        </w:numPr>
+        <w:spacing w:after="40" w:before="40"/>
+      </w:pPr>
+      <w:r>
+        <w:rPr>
+          <w:rFonts w:ascii="Calibri" w:cs="Calibri" w:eastAsia="Calibri" w:hAnsi="Calibri"/>
+          <w:sz w:val="22"/>
+          <w:szCs w:val="22"/>
+        </w:rPr>
+        <w:t xml:space="preserve">[v] Berkas BAST Serah Terima dan BAST Pemusnahan terbuat secara digital dan siap dicetak/disimpan dalam format PDF.</w:t>
+      </w:r>
+    </w:p>
+    <w:p>
+      <w:r>
+        <w:br w:type="page"/>
+      </w:r>
+    </w:p>
+    <w:p>
+      <w:pPr>
+        <w:pStyle w:val="Heading1"/>
+        <w:pBdr>
+          <w:bottom w:val="single" w:color="2563EB" w:sz="8" w:space="6"/>
+        </w:pBdr>
+        <w:spacing w:after="200" w:before="400"/>
+      </w:pPr>
+      <w:r>
+        <w:t xml:space="preserve">15. Glosarium</w:t>
       </w:r>
     </w:p>
     <w:tbl>
@@ -6372,31 +6423,66 @@
                 <w:sz w:val="20"/>
                 <w:szCs w:val="20"/>
               </w:rPr>
-              <w:t xml:space="preserve">TMA</w:t>
-            </w:r>
-          </w:p>
-        </w:tc>
-        <w:tc>
-          <w:p>
-            <w:pPr>
-              <w:spacing w:after="40" w:before="40"/>
-            </w:pPr>
-            <w:r>
-              <w:rPr>
-                <w:rFonts w:ascii="Calibri" w:cs="Calibri" w:eastAsia="Calibri" w:hAnsi="Calibri"/>
-                <w:sz w:val="20"/>
-                <w:szCs w:val="20"/>
-              </w:rPr>
-              <w:t xml:space="preserve">Telegram Mini App — Aplikasi web yang berjalan di dalam Telegram.</w:t>
-            </w:r>
-          </w:p>
-        </w:tc>
-      </w:tr>
-      <w:tr>
-        <w:tc>
-          <w:tcPr>
-            <w:shd w:fill="F8FAFC" w:val="clear"/>
-          </w:tcPr>
+              <w:t xml:space="preserve">Odoo ERP</w:t>
+            </w:r>
+          </w:p>
+        </w:tc>
+        <w:tc>
+          <w:p>
+            <w:pPr>
+              <w:spacing w:after="40" w:before="40"/>
+            </w:pPr>
+            <w:r>
+              <w:rPr>
+                <w:rFonts w:ascii="Calibri" w:cs="Calibri" w:eastAsia="Calibri" w:hAnsi="Calibri"/>
+                <w:sz w:val="20"/>
+                <w:szCs w:val="20"/>
+              </w:rPr>
+              <w:t xml:space="preserve">Sistem Enterprise Resource Planning induk yang berfungsi sebagai System of Record inventaris korporasi.</w:t>
+            </w:r>
+          </w:p>
+        </w:tc>
+      </w:tr>
+      <w:tr>
+        <w:tc>
+          <w:tcPr>
+            <w:shd w:fill="F8FAFC" w:val="clear"/>
+          </w:tcPr>
+          <w:p>
+            <w:pPr>
+              <w:spacing w:after="40" w:before="40"/>
+            </w:pPr>
+            <w:r>
+              <w:rPr>
+                <w:rFonts w:ascii="Calibri" w:cs="Calibri" w:eastAsia="Calibri" w:hAnsi="Calibri"/>
+                <w:sz w:val="20"/>
+                <w:szCs w:val="20"/>
+              </w:rPr>
+              <w:t xml:space="preserve">E1-TMA</w:t>
+            </w:r>
+          </w:p>
+        </w:tc>
+        <w:tc>
+          <w:tcPr>
+            <w:shd w:fill="F8FAFC" w:val="clear"/>
+          </w:tcPr>
+          <w:p>
+            <w:pPr>
+              <w:spacing w:after="40" w:before="40"/>
+            </w:pPr>
+            <w:r>
+              <w:rPr>
+                <w:rFonts w:ascii="Calibri" w:cs="Calibri" w:eastAsia="Calibri" w:hAnsi="Calibri"/>
+                <w:sz w:val="20"/>
+                <w:szCs w:val="20"/>
+              </w:rPr>
+              <w:t xml:space="preserve">Telegram Mini App pendamping operasional lapangan (System of Engagement) untuk manajemen aset bergerak.</w:t>
+            </w:r>
+          </w:p>
+        </w:tc>
+      </w:tr>
+      <w:tr>
+        <w:tc>
           <w:p>
             <w:pPr>
               <w:spacing w:after="40" w:before="40"/>
@@ -6412,122 +6498,87 @@
           </w:p>
         </w:tc>
         <w:tc>
-          <w:tcPr>
-            <w:shd w:fill="F8FAFC" w:val="clear"/>
-          </w:tcPr>
-          <w:p>
-            <w:pPr>
-              <w:spacing w:after="40" w:before="40"/>
-            </w:pPr>
-            <w:r>
-              <w:rPr>
-                <w:rFonts w:ascii="Calibri" w:cs="Calibri" w:eastAsia="Calibri" w:hAnsi="Calibri"/>
-                <w:sz w:val="20"/>
-                <w:szCs w:val="20"/>
-              </w:rPr>
-              <w:t xml:space="preserve">Perangkat IT cadangan operasional di gudang regional untuk kebutuhan darurat toko.</w:t>
-            </w:r>
-          </w:p>
-        </w:tc>
-      </w:tr>
-      <w:tr>
-        <w:tc>
-          <w:p>
-            <w:pPr>
-              <w:spacing w:after="40" w:before="40"/>
-            </w:pPr>
-            <w:r>
-              <w:rPr>
-                <w:rFonts w:ascii="Calibri" w:cs="Calibri" w:eastAsia="Calibri" w:hAnsi="Calibri"/>
-                <w:sz w:val="20"/>
-                <w:szCs w:val="20"/>
-              </w:rPr>
-              <w:t xml:space="preserve">Aktiva / BTA</w:t>
-            </w:r>
-          </w:p>
-        </w:tc>
-        <w:tc>
-          <w:p>
-            <w:pPr>
-              <w:spacing w:after="40" w:before="40"/>
-            </w:pPr>
-            <w:r>
-              <w:rPr>
-                <w:rFonts w:ascii="Calibri" w:cs="Calibri" w:eastAsia="Calibri" w:hAnsi="Calibri"/>
-                <w:sz w:val="20"/>
-                <w:szCs w:val="20"/>
-              </w:rPr>
-              <w:t xml:space="preserve">Nomor Bukti Tambah Aktiva — Kode identifikasi pembukuan aset perusahaan.</w:t>
-            </w:r>
-          </w:p>
-        </w:tc>
-      </w:tr>
-      <w:tr>
-        <w:tc>
-          <w:tcPr>
-            <w:shd w:fill="F8FAFC" w:val="clear"/>
-          </w:tcPr>
-          <w:p>
-            <w:pPr>
-              <w:spacing w:after="40" w:before="40"/>
-            </w:pPr>
-            <w:r>
-              <w:rPr>
-                <w:rFonts w:ascii="Calibri" w:cs="Calibri" w:eastAsia="Calibri" w:hAnsi="Calibri"/>
-                <w:sz w:val="20"/>
-                <w:szCs w:val="20"/>
-              </w:rPr>
-              <w:t xml:space="preserve">Site / Toko</w:t>
-            </w:r>
-          </w:p>
-        </w:tc>
-        <w:tc>
-          <w:tcPr>
-            <w:shd w:fill="F8FAFC" w:val="clear"/>
-          </w:tcPr>
-          <w:p>
-            <w:pPr>
-              <w:spacing w:after="40" w:before="40"/>
-            </w:pPr>
-            <w:r>
-              <w:rPr>
-                <w:rFonts w:ascii="Calibri" w:cs="Calibri" w:eastAsia="Calibri" w:hAnsi="Calibri"/>
-                <w:sz w:val="20"/>
-                <w:szCs w:val="20"/>
-              </w:rPr>
-              <w:t xml:space="preserve">Entitas lokasi fisik operasional cabang atau kantor perusahaan.</w:t>
-            </w:r>
-          </w:p>
-        </w:tc>
-      </w:tr>
-      <w:tr>
-        <w:tc>
-          <w:p>
-            <w:pPr>
-              <w:spacing w:after="40" w:before="40"/>
-            </w:pPr>
-            <w:r>
-              <w:rPr>
-                <w:rFonts w:ascii="Calibri" w:cs="Calibri" w:eastAsia="Calibri" w:hAnsi="Calibri"/>
-                <w:sz w:val="20"/>
-                <w:szCs w:val="20"/>
-              </w:rPr>
-              <w:t xml:space="preserve">Region</w:t>
-            </w:r>
-          </w:p>
-        </w:tc>
-        <w:tc>
-          <w:p>
-            <w:pPr>
-              <w:spacing w:after="40" w:before="40"/>
-            </w:pPr>
-            <w:r>
-              <w:rPr>
-                <w:rFonts w:ascii="Calibri" w:cs="Calibri" w:eastAsia="Calibri" w:hAnsi="Calibri"/>
-                <w:sz w:val="20"/>
-                <w:szCs w:val="20"/>
-              </w:rPr>
-              <w:t xml:space="preserve">Wilayah teritori administratif yang membawahi sejumlah site/cabang.</w:t>
+          <w:p>
+            <w:pPr>
+              <w:spacing w:after="40" w:before="40"/>
+            </w:pPr>
+            <w:r>
+              <w:rPr>
+                <w:rFonts w:ascii="Calibri" w:cs="Calibri" w:eastAsia="Calibri" w:hAnsi="Calibri"/>
+                <w:sz w:val="20"/>
+                <w:szCs w:val="20"/>
+              </w:rPr>
+              <w:t xml:space="preserve">Perangkat cadangan operasional yang disimpan di gudang regional untuk menggantikan sementara unit toko yang rusak.</w:t>
+            </w:r>
+          </w:p>
+        </w:tc>
+      </w:tr>
+      <w:tr>
+        <w:tc>
+          <w:tcPr>
+            <w:shd w:fill="F8FAFC" w:val="clear"/>
+          </w:tcPr>
+          <w:p>
+            <w:pPr>
+              <w:spacing w:after="40" w:before="40"/>
+            </w:pPr>
+            <w:r>
+              <w:rPr>
+                <w:rFonts w:ascii="Calibri" w:cs="Calibri" w:eastAsia="Calibri" w:hAnsi="Calibri"/>
+                <w:sz w:val="20"/>
+                <w:szCs w:val="20"/>
+              </w:rPr>
+              <w:t xml:space="preserve">Data Latency</w:t>
+            </w:r>
+          </w:p>
+        </w:tc>
+        <w:tc>
+          <w:tcPr>
+            <w:shd w:fill="F8FAFC" w:val="clear"/>
+          </w:tcPr>
+          <w:p>
+            <w:pPr>
+              <w:spacing w:after="40" w:before="40"/>
+            </w:pPr>
+            <w:r>
+              <w:rPr>
+                <w:rFonts w:ascii="Calibri" w:cs="Calibri" w:eastAsia="Calibri" w:hAnsi="Calibri"/>
+                <w:sz w:val="20"/>
+                <w:szCs w:val="20"/>
+              </w:rPr>
+              <w:t xml:space="preserve">Jeda waktu antara pencatatan riil transaksi di lapangan (E1-TMA) dengan pembaruan status di sistem induk (Odoo).</w:t>
+            </w:r>
+          </w:p>
+        </w:tc>
+      </w:tr>
+      <w:tr>
+        <w:tc>
+          <w:p>
+            <w:pPr>
+              <w:spacing w:after="40" w:before="40"/>
+            </w:pPr>
+            <w:r>
+              <w:rPr>
+                <w:rFonts w:ascii="Calibri" w:cs="Calibri" w:eastAsia="Calibri" w:hAnsi="Calibri"/>
+                <w:sz w:val="20"/>
+                <w:szCs w:val="20"/>
+              </w:rPr>
+              <w:t xml:space="preserve">Status Mismatch</w:t>
+            </w:r>
+          </w:p>
+        </w:tc>
+        <w:tc>
+          <w:p>
+            <w:pPr>
+              <w:spacing w:after="40" w:before="40"/>
+            </w:pPr>
+            <w:r>
+              <w:rPr>
+                <w:rFonts w:ascii="Calibri" w:cs="Calibri" w:eastAsia="Calibri" w:hAnsi="Calibri"/>
+                <w:sz w:val="20"/>
+                <w:szCs w:val="20"/>
+              </w:rPr>
+              <w:t xml:space="preserve">Kondisi perbedaan status aset sementara antara E1-TMA dan Odoo sebelum proses rekonsiliasi file CSV dijalankan.</w:t>
             </w:r>
           </w:p>
         </w:tc>
@@ -6565,118 +6616,13 @@
                 <w:sz w:val="20"/>
                 <w:szCs w:val="20"/>
               </w:rPr>
-              <w:t xml:space="preserve">Batas tanggal akhir masa pinjam aset sebelum dinyatakan terlambat (Overdue).</w:t>
-            </w:r>
-          </w:p>
-        </w:tc>
-      </w:tr>
-      <w:tr>
-        <w:tc>
-          <w:p>
-            <w:pPr>
-              <w:spacing w:after="40" w:before="40"/>
-            </w:pPr>
-            <w:r>
-              <w:rPr>
-                <w:rFonts w:ascii="Calibri" w:cs="Calibri" w:eastAsia="Calibri" w:hAnsi="Calibri"/>
-                <w:sz w:val="20"/>
-                <w:szCs w:val="20"/>
-              </w:rPr>
-              <w:t xml:space="preserve">Overdue</w:t>
-            </w:r>
-          </w:p>
-        </w:tc>
-        <w:tc>
-          <w:p>
-            <w:pPr>
-              <w:spacing w:after="40" w:before="40"/>
-            </w:pPr>
-            <w:r>
-              <w:rPr>
-                <w:rFonts w:ascii="Calibri" w:cs="Calibri" w:eastAsia="Calibri" w:hAnsi="Calibri"/>
-                <w:sz w:val="20"/>
-                <w:szCs w:val="20"/>
-              </w:rPr>
-              <w:t xml:space="preserve">Kondisi di mana masa peminjaman unit backup telah melewati batas waktu yang disepakati.</w:t>
-            </w:r>
-          </w:p>
-        </w:tc>
-      </w:tr>
-      <w:tr>
-        <w:tc>
-          <w:tcPr>
-            <w:shd w:fill="F8FAFC" w:val="clear"/>
-          </w:tcPr>
-          <w:p>
-            <w:pPr>
-              <w:spacing w:after="40" w:before="40"/>
-            </w:pPr>
-            <w:r>
-              <w:rPr>
-                <w:rFonts w:ascii="Calibri" w:cs="Calibri" w:eastAsia="Calibri" w:hAnsi="Calibri"/>
-                <w:sz w:val="20"/>
-                <w:szCs w:val="20"/>
-              </w:rPr>
-              <w:t xml:space="preserve">Returning</w:t>
-            </w:r>
-          </w:p>
-        </w:tc>
-        <w:tc>
-          <w:tcPr>
-            <w:shd w:fill="F8FAFC" w:val="clear"/>
-          </w:tcPr>
-          <w:p>
-            <w:pPr>
-              <w:spacing w:after="40" w:before="40"/>
-            </w:pPr>
-            <w:r>
-              <w:rPr>
-                <w:rFonts w:ascii="Calibri" w:cs="Calibri" w:eastAsia="Calibri" w:hAnsi="Calibri"/>
-                <w:sz w:val="20"/>
-                <w:szCs w:val="20"/>
-              </w:rPr>
-              <w:t xml:space="preserve">Status penyerahan di mana unit telah dikemas dan dikirimkan oleh toko menuju gudang IT.</w:t>
-            </w:r>
-          </w:p>
-        </w:tc>
-      </w:tr>
-      <w:tr>
-        <w:tc>
-          <w:p>
-            <w:pPr>
-              <w:spacing w:after="40" w:before="40"/>
-            </w:pPr>
-            <w:r>
-              <w:rPr>
-                <w:rFonts w:ascii="Calibri" w:cs="Calibri" w:eastAsia="Calibri" w:hAnsi="Calibri"/>
-                <w:sz w:val="20"/>
-                <w:szCs w:val="20"/>
-              </w:rPr>
-              <w:t xml:space="preserve">Disposed</w:t>
-            </w:r>
-          </w:p>
-        </w:tc>
-        <w:tc>
-          <w:p>
-            <w:pPr>
-              <w:spacing w:after="40" w:before="40"/>
-            </w:pPr>
-            <w:r>
-              <w:rPr>
-                <w:rFonts w:ascii="Calibri" w:cs="Calibri" w:eastAsia="Calibri" w:hAnsi="Calibri"/>
-                <w:sz w:val="20"/>
-                <w:szCs w:val="20"/>
-              </w:rPr>
-              <w:t xml:space="preserve">Status aset yang telah resmi dimusnahkan/diafkirkan dari buku aset fisik aktif.</w:t>
-            </w:r>
-          </w:p>
-        </w:tc>
-      </w:tr>
-      <w:tr>
-        <w:tc>
-          <w:tcPr>
-            <w:shd w:fill="F8FAFC" w:val="clear"/>
-          </w:tcPr>
+              <w:t xml:space="preserve">Tanggal batas akhir peminjaman unit backup sebelum dinyatakan berstatus Overdue.</w:t>
+            </w:r>
+          </w:p>
+        </w:tc>
+      </w:tr>
+      <w:tr>
+        <w:tc>
           <w:p>
             <w:pPr>
               <w:spacing w:after="40" w:before="40"/>
@@ -6692,122 +6638,55 @@
           </w:p>
         </w:tc>
         <w:tc>
-          <w:tcPr>
-            <w:shd w:fill="F8FAFC" w:val="clear"/>
-          </w:tcPr>
-          <w:p>
-            <w:pPr>
-              <w:spacing w:after="40" w:before="40"/>
-            </w:pPr>
-            <w:r>
-              <w:rPr>
-                <w:rFonts w:ascii="Calibri" w:cs="Calibri" w:eastAsia="Calibri" w:hAnsi="Calibri"/>
-                <w:sz w:val="20"/>
-                <w:szCs w:val="20"/>
-              </w:rPr>
-              <w:t xml:space="preserve">Berita Acara Serah Terima — Dokumen resmi legalitas serah terima aset.</w:t>
-            </w:r>
-          </w:p>
-        </w:tc>
-      </w:tr>
-      <w:tr>
-        <w:tc>
-          <w:p>
-            <w:pPr>
-              <w:spacing w:after="40" w:before="40"/>
-            </w:pPr>
-            <w:r>
-              <w:rPr>
-                <w:rFonts w:ascii="Calibri" w:cs="Calibri" w:eastAsia="Calibri" w:hAnsi="Calibri"/>
-                <w:sz w:val="20"/>
-                <w:szCs w:val="20"/>
-              </w:rPr>
-              <w:t xml:space="preserve">RLS</w:t>
-            </w:r>
-          </w:p>
-        </w:tc>
-        <w:tc>
-          <w:p>
-            <w:pPr>
-              <w:spacing w:after="40" w:before="40"/>
-            </w:pPr>
-            <w:r>
-              <w:rPr>
-                <w:rFonts w:ascii="Calibri" w:cs="Calibri" w:eastAsia="Calibri" w:hAnsi="Calibri"/>
-                <w:sz w:val="20"/>
-                <w:szCs w:val="20"/>
-              </w:rPr>
-              <w:t xml:space="preserve">Row Level Security — Fitur keamanan PostgreSQL yang mengisolasi akses data per baris.</w:t>
-            </w:r>
-          </w:p>
-        </w:tc>
-      </w:tr>
-      <w:tr>
-        <w:tc>
-          <w:tcPr>
-            <w:shd w:fill="F8FAFC" w:val="clear"/>
-          </w:tcPr>
-          <w:p>
-            <w:pPr>
-              <w:spacing w:after="40" w:before="40"/>
-            </w:pPr>
-            <w:r>
-              <w:rPr>
-                <w:rFonts w:ascii="Calibri" w:cs="Calibri" w:eastAsia="Calibri" w:hAnsi="Calibri"/>
-                <w:sz w:val="20"/>
-                <w:szCs w:val="20"/>
-              </w:rPr>
-              <w:t xml:space="preserve">Edge Function</w:t>
-            </w:r>
-          </w:p>
-        </w:tc>
-        <w:tc>
-          <w:tcPr>
-            <w:shd w:fill="F8FAFC" w:val="clear"/>
-          </w:tcPr>
-          <w:p>
-            <w:pPr>
-              <w:spacing w:after="40" w:before="40"/>
-            </w:pPr>
-            <w:r>
-              <w:rPr>
-                <w:rFonts w:ascii="Calibri" w:cs="Calibri" w:eastAsia="Calibri" w:hAnsi="Calibri"/>
-                <w:sz w:val="20"/>
-                <w:szCs w:val="20"/>
-              </w:rPr>
-              <w:t xml:space="preserve">Fungsi komputasi serverless Deno/TypeScript yang dieksekusi di edge network.</w:t>
-            </w:r>
-          </w:p>
-        </w:tc>
-      </w:tr>
-      <w:tr>
-        <w:tc>
-          <w:p>
-            <w:pPr>
-              <w:spacing w:after="40" w:before="40"/>
-            </w:pPr>
-            <w:r>
-              <w:rPr>
-                <w:rFonts w:ascii="Calibri" w:cs="Calibri" w:eastAsia="Calibri" w:hAnsi="Calibri"/>
-                <w:sz w:val="20"/>
-                <w:szCs w:val="20"/>
-              </w:rPr>
-              <w:t xml:space="preserve">Inline Keyboard</w:t>
-            </w:r>
-          </w:p>
-        </w:tc>
-        <w:tc>
-          <w:p>
-            <w:pPr>
-              <w:spacing w:after="40" w:before="40"/>
-            </w:pPr>
-            <w:r>
-              <w:rPr>
-                <w:rFonts w:ascii="Calibri" w:cs="Calibri" w:eastAsia="Calibri" w:hAnsi="Calibri"/>
-                <w:sz w:val="20"/>
-                <w:szCs w:val="20"/>
-              </w:rPr>
-              <w:t xml:space="preserve">Tombol interaktif yang disematkan langsung pada pesan bot Telegram.</w:t>
+          <w:p>
+            <w:pPr>
+              <w:spacing w:after="40" w:before="40"/>
+            </w:pPr>
+            <w:r>
+              <w:rPr>
+                <w:rFonts w:ascii="Calibri" w:cs="Calibri" w:eastAsia="Calibri" w:hAnsi="Calibri"/>
+                <w:sz w:val="20"/>
+                <w:szCs w:val="20"/>
+              </w:rPr>
+              <w:t xml:space="preserve">Berita Acara Serah Terima — Dokumen legalitas formal penyerahan dan pemindahan tanggung jawab aset.</w:t>
+            </w:r>
+          </w:p>
+        </w:tc>
+      </w:tr>
+      <w:tr>
+        <w:tc>
+          <w:tcPr>
+            <w:shd w:fill="F8FAFC" w:val="clear"/>
+          </w:tcPr>
+          <w:p>
+            <w:pPr>
+              <w:spacing w:after="40" w:before="40"/>
+            </w:pPr>
+            <w:r>
+              <w:rPr>
+                <w:rFonts w:ascii="Calibri" w:cs="Calibri" w:eastAsia="Calibri" w:hAnsi="Calibri"/>
+                <w:sz w:val="20"/>
+                <w:szCs w:val="20"/>
+              </w:rPr>
+              <w:t xml:space="preserve">UPSERT</w:t>
+            </w:r>
+          </w:p>
+        </w:tc>
+        <w:tc>
+          <w:tcPr>
+            <w:shd w:fill="F8FAFC" w:val="clear"/>
+          </w:tcPr>
+          <w:p>
+            <w:pPr>
+              <w:spacing w:after="40" w:before="40"/>
+            </w:pPr>
+            <w:r>
+              <w:rPr>
+                <w:rFonts w:ascii="Calibri" w:cs="Calibri" w:eastAsia="Calibri" w:hAnsi="Calibri"/>
+                <w:sz w:val="20"/>
+                <w:szCs w:val="20"/>
+              </w:rPr>
+              <w:t xml:space="preserve">Operasi database untuk melakukan Update jika data sudah ada, atau Insert jika data baru.</w:t>
             </w:r>
           </w:p>
         </w:tc>
@@ -6834,7 +6713,7 @@
           <w:sz w:val="20"/>
           <w:szCs w:val="20"/>
         </w:rPr>
-        <w:t xml:space="preserve">Dokumen ini merupakan spesifikasi kebutuhan bisnis resmi untuk sistem E1-TMA per 27 Agustus 2026.</w:t>
+        <w:t xml:space="preserve">Dokumen ini merupakan spesifikasi kebutuhan bisnis resmi (BRD Versi 2.0) yang merefleksikan posisi arsitektur E1-TMA sebagai tangan panjang Odoo ERP per 27 Agustus 2026.</w:t>
       </w:r>
     </w:p>
     <w:sectPr>
